--- a/UI_Software_Project_Initiation_and_Planning/Business Plan Mauis.docx
+++ b/UI_Software_Project_Initiation_and_Planning/Business Plan Mauis.docx
@@ -25,6 +25,15 @@
           <w:lang w:val="en-US"/>
         </w:rPr>
         <w:t xml:space="preserve">BUSINESS PLAN TEMPLATE</w:t>
+      </w:r>
+      <w:r>
+        <w:rPr>
+          <w:rFonts w:ascii="Aptos Display" w:hAnsi="Aptos Display" w:cs="Aptos Display"/>
+          <w:b/>
+          <w:bCs/>
+          <w:sz w:val="40"/>
+          <w:szCs w:val="40"/>
+        </w:rPr>
       </w:r>
       <w:r>
         <w:rPr>
@@ -71,6 +80,13 @@
           <w:szCs w:val="40"/>
         </w:rPr>
       </w:r>
+      <w:r>
+        <w:rPr>
+          <w:rFonts w:ascii="Aptos Display" w:hAnsi="Aptos Display" w:cs="Aptos Display"/>
+          <w:sz w:val="40"/>
+          <w:szCs w:val="40"/>
+        </w:rPr>
+      </w:r>
     </w:p>
     <w:p>
       <w:pPr>
@@ -81,6 +97,11 @@
           <w:lang w:val="en-US"/>
         </w:rPr>
       </w:pPr>
+      <w:r>
+        <w:rPr>
+          <w:lang w:val="en-US"/>
+        </w:rPr>
+      </w:r>
       <w:r>
         <w:rPr>
           <w:lang w:val="en-US"/>
@@ -94,7 +115,7 @@
     </w:p>
     <w:p>
       <w:pPr>
-        <w:pStyle w:val="724"/>
+        <w:pStyle w:val="808"/>
         <w:pBdr/>
         <w:spacing/>
         <w:ind/>
@@ -108,7 +129,11 @@
         <w:t xml:space="preserve">MAUISCREENTIME</w:t>
       </w:r>
       <w:bookmarkEnd w:id="1"/>
-      <w:r/>
+      <w:r>
+        <w:rPr>
+          <w:lang w:val="en-US"/>
+        </w:rPr>
+      </w:r>
       <w:r>
         <w:rPr>
           <w:lang w:val="en-US"/>
@@ -253,6 +278,11 @@
           <w:lang w:val="en-US"/>
         </w:rPr>
       </w:r>
+      <w:r>
+        <w:rPr>
+          <w:lang w:val="en-US"/>
+        </w:rPr>
+      </w:r>
     </w:p>
     <w:sdt>
       <w:sdtPr>
@@ -267,7 +297,7 @@
       <w:sdtContent>
         <w:p>
           <w:pPr>
-            <w:pStyle w:val="891"/>
+            <w:pStyle w:val="975"/>
             <w:pBdr/>
             <w:spacing/>
             <w:ind/>
@@ -278,7 +308,7 @@
           </w:r>
           <w:r>
             <w:rPr>
-              <w:rStyle w:val="913"/>
+              <w:rStyle w:val="997"/>
               <w:sz w:val="24"/>
               <w:szCs w:val="24"/>
             </w:rPr>
@@ -287,7 +317,7 @@
         </w:p>
         <w:p>
           <w:pPr>
-            <w:pStyle w:val="881"/>
+            <w:pStyle w:val="965"/>
             <w:pBdr/>
             <w:tabs>
               <w:tab w:val="right" w:leader="dot" w:pos="9016"/>
@@ -305,22 +335,21 @@
           <w:r>
             <w:fldChar w:fldCharType="separate"/>
           </w:r>
-          <w:r/>
           <w:hyperlink w:tooltip="#_Toc1" w:anchor="_Toc1" w:history="1">
             <w:r>
               <w:rPr>
-                <w:rStyle w:val="879"/>
+                <w:rStyle w:val="963"/>
               </w:rPr>
             </w:r>
             <w:r>
               <w:rPr>
-                <w:rStyle w:val="879"/>
+                <w:rStyle w:val="963"/>
               </w:rPr>
               <w:t xml:space="preserve">MAUISCREENTIME</w:t>
             </w:r>
             <w:r>
               <w:rPr>
-                <w:rStyle w:val="879"/>
+                <w:rStyle w:val="963"/>
                 <w:lang w:val="en-US"/>
               </w:rPr>
             </w:r>
@@ -340,10 +369,11 @@
               <w:lang w:val="en-US"/>
             </w:rPr>
           </w:r>
+          <w:r/>
         </w:p>
         <w:p>
           <w:pPr>
-            <w:pStyle w:val="882"/>
+            <w:pStyle w:val="966"/>
             <w:pBdr/>
             <w:tabs>
               <w:tab w:val="right" w:leader="dot" w:pos="9016"/>
@@ -352,22 +382,23 @@
             <w:ind/>
             <w:rPr/>
           </w:pPr>
+          <w:r/>
           <w:hyperlink w:tooltip="#_Toc2" w:anchor="_Toc2" w:history="1">
             <w:r>
               <w:rPr>
-                <w:rStyle w:val="879"/>
+                <w:rStyle w:val="963"/>
               </w:rPr>
             </w:r>
             <w:r>
               <w:rPr>
-                <w:rStyle w:val="879"/>
+                <w:rStyle w:val="963"/>
                 <w:lang w:val="en-US"/>
               </w:rPr>
               <w:t xml:space="preserve">Executive Summary</w:t>
             </w:r>
             <w:r>
               <w:rPr>
-                <w:rStyle w:val="879"/>
+                <w:rStyle w:val="963"/>
                 <w:lang w:val="en-US"/>
               </w:rPr>
             </w:r>
@@ -387,10 +418,11 @@
               <w:lang w:val="en-US"/>
             </w:rPr>
           </w:r>
+          <w:r/>
         </w:p>
         <w:p>
           <w:pPr>
-            <w:pStyle w:val="882"/>
+            <w:pStyle w:val="966"/>
             <w:pBdr/>
             <w:tabs>
               <w:tab w:val="left" w:leader="none" w:pos="850"/>
@@ -400,6 +432,7 @@
             <w:ind/>
             <w:rPr/>
           </w:pPr>
+          <w:r/>
           <w:hyperlink w:tooltip="#_Toc3" w:anchor="_Toc3" w:history="1">
             <w:r>
               <w:rPr>
@@ -412,19 +445,19 @@
             </w:r>
             <w:r>
               <w:rPr>
-                <w:rStyle w:val="879"/>
+                <w:rStyle w:val="963"/>
               </w:rPr>
             </w:r>
             <w:r>
               <w:rPr>
-                <w:rStyle w:val="879"/>
+                <w:rStyle w:val="963"/>
                 <w:lang w:val="en-US"/>
               </w:rPr>
               <w:t xml:space="preserve">Business Description</w:t>
             </w:r>
             <w:r>
               <w:rPr>
-                <w:rStyle w:val="879"/>
+                <w:rStyle w:val="963"/>
                 <w:lang w:val="en-US"/>
               </w:rPr>
             </w:r>
@@ -444,10 +477,11 @@
               <w:lang w:val="en-US"/>
             </w:rPr>
           </w:r>
+          <w:r/>
         </w:p>
         <w:p>
           <w:pPr>
-            <w:pStyle w:val="882"/>
+            <w:pStyle w:val="966"/>
             <w:pBdr/>
             <w:tabs>
               <w:tab w:val="left" w:leader="none" w:pos="850"/>
@@ -457,6 +491,7 @@
             <w:ind/>
             <w:rPr/>
           </w:pPr>
+          <w:r/>
           <w:hyperlink w:tooltip="#_Toc4" w:anchor="_Toc4" w:history="1">
             <w:r>
               <w:rPr>
@@ -469,19 +504,19 @@
             </w:r>
             <w:r>
               <w:rPr>
-                <w:rStyle w:val="879"/>
+                <w:rStyle w:val="963"/>
               </w:rPr>
             </w:r>
             <w:r>
               <w:rPr>
-                <w:rStyle w:val="879"/>
+                <w:rStyle w:val="963"/>
                 <w:lang w:val="en-US"/>
               </w:rPr>
               <w:t xml:space="preserve">Market Analysis</w:t>
             </w:r>
             <w:r>
               <w:rPr>
-                <w:rStyle w:val="879"/>
+                <w:rStyle w:val="963"/>
                 <w:lang w:val="en-US"/>
               </w:rPr>
             </w:r>
@@ -501,10 +536,11 @@
               <w:lang w:val="en-US"/>
             </w:rPr>
           </w:r>
+          <w:r/>
         </w:p>
         <w:p>
           <w:pPr>
-            <w:pStyle w:val="882"/>
+            <w:pStyle w:val="966"/>
             <w:pBdr/>
             <w:tabs>
               <w:tab w:val="left" w:leader="none" w:pos="850"/>
@@ -514,6 +550,7 @@
             <w:ind/>
             <w:rPr/>
           </w:pPr>
+          <w:r/>
           <w:hyperlink w:tooltip="#_Toc5" w:anchor="_Toc5" w:history="1">
             <w:r>
               <w:rPr>
@@ -526,19 +563,19 @@
             </w:r>
             <w:r>
               <w:rPr>
-                <w:rStyle w:val="879"/>
+                <w:rStyle w:val="963"/>
               </w:rPr>
             </w:r>
             <w:r>
               <w:rPr>
-                <w:rStyle w:val="879"/>
+                <w:rStyle w:val="963"/>
                 <w:lang w:val="en-US"/>
               </w:rPr>
               <w:t xml:space="preserve">Competitor Analysis</w:t>
             </w:r>
             <w:r>
               <w:rPr>
-                <w:rStyle w:val="879"/>
+                <w:rStyle w:val="963"/>
                 <w:lang w:val="en-US"/>
               </w:rPr>
             </w:r>
@@ -558,10 +595,11 @@
               <w:lang w:val="en-US"/>
             </w:rPr>
           </w:r>
+          <w:r/>
         </w:p>
         <w:p>
           <w:pPr>
-            <w:pStyle w:val="882"/>
+            <w:pStyle w:val="966"/>
             <w:pBdr/>
             <w:tabs>
               <w:tab w:val="left" w:leader="none" w:pos="850"/>
@@ -571,6 +609,7 @@
             <w:ind/>
             <w:rPr/>
           </w:pPr>
+          <w:r/>
           <w:hyperlink w:tooltip="#_Toc6" w:anchor="_Toc6" w:history="1">
             <w:r>
               <w:rPr>
@@ -583,19 +622,19 @@
             </w:r>
             <w:r>
               <w:rPr>
-                <w:rStyle w:val="879"/>
+                <w:rStyle w:val="963"/>
               </w:rPr>
             </w:r>
             <w:r>
               <w:rPr>
-                <w:rStyle w:val="879"/>
+                <w:rStyle w:val="963"/>
                 <w:lang w:val="en-US"/>
               </w:rPr>
               <w:t xml:space="preserve">Marketing &amp; Sales Strategy</w:t>
             </w:r>
             <w:r>
               <w:rPr>
-                <w:rStyle w:val="879"/>
+                <w:rStyle w:val="963"/>
                 <w:lang w:val="en-US"/>
               </w:rPr>
             </w:r>
@@ -615,10 +654,11 @@
               <w:lang w:val="en-US"/>
             </w:rPr>
           </w:r>
+          <w:r/>
         </w:p>
         <w:p>
           <w:pPr>
-            <w:pStyle w:val="882"/>
+            <w:pStyle w:val="966"/>
             <w:pBdr/>
             <w:tabs>
               <w:tab w:val="left" w:leader="none" w:pos="850"/>
@@ -628,6 +668,7 @@
             <w:ind/>
             <w:rPr/>
           </w:pPr>
+          <w:r/>
           <w:hyperlink w:tooltip="#_Toc7" w:anchor="_Toc7" w:history="1">
             <w:r>
               <w:rPr>
@@ -640,19 +681,19 @@
             </w:r>
             <w:r>
               <w:rPr>
-                <w:rStyle w:val="879"/>
+                <w:rStyle w:val="963"/>
               </w:rPr>
             </w:r>
             <w:r>
               <w:rPr>
-                <w:rStyle w:val="879"/>
+                <w:rStyle w:val="963"/>
                 <w:lang w:val="en-US"/>
               </w:rPr>
               <w:t xml:space="preserve">Product Development &amp; Technology</w:t>
             </w:r>
             <w:r>
               <w:rPr>
-                <w:rStyle w:val="879"/>
+                <w:rStyle w:val="963"/>
                 <w:lang w:val="en-US"/>
               </w:rPr>
             </w:r>
@@ -672,10 +713,11 @@
               <w:lang w:val="en-US"/>
             </w:rPr>
           </w:r>
+          <w:r/>
         </w:p>
         <w:p>
           <w:pPr>
-            <w:pStyle w:val="882"/>
+            <w:pStyle w:val="966"/>
             <w:pBdr/>
             <w:tabs>
               <w:tab w:val="left" w:leader="none" w:pos="850"/>
@@ -685,6 +727,7 @@
             <w:ind/>
             <w:rPr/>
           </w:pPr>
+          <w:r/>
           <w:hyperlink w:tooltip="#_Toc8" w:anchor="_Toc8" w:history="1">
             <w:r>
               <w:rPr>
@@ -697,19 +740,19 @@
             </w:r>
             <w:r>
               <w:rPr>
-                <w:rStyle w:val="879"/>
+                <w:rStyle w:val="963"/>
               </w:rPr>
             </w:r>
             <w:r>
               <w:rPr>
-                <w:rStyle w:val="879"/>
+                <w:rStyle w:val="963"/>
                 <w:lang w:val="en-US"/>
               </w:rPr>
               <w:t xml:space="preserve">Operations Plan</w:t>
             </w:r>
             <w:r>
               <w:rPr>
-                <w:rStyle w:val="879"/>
+                <w:rStyle w:val="963"/>
                 <w:lang w:val="en-US"/>
               </w:rPr>
             </w:r>
@@ -729,10 +772,11 @@
               <w:lang w:val="en-US"/>
             </w:rPr>
           </w:r>
+          <w:r/>
         </w:p>
         <w:p>
           <w:pPr>
-            <w:pStyle w:val="882"/>
+            <w:pStyle w:val="966"/>
             <w:pBdr/>
             <w:tabs>
               <w:tab w:val="left" w:leader="none" w:pos="850"/>
@@ -742,6 +786,7 @@
             <w:ind/>
             <w:rPr/>
           </w:pPr>
+          <w:r/>
           <w:hyperlink w:tooltip="#_Toc9" w:anchor="_Toc9" w:history="1">
             <w:r>
               <w:rPr>
@@ -754,19 +799,19 @@
             </w:r>
             <w:r>
               <w:rPr>
-                <w:rStyle w:val="879"/>
+                <w:rStyle w:val="963"/>
               </w:rPr>
             </w:r>
             <w:r>
               <w:rPr>
-                <w:rStyle w:val="879"/>
+                <w:rStyle w:val="963"/>
                 <w:lang w:val="en-US"/>
               </w:rPr>
               <w:t xml:space="preserve">Financial Plan</w:t>
             </w:r>
             <w:r>
               <w:rPr>
-                <w:rStyle w:val="879"/>
+                <w:rStyle w:val="963"/>
                 <w:lang w:val="en-US"/>
               </w:rPr>
             </w:r>
@@ -786,10 +831,11 @@
               <w:lang w:val="en-US"/>
             </w:rPr>
           </w:r>
+          <w:r/>
         </w:p>
         <w:p>
           <w:pPr>
-            <w:pStyle w:val="882"/>
+            <w:pStyle w:val="966"/>
             <w:pBdr/>
             <w:tabs>
               <w:tab w:val="left" w:leader="none" w:pos="850"/>
@@ -799,6 +845,7 @@
             <w:ind/>
             <w:rPr/>
           </w:pPr>
+          <w:r/>
           <w:hyperlink w:tooltip="#_Toc10" w:anchor="_Toc10" w:history="1">
             <w:r>
               <w:rPr>
@@ -811,19 +858,19 @@
             </w:r>
             <w:r>
               <w:rPr>
-                <w:rStyle w:val="879"/>
+                <w:rStyle w:val="963"/>
               </w:rPr>
             </w:r>
             <w:r>
               <w:rPr>
-                <w:rStyle w:val="879"/>
+                <w:rStyle w:val="963"/>
                 <w:lang w:val="en-US"/>
               </w:rPr>
               <w:t xml:space="preserve">Risk Analysis</w:t>
             </w:r>
             <w:r>
               <w:rPr>
-                <w:rStyle w:val="879"/>
+                <w:rStyle w:val="963"/>
                 <w:lang w:val="en-US"/>
               </w:rPr>
             </w:r>
@@ -843,10 +890,11 @@
               <w:lang w:val="en-US"/>
             </w:rPr>
           </w:r>
+          <w:r/>
         </w:p>
         <w:p>
           <w:pPr>
-            <w:pStyle w:val="882"/>
+            <w:pStyle w:val="966"/>
             <w:pBdr/>
             <w:tabs>
               <w:tab w:val="left" w:leader="none" w:pos="850"/>
@@ -856,6 +904,7 @@
             <w:ind/>
             <w:rPr/>
           </w:pPr>
+          <w:r/>
           <w:hyperlink w:tooltip="#_Toc11" w:anchor="_Toc11" w:history="1">
             <w:r>
               <w:rPr>
@@ -868,19 +917,19 @@
             </w:r>
             <w:r>
               <w:rPr>
-                <w:rStyle w:val="879"/>
+                <w:rStyle w:val="963"/>
               </w:rPr>
             </w:r>
             <w:r>
               <w:rPr>
-                <w:rStyle w:val="879"/>
+                <w:rStyle w:val="963"/>
                 <w:lang w:val="en-US"/>
               </w:rPr>
               <w:t xml:space="preserve">Meta Skills Reflection</w:t>
             </w:r>
             <w:r>
               <w:rPr>
-                <w:rStyle w:val="879"/>
+                <w:rStyle w:val="963"/>
                 <w:lang w:val="en-US"/>
               </w:rPr>
             </w:r>
@@ -900,10 +949,11 @@
               <w:lang w:val="en-US"/>
             </w:rPr>
           </w:r>
+          <w:r/>
         </w:p>
         <w:p>
           <w:pPr>
-            <w:pStyle w:val="882"/>
+            <w:pStyle w:val="966"/>
             <w:pBdr/>
             <w:tabs>
               <w:tab w:val="right" w:leader="dot" w:pos="9016"/>
@@ -912,21 +962,22 @@
             <w:ind/>
             <w:rPr/>
           </w:pPr>
+          <w:r/>
           <w:hyperlink w:tooltip="#_Toc12" w:anchor="_Toc12" w:history="1">
             <w:r>
               <w:rPr>
-                <w:rStyle w:val="879"/>
+                <w:rStyle w:val="963"/>
               </w:rPr>
             </w:r>
             <w:r>
               <w:rPr>
-                <w:rStyle w:val="879"/>
+                <w:rStyle w:val="963"/>
               </w:rPr>
               <w:t xml:space="preserve">Conclusion</w:t>
             </w:r>
             <w:r>
               <w:rPr>
-                <w:rStyle w:val="879"/>
+                <w:rStyle w:val="963"/>
               </w:rPr>
             </w:r>
             <w:r>
@@ -941,10 +992,11 @@
             </w:r>
           </w:hyperlink>
           <w:r/>
+          <w:r/>
         </w:p>
         <w:p>
           <w:pPr>
-            <w:pStyle w:val="882"/>
+            <w:pStyle w:val="966"/>
             <w:pBdr/>
             <w:tabs>
               <w:tab w:val="right" w:leader="dot" w:pos="9016"/>
@@ -953,21 +1005,22 @@
             <w:ind/>
             <w:rPr/>
           </w:pPr>
+          <w:r/>
           <w:hyperlink w:tooltip="#_Toc13" w:anchor="_Toc13" w:history="1">
             <w:r>
               <w:rPr>
-                <w:rStyle w:val="879"/>
+                <w:rStyle w:val="963"/>
               </w:rPr>
             </w:r>
             <w:r>
               <w:rPr>
-                <w:rStyle w:val="879"/>
+                <w:rStyle w:val="963"/>
               </w:rPr>
               <w:t xml:space="preserve">References</w:t>
             </w:r>
             <w:r>
               <w:rPr>
-                <w:rStyle w:val="879"/>
+                <w:rStyle w:val="963"/>
               </w:rPr>
             </w:r>
             <w:r>
@@ -982,6 +1035,7 @@
             </w:r>
           </w:hyperlink>
           <w:r/>
+          <w:r/>
         </w:p>
         <w:p>
           <w:pPr>
@@ -990,7 +1044,6 @@
             <w:ind/>
             <w:rPr/>
           </w:pPr>
-          <w:r/>
           <w:r>
             <w:rPr>
               <w:b/>
@@ -999,150 +1052,9 @@
             <w:fldChar w:fldCharType="end"/>
           </w:r>
           <w:r/>
-          <w:r/>
         </w:p>
       </w:sdtContent>
     </w:sdt>
-    <w:p>
-      <w:pPr>
-        <w:pBdr/>
-        <w:spacing/>
-        <w:ind/>
-        <w:rPr>
-          <w:lang w:val="en-US"/>
-        </w:rPr>
-      </w:pPr>
-      <w:r>
-        <w:rPr>
-          <w:lang w:val="en-US"/>
-        </w:rPr>
-      </w:r>
-      <w:r>
-        <w:rPr>
-          <w:lang w:val="en-US"/>
-        </w:rPr>
-      </w:r>
-    </w:p>
-    <w:p>
-      <w:pPr>
-        <w:pBdr/>
-        <w:spacing/>
-        <w:ind/>
-        <w:rPr>
-          <w:lang w:val="en-US"/>
-        </w:rPr>
-      </w:pPr>
-      <w:r>
-        <w:rPr>
-          <w:lang w:val="en-US"/>
-        </w:rPr>
-      </w:r>
-      <w:r>
-        <w:rPr>
-          <w:lang w:val="en-US"/>
-        </w:rPr>
-      </w:r>
-    </w:p>
-    <w:p>
-      <w:pPr>
-        <w:pBdr/>
-        <w:spacing/>
-        <w:ind/>
-        <w:rPr>
-          <w:lang w:val="en-US"/>
-        </w:rPr>
-      </w:pPr>
-      <w:r>
-        <w:rPr>
-          <w:lang w:val="en-US"/>
-        </w:rPr>
-      </w:r>
-      <w:r>
-        <w:rPr>
-          <w:lang w:val="en-US"/>
-        </w:rPr>
-      </w:r>
-    </w:p>
-    <w:p>
-      <w:pPr>
-        <w:pBdr/>
-        <w:spacing/>
-        <w:ind/>
-        <w:rPr>
-          <w:lang w:val="en-US"/>
-        </w:rPr>
-      </w:pPr>
-      <w:r>
-        <w:rPr>
-          <w:lang w:val="en-US"/>
-        </w:rPr>
-      </w:r>
-      <w:r>
-        <w:rPr>
-          <w:lang w:val="en-US"/>
-        </w:rPr>
-      </w:r>
-    </w:p>
-    <w:p>
-      <w:pPr>
-        <w:pBdr/>
-        <w:spacing/>
-        <w:ind/>
-        <w:rPr>
-          <w:lang w:val="en-US"/>
-        </w:rPr>
-      </w:pPr>
-      <w:r>
-        <w:rPr>
-          <w:lang w:val="en-US"/>
-        </w:rPr>
-      </w:r>
-      <w:r>
-        <w:rPr>
-          <w:lang w:val="en-US"/>
-        </w:rPr>
-      </w:r>
-    </w:p>
-    <w:p>
-      <w:pPr>
-        <w:pBdr/>
-        <w:spacing/>
-        <w:ind/>
-        <w:rPr>
-          <w:lang w:val="en-US"/>
-        </w:rPr>
-      </w:pPr>
-      <w:r>
-        <w:rPr>
-          <w:lang w:val="en-US"/>
-        </w:rPr>
-      </w:r>
-      <w:r>
-        <w:rPr>
-          <w:lang w:val="en-US"/>
-        </w:rPr>
-      </w:r>
-    </w:p>
-    <w:p>
-      <w:pPr>
-        <w:pBdr/>
-        <w:spacing/>
-        <w:ind/>
-        <w:rPr>
-          <w:lang w:val="en-US"/>
-        </w:rPr>
-      </w:pPr>
-      <w:r>
-        <w:rPr>
-          <w:lang w:val="en-US"/>
-        </w:rPr>
-      </w:r>
-      <w:r>
-        <w:rPr>
-          <w:lang w:val="en-US"/>
-        </w:rPr>
-      </w:r>
-    </w:p>
     <w:p>
       <w:pPr>
         <w:pBdr/>
@@ -1237,16 +1149,26 @@
           <w:lang w:val="en-US"/>
         </w:rPr>
       </w:r>
-    </w:p>
-    <w:p>
-      <w:pPr>
-        <w:pBdr/>
-        <w:spacing/>
-        <w:ind/>
+      <w:r>
         <w:rPr>
           <w:lang w:val="en-US"/>
         </w:rPr>
-      </w:pPr>
+      </w:r>
+    </w:p>
+    <w:p>
+      <w:pPr>
+        <w:pBdr/>
+        <w:spacing/>
+        <w:ind/>
+        <w:rPr>
+          <w:lang w:val="en-US"/>
+        </w:rPr>
+      </w:pPr>
+      <w:r>
+        <w:rPr>
+          <w:lang w:val="en-US"/>
+        </w:rPr>
+      </w:r>
       <w:r>
         <w:rPr>
           <w:lang w:val="en-US"/>
@@ -1260,7 +1182,182 @@
     </w:p>
     <w:p>
       <w:pPr>
-        <w:pStyle w:val="725"/>
+        <w:pBdr/>
+        <w:spacing/>
+        <w:ind/>
+        <w:rPr>
+          <w:lang w:val="en-US"/>
+        </w:rPr>
+      </w:pPr>
+      <w:r>
+        <w:rPr>
+          <w:lang w:val="en-US"/>
+        </w:rPr>
+      </w:r>
+      <w:r>
+        <w:rPr>
+          <w:lang w:val="en-US"/>
+        </w:rPr>
+      </w:r>
+      <w:r>
+        <w:rPr>
+          <w:lang w:val="en-US"/>
+        </w:rPr>
+      </w:r>
+    </w:p>
+    <w:p>
+      <w:pPr>
+        <w:pBdr/>
+        <w:spacing/>
+        <w:ind/>
+        <w:rPr>
+          <w:lang w:val="en-US"/>
+        </w:rPr>
+      </w:pPr>
+      <w:r>
+        <w:rPr>
+          <w:lang w:val="en-US"/>
+        </w:rPr>
+      </w:r>
+      <w:r>
+        <w:rPr>
+          <w:lang w:val="en-US"/>
+        </w:rPr>
+      </w:r>
+      <w:r>
+        <w:rPr>
+          <w:lang w:val="en-US"/>
+        </w:rPr>
+      </w:r>
+    </w:p>
+    <w:p>
+      <w:pPr>
+        <w:pBdr/>
+        <w:spacing/>
+        <w:ind/>
+        <w:rPr>
+          <w:lang w:val="en-US"/>
+        </w:rPr>
+      </w:pPr>
+      <w:r>
+        <w:rPr>
+          <w:lang w:val="en-US"/>
+        </w:rPr>
+      </w:r>
+      <w:r>
+        <w:rPr>
+          <w:lang w:val="en-US"/>
+        </w:rPr>
+      </w:r>
+      <w:r>
+        <w:rPr>
+          <w:lang w:val="en-US"/>
+        </w:rPr>
+      </w:r>
+    </w:p>
+    <w:p>
+      <w:pPr>
+        <w:pBdr/>
+        <w:spacing/>
+        <w:ind/>
+        <w:rPr>
+          <w:lang w:val="en-US"/>
+        </w:rPr>
+      </w:pPr>
+      <w:r>
+        <w:rPr>
+          <w:lang w:val="en-US"/>
+        </w:rPr>
+      </w:r>
+      <w:r>
+        <w:rPr>
+          <w:lang w:val="en-US"/>
+        </w:rPr>
+      </w:r>
+      <w:r>
+        <w:rPr>
+          <w:lang w:val="en-US"/>
+        </w:rPr>
+      </w:r>
+    </w:p>
+    <w:p>
+      <w:pPr>
+        <w:pBdr/>
+        <w:spacing/>
+        <w:ind/>
+        <w:rPr>
+          <w:lang w:val="en-US"/>
+        </w:rPr>
+      </w:pPr>
+      <w:r>
+        <w:rPr>
+          <w:lang w:val="en-US"/>
+        </w:rPr>
+      </w:r>
+      <w:r>
+        <w:rPr>
+          <w:lang w:val="en-US"/>
+        </w:rPr>
+      </w:r>
+      <w:r>
+        <w:rPr>
+          <w:lang w:val="en-US"/>
+        </w:rPr>
+      </w:r>
+    </w:p>
+    <w:p>
+      <w:pPr>
+        <w:pBdr/>
+        <w:spacing/>
+        <w:ind/>
+        <w:rPr>
+          <w:lang w:val="en-US"/>
+        </w:rPr>
+      </w:pPr>
+      <w:r>
+        <w:rPr>
+          <w:lang w:val="en-US"/>
+        </w:rPr>
+      </w:r>
+      <w:r>
+        <w:rPr>
+          <w:lang w:val="en-US"/>
+        </w:rPr>
+      </w:r>
+      <w:r>
+        <w:rPr>
+          <w:lang w:val="en-US"/>
+        </w:rPr>
+      </w:r>
+    </w:p>
+    <w:p>
+      <w:pPr>
+        <w:pBdr/>
+        <w:spacing/>
+        <w:ind/>
+        <w:rPr>
+          <w:lang w:val="en-US"/>
+        </w:rPr>
+      </w:pPr>
+      <w:r>
+        <w:rPr>
+          <w:lang w:val="en-US"/>
+        </w:rPr>
+      </w:r>
+      <w:r>
+        <w:rPr>
+          <w:lang w:val="en-US"/>
+        </w:rPr>
+      </w:r>
+      <w:r>
+        <w:rPr>
+          <w:lang w:val="en-US"/>
+        </w:rPr>
+      </w:r>
+    </w:p>
+    <w:p>
+      <w:pPr>
+        <w:pStyle w:val="809"/>
         <w:pBdr/>
         <w:spacing/>
         <w:ind/>
@@ -1276,9 +1373,12 @@
         </w:rPr>
         <w:t xml:space="preserve">Executive Summary</w:t>
       </w:r>
-      <w:r/>
       <w:bookmarkEnd w:id="2"/>
-      <w:r/>
+      <w:r>
+        <w:rPr>
+          <w:lang w:val="en-US"/>
+        </w:rPr>
+      </w:r>
       <w:r>
         <w:rPr>
           <w:lang w:val="en-US"/>
@@ -1332,7 +1432,11 @@
           <w:lang w:val="en-US"/>
         </w:rPr>
       </w:pPr>
-      <w:r/>
+      <w:r>
+        <w:rPr>
+          <w:lang w:val="en-US"/>
+        </w:rPr>
+      </w:r>
       <w:r>
         <w:rPr>
           <w:lang w:val="en-US"/>
@@ -1341,7 +1445,7 @@
     </w:p>
     <w:p>
       <w:pPr>
-        <w:pStyle w:val="725"/>
+        <w:pStyle w:val="809"/>
         <w:numPr>
           <w:ilvl w:val="0"/>
           <w:numId w:val="2"/>
@@ -1361,9 +1465,12 @@
         </w:rPr>
         <w:t xml:space="preserve">Business Description</w:t>
       </w:r>
-      <w:r/>
       <w:bookmarkEnd w:id="3"/>
-      <w:r/>
+      <w:r>
+        <w:rPr>
+          <w:lang w:val="en-US"/>
+        </w:rPr>
+      </w:r>
       <w:r>
         <w:rPr>
           <w:lang w:val="en-US"/>
@@ -1377,7 +1484,6 @@
         <w:ind/>
         <w:rPr/>
       </w:pPr>
-      <w:r/>
       <w:r>
         <w:t xml:space="preserve">MauiScreenTime aims</w:t>
       </w:r>
@@ -1392,7 +1498,7 @@
         <w:spacing/>
         <w:ind/>
         <w:rPr>
-          <w:rStyle w:val="913"/>
+          <w:rStyle w:val="997"/>
           <w:sz w:val="24"/>
           <w:szCs w:val="24"/>
           <w:highlight w:val="none"/>
@@ -1418,35 +1524,53 @@
       </w:r>
       <w:r>
         <w:rPr>
-          <w:rStyle w:val="913"/>
+          <w:rStyle w:val="997"/>
           <w:sz w:val="24"/>
           <w:szCs w:val="24"/>
           <w:lang w:bidi="en-GB"/>
         </w:rPr>
-        <w:t xml:space="preserve"> The app has currently received full funding for the proof-of-concept stage from Prickly Thistle and UHI’s REBEL Fund, this will fund publishing the product and handling the tree-planting operations that provides user incentives for screen time reduction using the app mechanics.</w:t>
+        <w:t xml:space="preserve"> The app has currently </w:t>
+      </w:r>
+      <w:r>
+        <w:rPr>
+          <w:rStyle w:val="997"/>
+          <w:sz w:val="24"/>
+          <w:szCs w:val="24"/>
+          <w:lang w:bidi="en-GB"/>
+        </w:rPr>
+        <w:t xml:space="preserve">received full funding for the proof-of-concept stage from Prickly Thistle and UHI’s REBEL Fund, this will fund publishing the product and handling the tree-planting operations that provides user incentives for screen time reduction using the app mechanics.</w:t>
       </w:r>
       <w:r>
         <w:rPr>
           <w:lang w:bidi="en-GB"/>
         </w:rPr>
       </w:r>
-    </w:p>
-    <w:p>
-      <w:pPr>
-        <w:pBdr/>
-        <w:spacing/>
-        <w:ind/>
+      <w:r>
         <w:rPr>
-          <w:rStyle w:val="913"/>
+          <w:rStyle w:val="997"/>
           <w:sz w:val="24"/>
           <w:szCs w:val="24"/>
           <w:highlight w:val="none"/>
           <w:lang w:bidi="en-GB"/>
         </w:rPr>
+      </w:r>
+    </w:p>
+    <w:p>
+      <w:pPr>
+        <w:pBdr/>
+        <w:spacing/>
+        <w:ind/>
+        <w:rPr>
+          <w:rStyle w:val="997"/>
+          <w:sz w:val="24"/>
+          <w:szCs w:val="24"/>
+          <w:highlight w:val="none"/>
+          <w:lang w:bidi="en-GB"/>
+        </w:rPr>
       </w:pPr>
       <w:r>
         <w:rPr>
-          <w:rStyle w:val="913"/>
+          <w:rStyle w:val="997"/>
           <w:sz w:val="24"/>
           <w:szCs w:val="24"/>
           <w:highlight w:val="none"/>
@@ -1459,28 +1583,28 @@
           <w:lang w:bidi="en-GB"/>
         </w:rPr>
       </w:r>
-    </w:p>
-    <w:p>
-      <w:pPr>
-        <w:pBdr/>
-        <w:spacing/>
-        <w:ind/>
-        <w:rPr>
-          <w:lang w:bidi="en-GB"/>
-        </w:rPr>
-      </w:pPr>
       <w:r>
         <w:rPr>
-          <w:rStyle w:val="913"/>
+          <w:rStyle w:val="997"/>
           <w:sz w:val="24"/>
           <w:szCs w:val="24"/>
           <w:highlight w:val="none"/>
           <w:lang w:bidi="en-GB"/>
         </w:rPr>
       </w:r>
+    </w:p>
+    <w:p>
+      <w:pPr>
+        <w:pBdr/>
+        <w:spacing/>
+        <w:ind/>
+        <w:rPr>
+          <w:lang w:bidi="en-GB"/>
+        </w:rPr>
+      </w:pPr>
       <w:r>
         <w:rPr>
-          <w:rStyle w:val="913"/>
+          <w:rStyle w:val="997"/>
           <w:sz w:val="24"/>
           <w:szCs w:val="24"/>
           <w:highlight w:val="none"/>
@@ -1558,7 +1682,7 @@
       </w:r>
       <w:r>
         <w:rPr>
-          <w:rStyle w:val="913"/>
+          <w:rStyle w:val="997"/>
           <w:sz w:val="24"/>
           <w:szCs w:val="24"/>
           <w:highlight w:val="none"/>
@@ -1567,10 +1691,6 @@
       </w:r>
       <w:r>
         <w:rPr>
-          <w:rStyle w:val="913"/>
-          <w:sz w:val="24"/>
-          <w:szCs w:val="24"/>
-          <w:highlight w:val="none"/>
           <w:lang w:bidi="en-GB"/>
         </w:rPr>
       </w:r>
@@ -1587,7 +1707,7 @@
     </w:p>
     <w:p>
       <w:pPr>
-        <w:pStyle w:val="725"/>
+        <w:pStyle w:val="809"/>
         <w:numPr>
           <w:ilvl w:val="0"/>
           <w:numId w:val="2"/>
@@ -1607,9 +1727,12 @@
         </w:rPr>
         <w:t xml:space="preserve">Market Analysis</w:t>
       </w:r>
-      <w:r/>
       <w:bookmarkEnd w:id="4"/>
-      <w:r/>
+      <w:r>
+        <w:rPr>
+          <w:lang w:val="en-US"/>
+        </w:rPr>
+      </w:r>
       <w:r>
         <w:rPr>
           <w:lang w:val="en-US"/>
@@ -1639,6 +1762,7 @@
           <w:lang w:val="en-GB"/>
         </w:rPr>
       </w:r>
+      <w:r/>
     </w:p>
     <w:p>
       <w:pPr>
@@ -1650,7 +1774,6 @@
           <w:lang w:val="en-GB"/>
         </w:rPr>
       </w:pPr>
-      <w:r/>
       <w:r>
         <w:rPr>
           <w:highlight w:val="none"/>
@@ -1678,20 +1801,6 @@
           <w:lang w:val="en-GB"/>
         </w:rPr>
       </w:r>
-      <w:r/>
-      <w:r>
-        <w:rPr>
-          <w:rStyle w:val="913"/>
-          <w:sz w:val="24"/>
-          <w:szCs w:val="24"/>
-          <w:lang w:val="en-US"/>
-        </w:rPr>
-      </w:r>
-      <w:r>
-        <w:rPr>
-          <w:lang w:val="en-US"/>
-        </w:rPr>
-      </w:r>
       <w:r>
         <w:rPr>
           <w:highlight w:val="none"/>
@@ -1708,6 +1817,11 @@
           <w:lang w:val="en-US"/>
         </w:rPr>
       </w:pPr>
+      <w:r>
+        <w:rPr>
+          <w:lang w:val="en-US"/>
+        </w:rPr>
+      </w:r>
       <w:r>
         <w:rPr>
           <w:lang w:val="en-US"/>
@@ -1721,7 +1835,7 @@
     </w:p>
     <w:p>
       <w:pPr>
-        <w:pStyle w:val="725"/>
+        <w:pStyle w:val="809"/>
         <w:numPr>
           <w:ilvl w:val="0"/>
           <w:numId w:val="2"/>
@@ -1741,9 +1855,12 @@
         </w:rPr>
         <w:t xml:space="preserve">Competitor Analysis</w:t>
       </w:r>
-      <w:r/>
       <w:bookmarkEnd w:id="5"/>
-      <w:r/>
+      <w:r>
+        <w:rPr>
+          <w:lang w:val="en-US"/>
+        </w:rPr>
+      </w:r>
       <w:r>
         <w:rPr>
           <w:lang w:val="en-US"/>
@@ -1762,7 +1879,7 @@
       </w:pPr>
       <w:r>
         <w:rPr>
-          <w:rStyle w:val="913"/>
+          <w:rStyle w:val="997"/>
           <w:bCs/>
           <w:i w:val="0"/>
           <w:iCs w:val="0"/>
@@ -1770,7 +1887,25 @@
           <w:szCs w:val="24"/>
           <w:highlight w:val="none"/>
         </w:rPr>
-        <w:t xml:space="preserve">A Competitor Analysis was completed in order to understand existing solutions already within the market landscape. This is useful to clearly identify market areas already met by competitor products, along with undeserved areas of the market where MauiScreenTime can fit to serve the customer-base in areas underserved by other competitors.</w:t>
+        <w:t xml:space="preserve">A Competitor Analysis was completed in order to understand existing solutions alrea</w:t>
+      </w:r>
+      <w:r>
+        <w:rPr>
+          <w:rStyle w:val="997"/>
+          <w:bCs/>
+          <w:i w:val="0"/>
+          <w:iCs w:val="0"/>
+          <w:sz w:val="24"/>
+          <w:szCs w:val="24"/>
+          <w:highlight w:val="none"/>
+        </w:rPr>
+        <w:t xml:space="preserve">dy within the market landscape. This is useful to clearly identify market areas already met by competitor products, along with undeserved areas of the market where MauiScreenTime can fit to serve the customer-base in areas underserved by other competitors.</w:t>
+      </w:r>
+      <w:r>
+        <w:rPr>
+          <w:bCs w:val="0"/>
+          <w:i w:val="0"/>
+        </w:rPr>
       </w:r>
       <w:r>
         <w:rPr>
@@ -1877,7 +2012,7 @@
         <w:spacing/>
         <w:ind/>
         <w:rPr>
-          <w:rStyle w:val="913"/>
+          <w:rStyle w:val="997"/>
           <w:sz w:val="24"/>
           <w:szCs w:val="24"/>
           <w:highlight w:val="none"/>
@@ -1892,18 +2027,15 @@
       </w:r>
       <w:r>
         <w:rPr>
-          <w:rStyle w:val="913"/>
+          <w:rStyle w:val="997"/>
           <w:sz w:val="24"/>
           <w:szCs w:val="24"/>
+          <w:highlight w:val="none"/>
         </w:rPr>
       </w:r>
-      <w:r/>
-      <w:r/>
-      <w:r/>
-      <w:r/>
       <w:r>
         <w:rPr>
-          <w:rStyle w:val="913"/>
+          <w:rStyle w:val="997"/>
           <w:sz w:val="24"/>
           <w:szCs w:val="24"/>
           <w:highlight w:val="none"/>
@@ -1947,27 +2079,318 @@
           <w:highlight w:val="none"/>
         </w:rPr>
       </w:r>
+    </w:p>
+    <w:p>
+      <w:pPr>
+        <w:pBdr/>
+        <w:spacing/>
+        <w:ind/>
+        <w:rPr/>
+      </w:pPr>
+      <w:r>
+        <w:t xml:space="preserve">Nature Unlock requires users to go outside, take a picture of a tree and upload it to unlock their phones. This is a high effort, high yield model of operation that rewards the user with a healthy beneficial experience.</w:t>
+      </w:r>
+      <w:r/>
+    </w:p>
+    <w:p>
+      <w:pPr>
+        <w:pBdr/>
+        <w:spacing/>
+        <w:ind/>
+        <w:rPr/>
+      </w:pPr>
+      <w:r>
+        <w:t xml:space="preserve">Forest App is a lower effort and moderate yield service which encourages users to use their pomodoro-style timer by “growing” a virtual tree for the duration of the timer, restricting access to other apps. </w:t>
+      </w:r>
+      <w:r/>
+    </w:p>
+    <w:p>
+      <w:pPr>
+        <w:pBdr/>
+        <w:spacing/>
+        <w:ind/>
+        <w:rPr/>
+      </w:pPr>
+      <w:r>
+        <w:t xml:space="preserve">Barrier is a low effort, low yield solution that interrupts the user from their digital habits by locking apps with a timer and requiring adverts to be watched in order to unlock the application.</w:t>
+      </w:r>
+      <w:r/>
+    </w:p>
+    <w:p>
+      <w:pPr>
+        <w:pBdr/>
+        <w:spacing/>
+        <w:ind/>
+        <w:rPr/>
+      </w:pPr>
+      <w:r>
+        <w:t xml:space="preserve">From this analysis it can be determined there are two distinct areas that can be moved into: High effort low yield and low effort high yield. </w:t>
+      </w:r>
+      <w:r/>
+    </w:p>
+    <w:p>
+      <w:pPr>
+        <w:pBdr/>
+        <w:spacing/>
+        <w:ind/>
+        <w:rPr>
+          <w:highlight w:val="none"/>
+        </w:rPr>
+      </w:pPr>
+      <w:r>
+        <w:t xml:space="preserve">As our application requires mostly passive participation and offers a high-impact physical outcome comparative to competitors, I think  MauiScreenTime could fit well into the low effort, high yield corner of the market.</w:t>
+      </w:r>
       <w:r>
         <w:rPr>
-          <w:rStyle w:val="913"/>
-          <w:sz w:val="24"/>
-          <w:szCs w:val="24"/>
+          <w:highlight w:val="none"/>
+        </w:rPr>
+      </w:r>
+    </w:p>
+    <w:p>
+      <w:pPr>
+        <w:pBdr/>
+        <w:spacing/>
+        <w:ind/>
+        <w:rPr/>
+      </w:pPr>
+      <w:r>
+        <w:rPr>
           <w:highlight w:val="none"/>
         </w:rPr>
       </w:r>
       <w:r>
         <w:rPr>
-          <w:rStyle w:val="913"/>
-          <w:sz w:val="24"/>
-          <w:szCs w:val="24"/>
           <w:highlight w:val="none"/>
+        </w:rPr>
+      </w:r>
+      <w:r/>
+    </w:p>
+    <w:p>
+      <w:pPr>
+        <w:pStyle w:val="809"/>
+        <w:numPr>
+          <w:ilvl w:val="0"/>
+          <w:numId w:val="2"/>
+        </w:numPr>
+        <w:pBdr/>
+        <w:spacing/>
+        <w:ind/>
+        <w:rPr>
+          <w:lang w:val="en-US"/>
+        </w:rPr>
+      </w:pPr>
+      <w:r/>
+      <w:bookmarkStart w:id="6" w:name="_Toc6"/>
+      <w:r>
+        <w:rPr>
+          <w:lang w:val="en-US"/>
+        </w:rPr>
+        <w:t xml:space="preserve">Marketing &amp; Sales Strategy</w:t>
+      </w:r>
+      <w:bookmarkEnd w:id="6"/>
+      <w:r>
+        <w:rPr>
+          <w:lang w:val="en-US"/>
         </w:rPr>
       </w:r>
       <w:r>
         <w:rPr>
-          <w:rStyle w:val="913"/>
-          <w:sz w:val="24"/>
-          <w:szCs w:val="24"/>
+          <w:lang w:val="en-US"/>
+        </w:rPr>
+      </w:r>
+    </w:p>
+    <w:p>
+      <w:pPr>
+        <w:pBdr/>
+        <w:spacing/>
+        <w:ind/>
+        <w:rPr/>
+      </w:pPr>
+      <w:r>
+        <w:t xml:space="preserve">The application will be promoted to the Inverness Campus of the Scottish School of Forestry, where I will pitch and include an instructional promo video of how the application works. (</w:t>
+      </w:r>
+      <w:r>
+        <w:t xml:space="preserve">https://vimeo.com/1178875380?share=copy</w:t>
+      </w:r>
+      <w:r>
+        <w:t xml:space="preserve">)</w:t>
+      </w:r>
+      <w:r/>
+    </w:p>
+    <w:p>
+      <w:pPr>
+        <w:pBdr/>
+        <w:spacing/>
+        <w:ind/>
+        <w:rPr>
+          <w:highlight w:val="none"/>
+        </w:rPr>
+      </w:pPr>
+      <w:r>
+        <w:t xml:space="preserve">It will also be advertised to students across UHI using Handshake and promotional materials such as digital flyers.</w:t>
+      </w:r>
+      <w:r>
+        <w:rPr>
+          <w:highlight w:val="none"/>
+        </w:rPr>
+      </w:r>
+    </w:p>
+    <w:p>
+      <w:pPr>
+        <w:pBdr/>
+        <w:spacing/>
+        <w:ind/>
+        <w:rPr>
+          <w:highlight w:val="none"/>
+        </w:rPr>
+      </w:pPr>
+      <w:r>
+        <w:rPr>
+          <w:highlight w:val="none"/>
+        </w:rPr>
+        <w:t xml:space="preserve">Following initial user feedback of the UI having a stronger brand identity was flagged as something users felt would benefit understanding the app and its overall UX. Wireframes and mock-ups of a logo have been created following a team discussion.</w:t>
+      </w:r>
+      <w:r>
+        <mc:AlternateContent>
+          <mc:Choice Requires="wpg">
+            <w:drawing>
+              <wp:inline xmlns:wp="http://schemas.openxmlformats.org/drawingml/2006/wordprocessingDrawing" distT="0" distB="0" distL="0" distR="0">
+                <wp:extent cx="1133921" cy="1451762"/>
+                <wp:effectExtent l="0" t="0" r="0" b="0"/>
+                <wp:docPr id="4" name=""/>
+                <wp:cNvGraphicFramePr>
+                  <a:graphicFrameLocks xmlns:a="http://schemas.openxmlformats.org/drawingml/2006/main" noChangeAspect="1"/>
+                </wp:cNvGraphicFramePr>
+                <a:graphic xmlns:a="http://schemas.openxmlformats.org/drawingml/2006/main">
+                  <a:graphicData uri="http://schemas.openxmlformats.org/drawingml/2006/picture">
+                    <pic:pic xmlns:pic="http://schemas.openxmlformats.org/drawingml/2006/picture">
+                      <pic:nvPicPr>
+                        <pic:cNvPr id="163962355" name=""/>
+                        <pic:cNvPicPr>
+                          <a:picLocks noChangeAspect="1"/>
+                        </pic:cNvPicPr>
+                        <pic:nvPr/>
+                      </pic:nvPicPr>
+                      <pic:blipFill rotWithShape="1">
+                        <a:blip r:embed="rId13"/>
+                        <a:stretch/>
+                      </pic:blipFill>
+                      <pic:spPr bwMode="auto">
+                        <a:xfrm flipH="0" flipV="0">
+                          <a:off x="0" y="0"/>
+                          <a:ext cx="1133920" cy="1451762"/>
+                        </a:xfrm>
+                        <a:prstGeom prst="rect">
+                          <a:avLst/>
+                        </a:prstGeom>
+                      </pic:spPr>
+                    </pic:pic>
+                  </a:graphicData>
+                </a:graphic>
+              </wp:inline>
+            </w:drawing>
+          </mc:Choice>
+          <mc:Fallback>
+            <w:pict>
+              <v:shapetype id="_x0000_t75" coordsize="21600,21600" o:spt="75" o:preferrelative="t" path="m@4@5l@4@11@9@11@9@5xe" filled="f" stroked="f">
+                <v:stroke joinstyle="miter"/>
+                <v:formulas>
+                  <v:f eqn="if lineDrawn pixelLineWidth 0"/>
+                  <v:f eqn="sum @0 1 0"/>
+                  <v:f eqn="sum 0 0 @1"/>
+                  <v:f eqn="prod @2 1 2"/>
+                  <v:f eqn="prod @3 21600 pixelWidth"/>
+                  <v:f eqn="prod @3 21600 pixelHeight"/>
+                  <v:f eqn="sum @0 0 1"/>
+                  <v:f eqn="prod @6 1 2"/>
+                  <v:f eqn="prod @7 21600 pixelWidth"/>
+                  <v:f eqn="sum @8 21600 0"/>
+                  <v:f eqn="prod @7 21600 pixelHeight"/>
+                  <v:f eqn="sum @10 21600 0"/>
+                </v:formulas>
+                <v:path o:extrusionok="f" gradientshapeok="t" o:connecttype="rect"/>
+                <o:lock v:ext="edit" aspectratio="t"/>
+              </v:shapetype>
+              <v:shape id="_x0000_i3" o:spid="_x0000_s3" type="#_x0000_t75" style="width:89.29pt;height:114.31pt;mso-wrap-distance-left:0.00pt;mso-wrap-distance-top:0.00pt;mso-wrap-distance-right:0.00pt;mso-wrap-distance-bottom:0.00pt;z-index:1;" stroked="false">
+                <v:imagedata r:id="rId13" o:title=""/>
+                <o:lock v:ext="edit" rotation="t"/>
+              </v:shape>
+            </w:pict>
+          </mc:Fallback>
+        </mc:AlternateContent>
+        <w:t xml:space="preserve">          </w:t>
+      </w:r>
+      <w:r>
+        <mc:AlternateContent>
+          <mc:Choice Requires="wpg">
+            <w:drawing>
+              <wp:inline xmlns:wp="http://schemas.openxmlformats.org/drawingml/2006/wordprocessingDrawing" distT="0" distB="0" distL="0" distR="0">
+                <wp:extent cx="1437299" cy="1437299"/>
+                <wp:effectExtent l="0" t="0" r="0" b="0"/>
+                <wp:docPr id="5" name=""/>
+                <wp:cNvGraphicFramePr>
+                  <a:graphicFrameLocks xmlns:a="http://schemas.openxmlformats.org/drawingml/2006/main" noChangeAspect="1"/>
+                </wp:cNvGraphicFramePr>
+                <a:graphic xmlns:a="http://schemas.openxmlformats.org/drawingml/2006/main">
+                  <a:graphicData uri="http://schemas.openxmlformats.org/drawingml/2006/picture">
+                    <pic:pic xmlns:pic="http://schemas.openxmlformats.org/drawingml/2006/picture">
+                      <pic:nvPicPr>
+                        <pic:cNvPr id="38017556" name=""/>
+                        <pic:cNvPicPr>
+                          <a:picLocks noChangeAspect="1"/>
+                        </pic:cNvPicPr>
+                        <pic:nvPr/>
+                      </pic:nvPicPr>
+                      <pic:blipFill rotWithShape="1">
+                        <a:blip r:embed="rId14"/>
+                        <a:stretch/>
+                      </pic:blipFill>
+                      <pic:spPr bwMode="auto">
+                        <a:xfrm flipH="0" flipV="0">
+                          <a:off x="0" y="0"/>
+                          <a:ext cx="1437298" cy="1437298"/>
+                        </a:xfrm>
+                        <a:prstGeom prst="rect">
+                          <a:avLst/>
+                        </a:prstGeom>
+                      </pic:spPr>
+                    </pic:pic>
+                  </a:graphicData>
+                </a:graphic>
+              </wp:inline>
+            </w:drawing>
+          </mc:Choice>
+          <mc:Fallback>
+            <w:pict>
+              <v:shapetype id="_x0000_t75" coordsize="21600,21600" o:spt="75" o:preferrelative="t" path="m@4@5l@4@11@9@11@9@5xe" filled="f" stroked="f">
+                <v:stroke joinstyle="miter"/>
+                <v:formulas>
+                  <v:f eqn="if lineDrawn pixelLineWidth 0"/>
+                  <v:f eqn="sum @0 1 0"/>
+                  <v:f eqn="sum 0 0 @1"/>
+                  <v:f eqn="prod @2 1 2"/>
+                  <v:f eqn="prod @3 21600 pixelWidth"/>
+                  <v:f eqn="prod @3 21600 pixelHeight"/>
+                  <v:f eqn="sum @0 0 1"/>
+                  <v:f eqn="prod @6 1 2"/>
+                  <v:f eqn="prod @7 21600 pixelWidth"/>
+                  <v:f eqn="sum @8 21600 0"/>
+                  <v:f eqn="prod @7 21600 pixelHeight"/>
+                  <v:f eqn="sum @10 21600 0"/>
+                </v:formulas>
+                <v:path o:extrusionok="f" gradientshapeok="t" o:connecttype="rect"/>
+                <o:lock v:ext="edit" aspectratio="t"/>
+              </v:shapetype>
+              <v:shape id="_x0000_i4" o:spid="_x0000_s4" type="#_x0000_t75" style="width:113.17pt;height:113.17pt;mso-wrap-distance-left:0.00pt;mso-wrap-distance-top:0.00pt;mso-wrap-distance-right:0.00pt;mso-wrap-distance-bottom:0.00pt;z-index:1;" stroked="false">
+                <v:imagedata r:id="rId14" o:title=""/>
+                <o:lock v:ext="edit" rotation="t"/>
+              </v:shape>
+            </w:pict>
+          </mc:Fallback>
+        </mc:AlternateContent>
+      </w:r>
+      <w:r>
+        <w:rPr>
           <w:highlight w:val="none"/>
         </w:rPr>
       </w:r>
@@ -1982,70 +2405,16 @@
         <w:pBdr/>
         <w:spacing/>
         <w:ind/>
-        <w:rPr/>
-      </w:pPr>
-      <w:r>
-        <w:t xml:space="preserve">Nature Unlock requires users to go outside, take a picture of a tree and upload it to unlock their phones. This is a high effort, high yield model of operation that rewards the user with a healthy beneficial experience.</w:t>
-      </w:r>
-      <w:r/>
-    </w:p>
-    <w:p>
-      <w:pPr>
-        <w:pBdr/>
-        <w:spacing/>
-        <w:ind/>
-        <w:rPr/>
-      </w:pPr>
-      <w:r>
-        <w:t xml:space="preserve">Forest App is a lower effort and moderate yield service which encourages users to use their pomodoro-style timer by “growing” a virtual tree for the duration of the timer, restricting access to other apps. </w:t>
-      </w:r>
-      <w:r/>
-    </w:p>
-    <w:p>
-      <w:pPr>
-        <w:pBdr/>
-        <w:spacing/>
-        <w:ind/>
-        <w:rPr/>
-      </w:pPr>
-      <w:r>
-        <w:t xml:space="preserve">Barrier is a low effort, low yield solution that interrupts the user from their digital habits by locking apps with a timer and requiring adverts to be watched in order to unlock the application.</w:t>
-      </w:r>
-      <w:r/>
-    </w:p>
-    <w:p>
-      <w:pPr>
-        <w:pBdr/>
-        <w:spacing/>
-        <w:ind/>
-        <w:rPr/>
-      </w:pPr>
-      <w:r>
-        <w:t xml:space="preserve">From this analysis it can be determined there are two distinct areas that can be moved into: High effort low yield and low effort high yield. </w:t>
-      </w:r>
-      <w:r/>
-    </w:p>
-    <w:p>
-      <w:pPr>
-        <w:pBdr/>
-        <w:spacing/>
-        <w:ind/>
         <w:rPr>
           <w:highlight w:val="none"/>
         </w:rPr>
       </w:pPr>
       <w:r>
-        <w:t xml:space="preserve">As our application requires mostly passive participation and offers a high-impact physical outcome comparative to competitors, I think  MauiScreenTime could fit well into the low effort, high yield corner of the market.</w:t>
+        <w:rPr>
+          <w:highlight w:val="none"/>
+        </w:rPr>
       </w:r>
       <w:r/>
-    </w:p>
-    <w:p>
-      <w:pPr>
-        <w:pBdr/>
-        <w:spacing/>
-        <w:ind/>
-        <w:rPr/>
-      </w:pPr>
       <w:r>
         <w:rPr>
           <w:highlight w:val="none"/>
@@ -2064,55 +2433,6 @@
     </w:p>
     <w:p>
       <w:pPr>
-        <w:pStyle w:val="725"/>
-        <w:numPr>
-          <w:ilvl w:val="0"/>
-          <w:numId w:val="2"/>
-        </w:numPr>
-        <w:pBdr/>
-        <w:spacing/>
-        <w:ind/>
-        <w:rPr>
-          <w:lang w:val="en-US"/>
-        </w:rPr>
-      </w:pPr>
-      <w:r/>
-      <w:bookmarkStart w:id="6" w:name="_Toc6"/>
-      <w:r>
-        <w:rPr>
-          <w:lang w:val="en-US"/>
-        </w:rPr>
-        <w:t xml:space="preserve">Marketing &amp; Sales Strategy</w:t>
-      </w:r>
-      <w:r/>
-      <w:bookmarkEnd w:id="6"/>
-      <w:r/>
-      <w:r>
-        <w:rPr>
-          <w:lang w:val="en-US"/>
-        </w:rPr>
-      </w:r>
-    </w:p>
-    <w:p>
-      <w:pPr>
-        <w:pBdr/>
-        <w:spacing/>
-        <w:ind/>
-        <w:rPr/>
-      </w:pPr>
-      <w:r>
-        <w:t xml:space="preserve">The application will be promoted to the Inverness Campus of the Scottish School of Forestry, where I will pitch and include an instructional promo video of how the application works. (</w:t>
-      </w:r>
-      <w:r>
-        <w:t xml:space="preserve">https://vimeo.com/1178875380?share=copy</w:t>
-      </w:r>
-      <w:r>
-        <w:t xml:space="preserve">)</w:t>
-      </w:r>
-      <w:r/>
-    </w:p>
-    <w:p>
-      <w:pPr>
         <w:pBdr/>
         <w:spacing/>
         <w:ind/>
@@ -2121,9 +2441,20 @@
         </w:rPr>
       </w:pPr>
       <w:r>
-        <w:t xml:space="preserve">It will also be advertised to students across UHI using Handshake and promotional materials such as digital flyers </w:t>
+        <w:rPr>
+          <w:highlight w:val="none"/>
+        </w:rPr>
       </w:r>
-      <w:r/>
+      <w:r>
+        <w:rPr>
+          <w:highlight w:val="none"/>
+        </w:rPr>
+      </w:r>
+      <w:r>
+        <w:rPr>
+          <w:highlight w:val="none"/>
+        </w:rPr>
+      </w:r>
     </w:p>
     <w:p>
       <w:pPr>
@@ -2144,7 +2475,7 @@
               <wp:inline xmlns:wp="http://schemas.openxmlformats.org/drawingml/2006/wordprocessingDrawing" distT="0" distB="0" distL="0" distR="0">
                 <wp:extent cx="5731510" cy="3806081"/>
                 <wp:effectExtent l="0" t="0" r="0" b="0"/>
-                <wp:docPr id="4" name=""/>
+                <wp:docPr id="6" name=""/>
                 <wp:cNvGraphicFramePr>
                   <a:graphicFrameLocks xmlns:a="http://schemas.openxmlformats.org/drawingml/2006/main" noChangeAspect="1"/>
                 </wp:cNvGraphicFramePr>
@@ -2159,7 +2490,7 @@
                         <pic:nvPr/>
                       </pic:nvPicPr>
                       <pic:blipFill rotWithShape="1">
-                        <a:blip r:embed="rId13"/>
+                        <a:blip r:embed="rId15"/>
                         <a:stretch/>
                       </pic:blipFill>
                       <pic:spPr bwMode="auto">
@@ -2198,8 +2529,8 @@
                 <v:path o:extrusionok="f" gradientshapeok="t" o:connecttype="rect"/>
                 <o:lock v:ext="edit" aspectratio="t"/>
               </v:shapetype>
-              <v:shape id="_x0000_i3" o:spid="_x0000_s3" type="#_x0000_t75" style="width:451.30pt;height:299.69pt;mso-wrap-distance-left:0.00pt;mso-wrap-distance-top:0.00pt;mso-wrap-distance-right:0.00pt;mso-wrap-distance-bottom:0.00pt;z-index:1;" stroked="false">
-                <v:imagedata r:id="rId13" o:title=""/>
+              <v:shape id="_x0000_i5" o:spid="_x0000_s5" type="#_x0000_t75" style="width:451.30pt;height:299.69pt;mso-wrap-distance-left:0.00pt;mso-wrap-distance-top:0.00pt;mso-wrap-distance-right:0.00pt;mso-wrap-distance-bottom:0.00pt;z-index:1;" stroked="false">
+                <v:imagedata r:id="rId15" o:title=""/>
                 <o:lock v:ext="edit" rotation="t"/>
               </v:shape>
             </w:pict>
@@ -2211,16 +2542,7 @@
           <w:highlight w:val="none"/>
         </w:rPr>
       </w:r>
-      <w:r>
-        <w:rPr>
-          <w:highlight w:val="none"/>
-        </w:rPr>
-      </w:r>
-      <w:r>
-        <w:rPr>
-          <w:highlight w:val="none"/>
-        </w:rPr>
-      </w:r>
+      <w:r/>
     </w:p>
     <w:p>
       <w:pPr>
@@ -2236,7 +2558,6 @@
         <w:t xml:space="preserve">Monetised user incentives are also advertised for participating, 1st, 2nd, 3rd prize for who can plant the most trees, with runners up prizes to the top 5 contributors.</w:t>
       </w:r>
       <w:r/>
-      <w:r/>
     </w:p>
     <w:p>
       <w:pPr>
@@ -2253,7 +2574,14 @@
           <w:highlight w:val="none"/>
           <w:lang w:val="en-GB" w:bidi="en-GB"/>
         </w:rPr>
-        <w:t xml:space="preserve">Research was conducted into advertising costs on Meta for a social media presence for the application, where the product can advertise to the target audience in channels they are most likely to see it as per the user segments of young people and 27 - 37 year olds who use social media apps. Costs are difficult to pin down as they vary based on engagement a</w:t>
+        <w:t xml:space="preserve">Research was conducted into advertising costs on Meta for a social media presence for the application</w:t>
+      </w:r>
+      <w:r>
+        <w:rPr>
+          <w:highlight w:val="none"/>
+          <w:lang w:val="en-GB" w:bidi="en-GB"/>
+        </w:rPr>
+        <w:t xml:space="preserve">, where the product can advertise to the target audience in channels they are most likely to see it as per the user segments of young people and 27 - 37 year olds who use social media apps. Costs are difficult to pin down as they vary based on engagement a</w:t>
       </w:r>
       <w:r>
         <w:rPr>
@@ -2271,7 +2599,7 @@
       <w:r>
         <w:rPr>
           <w:highlight w:val="none"/>
-          <w:lang w:val="en-GB"/>
+          <w:lang w:val="en-GB" w:bidi="en-GB"/>
         </w:rPr>
       </w:r>
     </w:p>
@@ -2284,7 +2612,11 @@
           <w:lang w:val="en-US"/>
         </w:rPr>
       </w:pPr>
-      <w:r/>
+      <w:r>
+        <w:rPr>
+          <w:lang w:val="en-US"/>
+        </w:rPr>
+      </w:r>
       <w:r>
         <w:rPr>
           <w:lang w:val="en-US"/>
@@ -2293,7 +2625,7 @@
     </w:p>
     <w:p>
       <w:pPr>
-        <w:pStyle w:val="725"/>
+        <w:pStyle w:val="809"/>
         <w:numPr>
           <w:ilvl w:val="0"/>
           <w:numId w:val="2"/>
@@ -2313,9 +2645,12 @@
         </w:rPr>
         <w:t xml:space="preserve">Product Development &amp; Technology</w:t>
       </w:r>
-      <w:r/>
       <w:bookmarkEnd w:id="7"/>
-      <w:r/>
+      <w:r>
+        <w:rPr>
+          <w:lang w:val="en-US"/>
+        </w:rPr>
+      </w:r>
       <w:r>
         <w:rPr>
           <w:lang w:val="en-US"/>
@@ -2348,6 +2683,12 @@
           <w:lang w:bidi="en-GB"/>
         </w:rPr>
       </w:r>
+      <w:r>
+        <w:rPr>
+          <w:rFonts w:ascii="Aptos" w:hAnsi="Aptos" w:eastAsia="Aptos" w:cs="Aptos"/>
+          <w:lang w:bidi="en-GB"/>
+        </w:rPr>
+      </w:r>
     </w:p>
     <w:p>
       <w:pPr>
@@ -2365,6 +2706,12 @@
           <w:lang w:bidi="en-GB"/>
         </w:rPr>
         <w:t xml:space="preserve">To support this, the project main features are a user consent system to allow for legal data collection, a screen time usage collection service, CO2eq conversions with numerical goals and milestones, and a dashboard for reporting this data.</w:t>
+      </w:r>
+      <w:r>
+        <w:rPr>
+          <w:rFonts w:ascii="Aptos" w:hAnsi="Aptos" w:eastAsia="Aptos" w:cs="Aptos"/>
+          <w:lang w:bidi="en-GB"/>
+        </w:rPr>
       </w:r>
       <w:r>
         <w:rPr>
@@ -2403,6 +2750,13 @@
           <w:rFonts w:ascii="Aptos" w:hAnsi="Aptos" w:cs="Aptos"/>
         </w:rPr>
       </w:r>
+      <w:r>
+        <w:rPr>
+          <w:rFonts w:ascii="Aptos" w:hAnsi="Aptos" w:eastAsia="Aptos" w:cs="Aptos"/>
+          <w:highlight w:val="none"/>
+          <w:lang w:bidi="en-GB"/>
+        </w:rPr>
+      </w:r>
     </w:p>
     <w:p>
       <w:pPr>
@@ -2429,15 +2783,13 @@
       </w:r>
       <w:r>
         <w:rPr>
-          <w:rFonts w:ascii="Aptos" w:hAnsi="Aptos" w:eastAsia="Aptos" w:cs="Aptos"/>
-          <w:highlight w:val="none"/>
-          <w:lang w:bidi="en-GB"/>
+          <w:rFonts w:ascii="Aptos" w:hAnsi="Aptos" w:cs="Aptos"/>
         </w:rPr>
       </w:r>
     </w:p>
     <w:p>
       <w:pPr>
-        <w:pStyle w:val="725"/>
+        <w:pStyle w:val="809"/>
         <w:numPr>
           <w:ilvl w:val="0"/>
           <w:numId w:val="2"/>
@@ -2457,9 +2809,12 @@
         </w:rPr>
         <w:t xml:space="preserve">Operations Plan</w:t>
       </w:r>
-      <w:r/>
       <w:bookmarkEnd w:id="8"/>
-      <w:r/>
+      <w:r>
+        <w:rPr>
+          <w:lang w:val="en-US"/>
+        </w:rPr>
+      </w:r>
       <w:r>
         <w:rPr>
           <w:lang w:val="en-US"/>
@@ -2472,7 +2827,7 @@
         <w:spacing/>
         <w:ind/>
         <w:rPr>
-          <w:rStyle w:val="913"/>
+          <w:rStyle w:val="997"/>
           <w:sz w:val="24"/>
           <w:szCs w:val="24"/>
           <w:highlight w:val="none"/>
@@ -2497,14 +2852,15 @@
       </w:r>
       <w:r>
         <w:rPr>
-          <w:rStyle w:val="913"/>
+          <w:rStyle w:val="997"/>
           <w:sz w:val="24"/>
           <w:szCs w:val="24"/>
+          <w:highlight w:val="none"/>
         </w:rPr>
       </w:r>
       <w:r>
         <w:rPr>
-          <w:rStyle w:val="913"/>
+          <w:rStyle w:val="997"/>
           <w:sz w:val="24"/>
           <w:szCs w:val="24"/>
           <w:highlight w:val="none"/>
@@ -2517,7 +2873,7 @@
         <w:spacing/>
         <w:ind/>
         <w:rPr>
-          <w:rStyle w:val="913"/>
+          <w:rStyle w:val="997"/>
           <w:sz w:val="24"/>
           <w:szCs w:val="24"/>
           <w:highlight w:val="none"/>
@@ -2525,16 +2881,42 @@
       </w:pPr>
       <w:r>
         <w:rPr>
-          <w:rStyle w:val="913"/>
+          <w:rStyle w:val="997"/>
           <w:sz w:val="24"/>
           <w:szCs w:val="24"/>
           <w:highlight w:val="none"/>
         </w:rPr>
-        <w:t xml:space="preserve">A Competitor analysis was conducted also to look at the retention and advertising models used by competitors. While NatureUnlockApp uses a directed call-to-arms in its listing description to target the audience who will specifically benefit from the app. This could be used in the MauiScreenTime listing to keep user retention high by ensuring the targetted audience is invited to use the app specifically, and potentially help to reduce bounce or churn by being transparent with what the app does thereby filtering out users outwith the target audience.</w:t>
+        <w:t xml:space="preserve">A Competitor analysis was conducted also t</w:t>
       </w:r>
       <w:r>
         <w:rPr>
-          <w:rStyle w:val="913"/>
+          <w:rStyle w:val="997"/>
+          <w:sz w:val="24"/>
+          <w:szCs w:val="24"/>
+          <w:highlight w:val="none"/>
+        </w:rPr>
+        <w:t xml:space="preserve">o look at the retention and advertising models used by competitors. While NatureUnlockApp uses a directed call-to-arms in its listing description to target the audience who will specifically benefit from the app. This could be used in the MauiScreenTime li</w:t>
+      </w:r>
+      <w:r>
+        <w:rPr>
+          <w:rStyle w:val="997"/>
+          <w:sz w:val="24"/>
+          <w:szCs w:val="24"/>
+          <w:highlight w:val="none"/>
+        </w:rPr>
+        <w:t xml:space="preserve">sting to keep user retention high by ensuring the targetted audience is invited to use the app specifically, and potentially help to reduce bounce or churn by being transparent with what the app does thereby filtering out users outwith the target audience.</w:t>
+      </w:r>
+      <w:r>
+        <w:rPr>
+          <w:rStyle w:val="997"/>
+          <w:sz w:val="24"/>
+          <w:szCs w:val="24"/>
+          <w:highlight w:val="none"/>
+        </w:rPr>
+      </w:r>
+      <w:r>
+        <w:rPr>
+          <w:rStyle w:val="997"/>
           <w:sz w:val="24"/>
           <w:szCs w:val="24"/>
           <w:highlight w:val="none"/>
@@ -2547,7 +2929,7 @@
         <w:spacing/>
         <w:ind/>
         <w:rPr>
-          <w:rStyle w:val="913"/>
+          <w:rStyle w:val="997"/>
           <w:sz w:val="24"/>
           <w:szCs w:val="24"/>
           <w:highlight w:val="none"/>
@@ -2555,7 +2937,7 @@
       </w:pPr>
       <w:r>
         <w:rPr>
-          <w:rStyle w:val="913"/>
+          <w:rStyle w:val="997"/>
           <w:sz w:val="24"/>
           <w:szCs w:val="24"/>
           <w:highlight w:val="none"/>
@@ -2563,16 +2945,25 @@
       </w:r>
       <w:r>
         <w:rPr>
-          <w:rStyle w:val="913"/>
+          <w:rStyle w:val="997"/>
           <w:sz w:val="24"/>
           <w:szCs w:val="24"/>
           <w:highlight w:val="none"/>
         </w:rPr>
-        <w:t xml:space="preserve">The Forest App created an online community on Reddit to keep their user base engaged and to stoke interest in the competitive gamification of the apps fundamental mechanics. This has proven useful for user retention as the subreddit began in 2017 and is still in use, and a similar idea could be adopted for keeping beta-testers of the MauiScreenTime app engaged with the testing.</w:t>
+        <w:t xml:space="preserve">The Forest App created an online community on Reddit to keep their user base engaged and to stoke interest in the competitiv</w:t>
       </w:r>
       <w:r>
         <w:rPr>
-          <w:rStyle w:val="913"/>
+          <w:rStyle w:val="997"/>
+          <w:sz w:val="24"/>
+          <w:szCs w:val="24"/>
+          <w:highlight w:val="none"/>
+        </w:rPr>
+        <w:t xml:space="preserve">e gamification of the apps fundamental mechanics. This has proven useful for user retention as the subreddit began in 2017 and is still in use, and a similar idea could be adopted for keeping beta-testers of the MauiScreenTime app engaged with the testing.</w:t>
+      </w:r>
+      <w:r>
+        <w:rPr>
+          <w:rStyle w:val="997"/>
           <w:sz w:val="24"/>
           <w:szCs w:val="24"/>
           <w:highlight w:val="none"/>
@@ -2580,7 +2971,7 @@
       </w:r>
       <w:r>
         <w:rPr>
-          <w:rStyle w:val="913"/>
+          <w:rStyle w:val="997"/>
           <w:sz w:val="24"/>
           <w:szCs w:val="24"/>
           <w:highlight w:val="none"/>
@@ -2593,7 +2984,7 @@
         <w:spacing/>
         <w:ind/>
         <w:rPr>
-          <w:rStyle w:val="913"/>
+          <w:rStyle w:val="997"/>
           <w:sz w:val="24"/>
           <w:szCs w:val="24"/>
           <w:highlight w:val="none"/>
@@ -2601,7 +2992,7 @@
       </w:pPr>
       <w:r>
         <w:rPr>
-          <w:rStyle w:val="913"/>
+          <w:rStyle w:val="997"/>
           <w:sz w:val="24"/>
           <w:szCs w:val="24"/>
           <w:highlight w:val="none"/>
@@ -2614,7 +3005,7 @@
               <wp:inline xmlns:wp="http://schemas.openxmlformats.org/drawingml/2006/wordprocessingDrawing" distT="0" distB="0" distL="0" distR="0">
                 <wp:extent cx="5057775" cy="6334125"/>
                 <wp:effectExtent l="0" t="0" r="0" b="0"/>
-                <wp:docPr id="5" name=""/>
+                <wp:docPr id="7" name=""/>
                 <wp:cNvGraphicFramePr>
                   <a:graphicFrameLocks xmlns:a="http://schemas.openxmlformats.org/drawingml/2006/main" noChangeAspect="1"/>
                 </wp:cNvGraphicFramePr>
@@ -2629,7 +3020,7 @@
                         <pic:nvPr/>
                       </pic:nvPicPr>
                       <pic:blipFill rotWithShape="1">
-                        <a:blip r:embed="rId14"/>
+                        <a:blip r:embed="rId16"/>
                         <a:stretch/>
                       </pic:blipFill>
                       <pic:spPr bwMode="auto">
@@ -2668,8 +3059,8 @@
                 <v:path o:extrusionok="f" gradientshapeok="t" o:connecttype="rect"/>
                 <o:lock v:ext="edit" aspectratio="t"/>
               </v:shapetype>
-              <v:shape id="_x0000_i4" o:spid="_x0000_s4" type="#_x0000_t75" style="width:398.25pt;height:498.75pt;mso-wrap-distance-left:0.00pt;mso-wrap-distance-top:0.00pt;mso-wrap-distance-right:0.00pt;mso-wrap-distance-bottom:0.00pt;z-index:1;" stroked="false">
-                <v:imagedata r:id="rId14" o:title=""/>
+              <v:shape id="_x0000_i6" o:spid="_x0000_s6" type="#_x0000_t75" style="width:398.25pt;height:498.75pt;mso-wrap-distance-left:0.00pt;mso-wrap-distance-top:0.00pt;mso-wrap-distance-right:0.00pt;mso-wrap-distance-bottom:0.00pt;z-index:1;" stroked="false">
+                <v:imagedata r:id="rId16" o:title=""/>
                 <o:lock v:ext="edit" rotation="t"/>
               </v:shape>
             </w:pict>
@@ -2678,7 +3069,7 @@
       </w:r>
       <w:r>
         <w:rPr>
-          <w:rStyle w:val="913"/>
+          <w:rStyle w:val="997"/>
           <w:sz w:val="24"/>
           <w:szCs w:val="24"/>
           <w:highlight w:val="none"/>
@@ -2686,7 +3077,23 @@
       </w:r>
       <w:r>
         <w:rPr>
-          <w:rStyle w:val="913"/>
+          <w:rStyle w:val="997"/>
+          <w:sz w:val="24"/>
+          <w:szCs w:val="24"/>
+          <w:highlight w:val="none"/>
+        </w:rPr>
+      </w:r>
+    </w:p>
+    <w:p>
+      <w:pPr>
+        <w:pBdr/>
+        <w:spacing/>
+        <w:ind/>
+        <w:rPr/>
+      </w:pPr>
+      <w:r>
+        <w:rPr>
+          <w:rStyle w:val="997"/>
           <w:sz w:val="24"/>
           <w:szCs w:val="24"/>
           <w:highlight w:val="none"/>
@@ -2694,48 +3101,17 @@
       </w:r>
       <w:r>
         <w:rPr>
-          <w:rStyle w:val="913"/>
+          <w:rStyle w:val="997"/>
           <w:sz w:val="24"/>
           <w:szCs w:val="24"/>
           <w:highlight w:val="none"/>
         </w:rPr>
       </w:r>
+      <w:r/>
     </w:p>
     <w:p>
       <w:pPr>
-        <w:pBdr/>
-        <w:spacing/>
-        <w:ind/>
-        <w:rPr/>
-      </w:pPr>
-      <w:r>
-        <w:rPr>
-          <w:rStyle w:val="913"/>
-          <w:sz w:val="24"/>
-          <w:szCs w:val="24"/>
-          <w:highlight w:val="none"/>
-        </w:rPr>
-      </w:r>
-      <w:r>
-        <w:rPr>
-          <w:rStyle w:val="913"/>
-          <w:sz w:val="24"/>
-          <w:szCs w:val="24"/>
-          <w:highlight w:val="none"/>
-        </w:rPr>
-      </w:r>
-      <w:r>
-        <w:rPr>
-          <w:rStyle w:val="913"/>
-          <w:sz w:val="24"/>
-          <w:szCs w:val="24"/>
-          <w:highlight w:val="none"/>
-        </w:rPr>
-      </w:r>
-    </w:p>
-    <w:p>
-      <w:pPr>
-        <w:pStyle w:val="725"/>
+        <w:pStyle w:val="809"/>
         <w:numPr>
           <w:ilvl w:val="0"/>
           <w:numId w:val="2"/>
@@ -2755,9 +3131,12 @@
         </w:rPr>
         <w:t xml:space="preserve">Financial Plan</w:t>
       </w:r>
-      <w:r/>
       <w:bookmarkEnd w:id="9"/>
-      <w:r/>
+      <w:r>
+        <w:rPr>
+          <w:lang w:val="en-US"/>
+        </w:rPr>
+      </w:r>
       <w:r>
         <w:rPr>
           <w:lang w:val="en-US"/>
@@ -2788,6 +3167,12 @@
           <w:i/>
         </w:rPr>
       </w:r>
+      <w:r>
+        <w:rPr>
+          <w:bCs/>
+          <w:i/>
+        </w:rPr>
+      </w:r>
     </w:p>
     <w:p>
       <w:pPr>
@@ -2809,9 +3194,6 @@
       </w:r>
       <w:r>
         <w:rPr>
-          <w:rStyle w:val="913"/>
-          <w:sz w:val="24"/>
-          <w:szCs w:val="24"/>
           <w:lang w:val="en-US"/>
         </w:rPr>
       </w:r>
@@ -2841,6 +3223,11 @@
           <w:lang w:val="en-US"/>
         </w:rPr>
       </w:r>
+      <w:r>
+        <w:rPr>
+          <w:lang w:val="en-US"/>
+        </w:rPr>
+      </w:r>
     </w:p>
     <w:p>
       <w:pPr>
@@ -2859,6 +3246,11 @@
           <w:lang w:val="en-US"/>
         </w:rPr>
       </w:r>
+      <w:r>
+        <w:rPr>
+          <w:lang w:val="en-US"/>
+        </w:rPr>
+      </w:r>
     </w:p>
     <w:p>
       <w:pPr>
@@ -2877,6 +3269,11 @@
           <w:lang w:val="en-US"/>
         </w:rPr>
       </w:r>
+      <w:r>
+        <w:rPr>
+          <w:lang w:val="en-US"/>
+        </w:rPr>
+      </w:r>
     </w:p>
     <w:p>
       <w:pPr>
@@ -2895,6 +3292,11 @@
           <w:lang w:val="en-US"/>
         </w:rPr>
       </w:r>
+      <w:r>
+        <w:rPr>
+          <w:lang w:val="en-US"/>
+        </w:rPr>
+      </w:r>
     </w:p>
     <w:p>
       <w:pPr>
@@ -2918,6 +3320,12 @@
           <w:color w:val="000000"/>
         </w:rPr>
         <w:t xml:space="preserve">The funding stipulation excludes coursework from payment, and so only non-technical elements of the project development will be funded. Funding also excludes paid labour, and therefore only materials and event support are funded.</w:t>
+      </w:r>
+      <w:r>
+        <w:rPr>
+          <w:rFonts w:ascii="Aptos" w:hAnsi="Aptos" w:eastAsia="Aptos" w:cs="Aptos"/>
+          <w:color w:val="000000"/>
+        </w:rPr>
       </w:r>
       <w:r>
         <w:rPr>
@@ -2963,11 +3371,8 @@
       </w:r>
       <w:r>
         <w:rPr>
-          <w:rStyle w:val="913"/>
           <w:rFonts w:ascii="Aptos" w:hAnsi="Aptos" w:eastAsia="Aptos" w:cs="Aptos"/>
           <w:color w:val="000000"/>
-          <w:sz w:val="24"/>
-          <w:szCs w:val="24"/>
         </w:rPr>
       </w:r>
       <w:r>
@@ -2996,11 +3401,6 @@
         <w:ind/>
         <w:rPr/>
       </w:pPr>
-      <w:r>
-        <w:rPr>
-          <w:highlight w:val="none"/>
-        </w:rPr>
-      </w:r>
       <w:r>
         <w:rPr>
           <w:highlight w:val="none"/>
@@ -3013,7 +3413,7 @@
               <wp:inline xmlns:wp="http://schemas.openxmlformats.org/drawingml/2006/wordprocessingDrawing" distT="0" distB="0" distL="0" distR="0">
                 <wp:extent cx="5731510" cy="3709677"/>
                 <wp:effectExtent l="0" t="0" r="0" b="0"/>
-                <wp:docPr id="6" name=""/>
+                <wp:docPr id="8" name=""/>
                 <wp:cNvGraphicFramePr>
                   <a:graphicFrameLocks xmlns:a="http://schemas.openxmlformats.org/drawingml/2006/main" noChangeAspect="1"/>
                 </wp:cNvGraphicFramePr>
@@ -3028,7 +3428,7 @@
                         <pic:nvPr/>
                       </pic:nvPicPr>
                       <pic:blipFill rotWithShape="1">
-                        <a:blip r:embed="rId15"/>
+                        <a:blip r:embed="rId17"/>
                         <a:stretch/>
                       </pic:blipFill>
                       <pic:spPr bwMode="auto">
@@ -3067,8 +3467,8 @@
                 <v:path o:extrusionok="f" gradientshapeok="t" o:connecttype="rect"/>
                 <o:lock v:ext="edit" aspectratio="t"/>
               </v:shapetype>
-              <v:shape id="_x0000_i5" o:spid="_x0000_s5" type="#_x0000_t75" style="width:451.30pt;height:292.10pt;mso-wrap-distance-left:0.00pt;mso-wrap-distance-top:0.00pt;mso-wrap-distance-right:0.00pt;mso-wrap-distance-bottom:0.00pt;z-index:1;" stroked="false">
-                <v:imagedata r:id="rId15" o:title=""/>
+              <v:shape id="_x0000_i7" o:spid="_x0000_s7" type="#_x0000_t75" style="width:451.30pt;height:292.10pt;mso-wrap-distance-left:0.00pt;mso-wrap-distance-top:0.00pt;mso-wrap-distance-right:0.00pt;mso-wrap-distance-bottom:0.00pt;z-index:1;" stroked="false">
+                <v:imagedata r:id="rId17" o:title=""/>
                 <o:lock v:ext="edit" rotation="t"/>
               </v:shape>
             </w:pict>
@@ -3080,22 +3480,17 @@
           <w:highlight w:val="none"/>
         </w:rPr>
       </w:r>
-      <w:r>
+      <w:r/>
+    </w:p>
+    <w:p>
+      <w:pPr>
+        <w:pBdr/>
+        <w:spacing/>
+        <w:ind/>
         <w:rPr>
           <w:highlight w:val="none"/>
         </w:rPr>
-      </w:r>
-    </w:p>
-    <w:p>
-      <w:pPr>
-        <w:pBdr/>
-        <w:spacing/>
-        <w:ind/>
-        <w:rPr>
-          <w:highlight w:val="none"/>
-        </w:rPr>
-      </w:pPr>
-      <w:r/>
+      </w:pPr>
       <w:r>
         <w:t xml:space="preserve">(</w:t>
       </w:r>
@@ -3108,7 +3503,11 @@
         <w:commentReference w:id="5"/>
       </w:r>
       <w:r/>
-      <w:r/>
+      <w:r>
+        <w:rPr>
+          <w:highlight w:val="none"/>
+        </w:rPr>
+      </w:r>
     </w:p>
     <w:p>
       <w:pPr>
@@ -3145,6 +3544,11 @@
           <w:lang w:val="en-US"/>
         </w:rPr>
       </w:r>
+      <w:r>
+        <w:rPr>
+          <w:highlight w:val="none"/>
+        </w:rPr>
+      </w:r>
     </w:p>
     <w:p>
       <w:pPr>
@@ -3155,12 +3559,6 @@
           <w:lang w:val="en-US"/>
         </w:rPr>
       </w:pPr>
-      <w:r>
-        <w:rPr>
-          <w:highlight w:val="none"/>
-          <w:lang w:val="en-US" w:bidi="en-US"/>
-        </w:rPr>
-      </w:r>
       <w:r>
         <w:rPr>
           <w:highlight w:val="none"/>
@@ -3173,10 +3571,15 @@
           <w:lang w:val="en-US"/>
         </w:rPr>
       </w:r>
+      <w:r>
+        <w:rPr>
+          <w:lang w:val="en-US"/>
+        </w:rPr>
+      </w:r>
     </w:p>
     <w:p>
       <w:pPr>
-        <w:pStyle w:val="725"/>
+        <w:pStyle w:val="809"/>
         <w:numPr>
           <w:ilvl w:val="0"/>
           <w:numId w:val="2"/>
@@ -3196,9 +3599,12 @@
         </w:rPr>
         <w:t xml:space="preserve">Risk Analysis</w:t>
       </w:r>
-      <w:r/>
       <w:bookmarkEnd w:id="10"/>
-      <w:r/>
+      <w:r>
+        <w:rPr>
+          <w:lang w:val="en-US"/>
+        </w:rPr>
+      </w:r>
       <w:r>
         <w:rPr>
           <w:lang w:val="en-US"/>
@@ -3228,6 +3634,11 @@
           <w:highlight w:val="none"/>
         </w:rPr>
       </w:r>
+      <w:r>
+        <w:rPr>
+          <w:highlight w:val="none"/>
+        </w:rPr>
+      </w:r>
     </w:p>
     <w:p>
       <w:pPr>
@@ -3250,7 +3661,7 @@
               <wp:inline xmlns:wp="http://schemas.openxmlformats.org/drawingml/2006/wordprocessingDrawing" distT="0" distB="0" distL="0" distR="0">
                 <wp:extent cx="5731510" cy="2403536"/>
                 <wp:effectExtent l="0" t="0" r="0" b="0"/>
-                <wp:docPr id="7" name=""/>
+                <wp:docPr id="9" name=""/>
                 <wp:cNvGraphicFramePr>
                   <a:graphicFrameLocks xmlns:a="http://schemas.openxmlformats.org/drawingml/2006/main" noChangeAspect="1"/>
                 </wp:cNvGraphicFramePr>
@@ -3265,7 +3676,7 @@
                         <pic:nvPr/>
                       </pic:nvPicPr>
                       <pic:blipFill rotWithShape="1">
-                        <a:blip r:embed="rId16"/>
+                        <a:blip r:embed="rId18"/>
                         <a:stretch/>
                       </pic:blipFill>
                       <pic:spPr bwMode="auto">
@@ -3304,8 +3715,8 @@
                 <v:path o:extrusionok="f" gradientshapeok="t" o:connecttype="rect"/>
                 <o:lock v:ext="edit" aspectratio="t"/>
               </v:shapetype>
-              <v:shape id="_x0000_i6" o:spid="_x0000_s6" type="#_x0000_t75" style="width:451.30pt;height:189.25pt;mso-wrap-distance-left:0.00pt;mso-wrap-distance-top:0.00pt;mso-wrap-distance-right:0.00pt;mso-wrap-distance-bottom:0.00pt;z-index:1;" stroked="false">
-                <v:imagedata r:id="rId16" o:title=""/>
+              <v:shape id="_x0000_i8" o:spid="_x0000_s8" type="#_x0000_t75" style="width:451.30pt;height:189.25pt;mso-wrap-distance-left:0.00pt;mso-wrap-distance-top:0.00pt;mso-wrap-distance-right:0.00pt;mso-wrap-distance-bottom:0.00pt;z-index:1;" stroked="false">
+                <v:imagedata r:id="rId18" o:title=""/>
                 <o:lock v:ext="edit" rotation="t"/>
               </v:shape>
             </w:pict>
@@ -3322,31 +3733,6 @@
           <w:highlight w:val="none"/>
         </w:rPr>
       </w:r>
-      <w:r>
-        <w:rPr>
-          <w:highlight w:val="none"/>
-        </w:rPr>
-      </w:r>
-      <w:r>
-        <w:rPr>
-          <w:highlight w:val="none"/>
-        </w:rPr>
-      </w:r>
-      <w:r>
-        <w:rPr>
-          <w:highlight w:val="none"/>
-        </w:rPr>
-      </w:r>
-      <w:r>
-        <w:rPr>
-          <w:highlight w:val="none"/>
-        </w:rPr>
-      </w:r>
-      <w:r>
-        <w:rPr>
-          <w:highlight w:val="none"/>
-        </w:rPr>
-      </w:r>
     </w:p>
     <w:p>
       <w:pPr>
@@ -3357,12 +3743,6 @@
           <w:lang w:val="en-US"/>
         </w:rPr>
       </w:pPr>
-      <w:r>
-        <w:rPr>
-          <w:highlight w:val="none"/>
-          <w:lang w:val="en-US" w:bidi="en-US"/>
-        </w:rPr>
-      </w:r>
       <w:r>
         <w:rPr>
           <w:highlight w:val="none"/>
@@ -3375,10 +3755,15 @@
           <w:lang w:val="en-US"/>
         </w:rPr>
       </w:r>
+      <w:r>
+        <w:rPr>
+          <w:lang w:val="en-US"/>
+        </w:rPr>
+      </w:r>
     </w:p>
     <w:p>
       <w:pPr>
-        <w:pStyle w:val="725"/>
+        <w:pStyle w:val="809"/>
         <w:numPr>
           <w:ilvl w:val="0"/>
           <w:numId w:val="2"/>
@@ -3398,7 +3783,6 @@
         </w:rPr>
         <w:t xml:space="preserve">Meta Skills Reflection</w:t>
       </w:r>
-      <w:r/>
       <w:r>
         <w:rPr>
           <w:bCs/>
@@ -3406,7 +3790,11 @@
         </w:rPr>
       </w:r>
       <w:bookmarkEnd w:id="11"/>
-      <w:r/>
+      <w:r>
+        <w:rPr>
+          <w:lang w:val="en-US"/>
+        </w:rPr>
+      </w:r>
       <w:r>
         <w:rPr>
           <w:lang w:val="en-US"/>
@@ -3472,6 +3860,11 @@
           <w:lang w:val="en-US"/>
         </w:rPr>
       </w:r>
+      <w:r>
+        <w:rPr>
+          <w:highlight w:val="none"/>
+        </w:rPr>
+      </w:r>
     </w:p>
     <w:p>
       <w:pPr>
@@ -3487,7 +3880,14 @@
           <w:highlight w:val="none"/>
           <w:lang w:val="en-GB"/>
         </w:rPr>
-        <w:t xml:space="preserve">These weaker skills have been developed under duress, in managing stakeholder expectations with team members and personal resources. Understanding what to communicate and when has helped me have a better idea of how to employ certain skills and that in turn has helped me develop them.</w:t>
+        <w:t xml:space="preserve">These weaker skills have been</w:t>
+      </w:r>
+      <w:r>
+        <w:rPr>
+          <w:highlight w:val="none"/>
+          <w:lang w:val="en-GB"/>
+        </w:rPr>
+        <w:t xml:space="preserve"> developed under duress, in managing stakeholder expectations with team members and personal resources. Understanding what to communicate and when has helped me have a better idea of how to employ certain skills and that in turn has helped me develop them.</w:t>
       </w:r>
       <w:r>
         <w:rPr>
@@ -3495,6 +3895,11 @@
           <w:lang w:val="en-US"/>
         </w:rPr>
       </w:r>
+      <w:r>
+        <w:rPr>
+          <w:lang w:val="en-US"/>
+        </w:rPr>
+      </w:r>
     </w:p>
     <w:p>
       <w:pPr>
@@ -3510,7 +3915,11 @@
       </w:r>
       <w:commentRangeStart w:id="6"/>
       <w:r/>
-      <w:r/>
+      <w:r>
+        <w:rPr>
+          <w:highlight w:val="none"/>
+        </w:rPr>
+      </w:r>
     </w:p>
     <w:p>
       <w:pPr>
@@ -3529,11 +3938,7 @@
           <w:highlight w:val="none"/>
         </w:rPr>
       </w:r>
-      <w:r>
-        <w:rPr>
-          <w:highlight w:val="none"/>
-        </w:rPr>
-      </w:r>
+      <w:r/>
     </w:p>
     <w:p>
       <w:pPr>
@@ -3556,7 +3961,7 @@
               <wp:inline xmlns:wp="http://schemas.openxmlformats.org/drawingml/2006/wordprocessingDrawing" distT="0" distB="0" distL="0" distR="0">
                 <wp:extent cx="5731510" cy="3179240"/>
                 <wp:effectExtent l="0" t="0" r="0" b="0"/>
-                <wp:docPr id="8" name=""/>
+                <wp:docPr id="10" name=""/>
                 <wp:cNvGraphicFramePr>
                   <a:graphicFrameLocks xmlns:a="http://schemas.openxmlformats.org/drawingml/2006/main" noChangeAspect="1"/>
                 </wp:cNvGraphicFramePr>
@@ -3571,7 +3976,7 @@
                         <pic:nvPr/>
                       </pic:nvPicPr>
                       <pic:blipFill rotWithShape="1">
-                        <a:blip r:embed="rId17"/>
+                        <a:blip r:embed="rId19"/>
                         <a:stretch/>
                       </pic:blipFill>
                       <pic:spPr bwMode="auto">
@@ -3610,8 +4015,8 @@
                 <v:path o:extrusionok="f" gradientshapeok="t" o:connecttype="rect"/>
                 <o:lock v:ext="edit" aspectratio="t"/>
               </v:shapetype>
-              <v:shape id="_x0000_i7" o:spid="_x0000_s7" type="#_x0000_t75" style="width:451.30pt;height:250.33pt;mso-wrap-distance-left:0.00pt;mso-wrap-distance-top:0.00pt;mso-wrap-distance-right:0.00pt;mso-wrap-distance-bottom:0.00pt;z-index:1;" stroked="false">
-                <v:imagedata r:id="rId17" o:title=""/>
+              <v:shape id="_x0000_i9" o:spid="_x0000_s9" type="#_x0000_t75" style="width:451.30pt;height:250.33pt;mso-wrap-distance-left:0.00pt;mso-wrap-distance-top:0.00pt;mso-wrap-distance-right:0.00pt;mso-wrap-distance-bottom:0.00pt;z-index:1;" stroked="false">
+                <v:imagedata r:id="rId19" o:title=""/>
                 <o:lock v:ext="edit" rotation="t"/>
               </v:shape>
             </w:pict>
@@ -3628,11 +4033,6 @@
           <w:highlight w:val="none"/>
         </w:rPr>
       </w:r>
-      <w:r>
-        <w:rPr>
-          <w:highlight w:val="none"/>
-        </w:rPr>
-      </w:r>
     </w:p>
     <w:p>
       <w:pPr>
@@ -3643,11 +4043,6 @@
           <w:lang w:val="en-US"/>
         </w:rPr>
       </w:pPr>
-      <w:r>
-        <w:rPr>
-          <w:highlight w:val="none"/>
-        </w:rPr>
-      </w:r>
       <w:r>
         <w:rPr>
           <w:highlight w:val="none"/>
@@ -3660,7 +4055,7 @@
               <wp:inline xmlns:wp="http://schemas.openxmlformats.org/drawingml/2006/wordprocessingDrawing" distT="0" distB="0" distL="0" distR="0">
                 <wp:extent cx="5731510" cy="3115675"/>
                 <wp:effectExtent l="0" t="0" r="0" b="0"/>
-                <wp:docPr id="9" name=""/>
+                <wp:docPr id="11" name=""/>
                 <wp:cNvGraphicFramePr>
                   <a:graphicFrameLocks xmlns:a="http://schemas.openxmlformats.org/drawingml/2006/main" noChangeAspect="1"/>
                 </wp:cNvGraphicFramePr>
@@ -3675,7 +4070,7 @@
                         <pic:nvPr/>
                       </pic:nvPicPr>
                       <pic:blipFill rotWithShape="1">
-                        <a:blip r:embed="rId18"/>
+                        <a:blip r:embed="rId20"/>
                         <a:stretch/>
                       </pic:blipFill>
                       <pic:spPr bwMode="auto">
@@ -3714,8 +4109,8 @@
                 <v:path o:extrusionok="f" gradientshapeok="t" o:connecttype="rect"/>
                 <o:lock v:ext="edit" aspectratio="t"/>
               </v:shapetype>
-              <v:shape id="_x0000_i8" o:spid="_x0000_s8" type="#_x0000_t75" style="width:451.30pt;height:245.33pt;mso-wrap-distance-left:0.00pt;mso-wrap-distance-top:0.00pt;mso-wrap-distance-right:0.00pt;mso-wrap-distance-bottom:0.00pt;z-index:1;" stroked="false">
-                <v:imagedata r:id="rId18" o:title=""/>
+              <v:shape id="_x0000_i10" o:spid="_x0000_s10" type="#_x0000_t75" style="width:451.30pt;height:245.33pt;mso-wrap-distance-left:0.00pt;mso-wrap-distance-top:0.00pt;mso-wrap-distance-right:0.00pt;mso-wrap-distance-bottom:0.00pt;z-index:1;" stroked="false">
+                <v:imagedata r:id="rId20" o:title=""/>
                 <o:lock v:ext="edit" rotation="t"/>
               </v:shape>
             </w:pict>
@@ -3729,7 +4124,7 @@
       </w:r>
       <w:r>
         <w:rPr>
-          <w:highlight w:val="none"/>
+          <w:lang w:val="en-US"/>
         </w:rPr>
       </w:r>
     </w:p>
@@ -3755,12 +4150,13 @@
       </w:r>
       <w:r>
         <w:rPr>
-          <w:lang w:val="en-US"/>
+          <w:highlight w:val="none"/>
         </w:rPr>
       </w:r>
       <w:r>
         <w:rPr>
           <w:highlight w:val="none"/>
+          <w:lang w:val="en-US"/>
         </w:rPr>
       </w:r>
     </w:p>
@@ -3788,13 +4184,12 @@
       <w:r>
         <w:rPr>
           <w:highlight w:val="none"/>
-          <w:lang w:val="en-US"/>
         </w:rPr>
       </w:r>
     </w:p>
     <w:p>
       <w:pPr>
-        <w:pStyle w:val="725"/>
+        <w:pStyle w:val="809"/>
         <w:pBdr/>
         <w:spacing/>
         <w:ind/>
@@ -3805,8 +4200,6 @@
       <w:r>
         <w:t xml:space="preserve">Conclusion</w:t>
       </w:r>
-      <w:r/>
-      <w:r/>
       <w:bookmarkEnd w:id="12"/>
       <w:r/>
       <w:r/>
@@ -3843,6 +4236,11 @@
           <w:lang w:val="en-US"/>
         </w:rPr>
       </w:r>
+      <w:r>
+        <w:rPr>
+          <w:lang w:val="en-US"/>
+        </w:rPr>
+      </w:r>
     </w:p>
     <w:p>
       <w:pPr>
@@ -3856,7 +4254,7 @@
     </w:p>
     <w:p>
       <w:pPr>
-        <w:pStyle w:val="725"/>
+        <w:pStyle w:val="809"/>
         <w:pBdr/>
         <w:spacing/>
         <w:ind/>
@@ -3867,7 +4265,6 @@
       <w:r>
         <w:t xml:space="preserve">References</w:t>
       </w:r>
-      <w:r/>
       <w:bookmarkEnd w:id="13"/>
       <w:r/>
       <w:r/>
@@ -3932,6 +4329,11 @@
           <w:color w:val="000000"/>
         </w:rPr>
         <w:t xml:space="preserve">. Available at: https://github.com/TortoiseLeaf/laurenk_personal_repository_2025/blob/main/UI_Enterprise_Transformation/LO1.xlsx (Accessed: 26 November 2025). </w:t>
+      </w:r>
+      <w:r>
+        <w:rPr>
+          <w:rFonts w:ascii="Aptos" w:hAnsi="Aptos" w:cs="Aptos"/>
+        </w:rPr>
       </w:r>
       <w:r>
         <w:rPr>
@@ -5539,9 +5941,9 @@
     <w:lsdException w:name="Bibliography" w:uiPriority="37"/>
     <w:lsdException w:name="TOC Heading" w:uiPriority="39" w:qFormat="1"/>
   </w:latentStyles>
-  <w:style w:type="table" w:styleId="13">
+  <w:style w:type="table" w:styleId="724">
     <w:name w:val="Table Grid Light"/>
-    <w:basedOn w:val="734"/>
+    <w:basedOn w:val="818"/>
     <w:uiPriority w:val="59"/>
     <w:pPr>
       <w:pBdr/>
@@ -5738,9 +6140,9 @@
       </w:tcPr>
     </w:tblStylePr>
   </w:style>
-  <w:style w:type="table" w:styleId="20">
+  <w:style w:type="table" w:styleId="725">
     <w:name w:val="Grid Table 1 Light - Accent 1"/>
-    <w:basedOn w:val="734"/>
+    <w:basedOn w:val="818"/>
     <w:uiPriority w:val="99"/>
     <w:pPr>
       <w:pBdr/>
@@ -5961,9 +6363,9 @@
       </w:tcPr>
     </w:tblStylePr>
   </w:style>
-  <w:style w:type="table" w:styleId="21">
+  <w:style w:type="table" w:styleId="726">
     <w:name w:val="Grid Table 1 Light - Accent 2"/>
-    <w:basedOn w:val="734"/>
+    <w:basedOn w:val="818"/>
     <w:uiPriority w:val="99"/>
     <w:pPr>
       <w:pBdr/>
@@ -6184,9 +6586,9 @@
       </w:tcPr>
     </w:tblStylePr>
   </w:style>
-  <w:style w:type="table" w:styleId="22">
+  <w:style w:type="table" w:styleId="727">
     <w:name w:val="Grid Table 1 Light - Accent 3"/>
-    <w:basedOn w:val="734"/>
+    <w:basedOn w:val="818"/>
     <w:uiPriority w:val="99"/>
     <w:pPr>
       <w:pBdr/>
@@ -6407,9 +6809,9 @@
       </w:tcPr>
     </w:tblStylePr>
   </w:style>
-  <w:style w:type="table" w:styleId="23">
+  <w:style w:type="table" w:styleId="728">
     <w:name w:val="Grid Table 1 Light - Accent 4"/>
-    <w:basedOn w:val="734"/>
+    <w:basedOn w:val="818"/>
     <w:uiPriority w:val="99"/>
     <w:pPr>
       <w:pBdr/>
@@ -6630,9 +7032,9 @@
       </w:tcPr>
     </w:tblStylePr>
   </w:style>
-  <w:style w:type="table" w:styleId="24">
+  <w:style w:type="table" w:styleId="729">
     <w:name w:val="Grid Table 1 Light - Accent 5"/>
-    <w:basedOn w:val="734"/>
+    <w:basedOn w:val="818"/>
     <w:uiPriority w:val="99"/>
     <w:pPr>
       <w:pBdr/>
@@ -6853,9 +7255,9 @@
       </w:tcPr>
     </w:tblStylePr>
   </w:style>
-  <w:style w:type="table" w:styleId="25">
+  <w:style w:type="table" w:styleId="730">
     <w:name w:val="Grid Table 1 Light - Accent 6"/>
-    <w:basedOn w:val="734"/>
+    <w:basedOn w:val="818"/>
     <w:uiPriority w:val="99"/>
     <w:pPr>
       <w:pBdr/>
@@ -7076,9 +7478,9 @@
       </w:tcPr>
     </w:tblStylePr>
   </w:style>
-  <w:style w:type="table" w:styleId="27">
+  <w:style w:type="table" w:styleId="731">
     <w:name w:val="Grid Table 2 - Accent 1"/>
-    <w:basedOn w:val="734"/>
+    <w:basedOn w:val="818"/>
     <w:uiPriority w:val="99"/>
     <w:pPr>
       <w:pBdr/>
@@ -7308,9 +7710,9 @@
       </w:tcPr>
     </w:tblStylePr>
   </w:style>
-  <w:style w:type="table" w:styleId="28">
+  <w:style w:type="table" w:styleId="732">
     <w:name w:val="Grid Table 2 - Accent 2"/>
-    <w:basedOn w:val="734"/>
+    <w:basedOn w:val="818"/>
     <w:uiPriority w:val="99"/>
     <w:pPr>
       <w:pBdr/>
@@ -7540,9 +7942,9 @@
       </w:tcPr>
     </w:tblStylePr>
   </w:style>
-  <w:style w:type="table" w:styleId="29">
+  <w:style w:type="table" w:styleId="733">
     <w:name w:val="Grid Table 2 - Accent 3"/>
-    <w:basedOn w:val="734"/>
+    <w:basedOn w:val="818"/>
     <w:uiPriority w:val="99"/>
     <w:pPr>
       <w:pBdr/>
@@ -7772,9 +8174,9 @@
       </w:tcPr>
     </w:tblStylePr>
   </w:style>
-  <w:style w:type="table" w:styleId="30">
+  <w:style w:type="table" w:styleId="734">
     <w:name w:val="Grid Table 2 - Accent 4"/>
-    <w:basedOn w:val="734"/>
+    <w:basedOn w:val="818"/>
     <w:uiPriority w:val="99"/>
     <w:pPr>
       <w:pBdr/>
@@ -8004,9 +8406,9 @@
       </w:tcPr>
     </w:tblStylePr>
   </w:style>
-  <w:style w:type="table" w:styleId="31">
+  <w:style w:type="table" w:styleId="735">
     <w:name w:val="Grid Table 2 - Accent 5"/>
-    <w:basedOn w:val="734"/>
+    <w:basedOn w:val="818"/>
     <w:uiPriority w:val="99"/>
     <w:pPr>
       <w:pBdr/>
@@ -8236,9 +8638,9 @@
       </w:tcPr>
     </w:tblStylePr>
   </w:style>
-  <w:style w:type="table" w:styleId="32">
+  <w:style w:type="table" w:styleId="736">
     <w:name w:val="Grid Table 2 - Accent 6"/>
-    <w:basedOn w:val="734"/>
+    <w:basedOn w:val="818"/>
     <w:uiPriority w:val="99"/>
     <w:pPr>
       <w:pBdr/>
@@ -8468,9 +8870,9 @@
       </w:tcPr>
     </w:tblStylePr>
   </w:style>
-  <w:style w:type="table" w:styleId="34">
+  <w:style w:type="table" w:styleId="737">
     <w:name w:val="Grid Table 3 - Accent 1"/>
-    <w:basedOn w:val="734"/>
+    <w:basedOn w:val="818"/>
     <w:uiPriority w:val="99"/>
     <w:pPr>
       <w:pBdr/>
@@ -8569,29 +8971,6 @@
         <w:tblBorders/>
       </w:tblPr>
       <w:tcPr>
-        <w:shd w:color="ffffff"/>
-        <w:tcBorders>
-          <w:top w:val="none" w:color="000000" w:sz="4" w:space="0"/>
-          <w:left w:val="none" w:color="000000" w:sz="4" w:space="0"/>
-          <w:bottom w:val="none" w:color="000000" w:sz="4" w:space="0"/>
-          <w:right w:val="none" w:color="000000" w:sz="4" w:space="0"/>
-        </w:tcBorders>
-      </w:tcPr>
-    </w:tblStylePr>
-    <w:tblStylePr w:type="firstRow">
-      <w:rPr>
-        <w:b/>
-        <w:color w:val="404040"/>
-      </w:rPr>
-      <w:pPr>
-        <w:pBdr/>
-        <w:spacing/>
-        <w:ind/>
-      </w:pPr>
-      <w:tblPr>
-        <w:tblBorders/>
-      </w:tblPr>
-      <w:tcPr>
         <w:shd w:val="clear" w:color="ffffff"/>
         <w:tcBorders>
           <w:top w:val="none" w:color="000000" w:sz="4" w:space="0"/>
@@ -8601,30 +8980,7 @@
         </w:tcBorders>
       </w:tcPr>
     </w:tblStylePr>
-    <w:tblStylePr w:type="lastCol">
-      <w:rPr>
-        <w:i/>
-        <w:color w:val="404040"/>
-      </w:rPr>
-      <w:pPr>
-        <w:pBdr/>
-        <w:spacing/>
-        <w:ind/>
-      </w:pPr>
-      <w:tblPr>
-        <w:tblBorders/>
-      </w:tblPr>
-      <w:tcPr>
-        <w:shd w:color="ffffff"/>
-        <w:tcBorders>
-          <w:top w:val="none" w:color="000000" w:sz="4" w:space="0"/>
-          <w:left w:val="none" w:color="000000" w:sz="4" w:space="0"/>
-          <w:bottom w:val="none" w:color="000000" w:sz="4" w:space="0"/>
-          <w:right w:val="none" w:color="000000" w:sz="4" w:space="0"/>
-        </w:tcBorders>
-      </w:tcPr>
-    </w:tblStylePr>
-    <w:tblStylePr w:type="lastRow">
+    <w:tblStylePr w:type="firstRow">
       <w:rPr>
         <w:b/>
         <w:color w:val="404040"/>
@@ -8647,6 +9003,52 @@
         </w:tcBorders>
       </w:tcPr>
     </w:tblStylePr>
+    <w:tblStylePr w:type="lastCol">
+      <w:rPr>
+        <w:i/>
+        <w:color w:val="404040"/>
+      </w:rPr>
+      <w:pPr>
+        <w:pBdr/>
+        <w:spacing/>
+        <w:ind/>
+      </w:pPr>
+      <w:tblPr>
+        <w:tblBorders/>
+      </w:tblPr>
+      <w:tcPr>
+        <w:shd w:val="clear" w:color="ffffff"/>
+        <w:tcBorders>
+          <w:top w:val="none" w:color="000000" w:sz="4" w:space="0"/>
+          <w:left w:val="none" w:color="000000" w:sz="4" w:space="0"/>
+          <w:bottom w:val="none" w:color="000000" w:sz="4" w:space="0"/>
+          <w:right w:val="none" w:color="000000" w:sz="4" w:space="0"/>
+        </w:tcBorders>
+      </w:tcPr>
+    </w:tblStylePr>
+    <w:tblStylePr w:type="lastRow">
+      <w:rPr>
+        <w:b/>
+        <w:color w:val="404040"/>
+      </w:rPr>
+      <w:pPr>
+        <w:pBdr/>
+        <w:spacing/>
+        <w:ind/>
+      </w:pPr>
+      <w:tblPr>
+        <w:tblBorders/>
+      </w:tblPr>
+      <w:tcPr>
+        <w:shd w:val="clear" w:color="ffffff"/>
+        <w:tcBorders>
+          <w:top w:val="none" w:color="000000" w:sz="4" w:space="0"/>
+          <w:left w:val="none" w:color="000000" w:sz="4" w:space="0"/>
+          <w:bottom w:val="none" w:color="000000" w:sz="4" w:space="0"/>
+          <w:right w:val="none" w:color="000000" w:sz="4" w:space="0"/>
+        </w:tcBorders>
+      </w:tcPr>
+    </w:tblStylePr>
     <w:tblStylePr w:type="nwCell">
       <w:pPr>
         <w:pBdr/>
@@ -8713,9 +9115,9 @@
       </w:tcPr>
     </w:tblStylePr>
   </w:style>
-  <w:style w:type="table" w:styleId="35">
+  <w:style w:type="table" w:styleId="738">
     <w:name w:val="Grid Table 3 - Accent 2"/>
-    <w:basedOn w:val="734"/>
+    <w:basedOn w:val="818"/>
     <w:uiPriority w:val="99"/>
     <w:pPr>
       <w:pBdr/>
@@ -8814,29 +9216,6 @@
         <w:tblBorders/>
       </w:tblPr>
       <w:tcPr>
-        <w:shd w:color="ffffff"/>
-        <w:tcBorders>
-          <w:top w:val="none" w:color="000000" w:sz="4" w:space="0"/>
-          <w:left w:val="none" w:color="000000" w:sz="4" w:space="0"/>
-          <w:bottom w:val="none" w:color="000000" w:sz="4" w:space="0"/>
-          <w:right w:val="none" w:color="000000" w:sz="4" w:space="0"/>
-        </w:tcBorders>
-      </w:tcPr>
-    </w:tblStylePr>
-    <w:tblStylePr w:type="firstRow">
-      <w:rPr>
-        <w:b/>
-        <w:color w:val="404040"/>
-      </w:rPr>
-      <w:pPr>
-        <w:pBdr/>
-        <w:spacing/>
-        <w:ind/>
-      </w:pPr>
-      <w:tblPr>
-        <w:tblBorders/>
-      </w:tblPr>
-      <w:tcPr>
         <w:shd w:val="clear" w:color="ffffff"/>
         <w:tcBorders>
           <w:top w:val="none" w:color="000000" w:sz="4" w:space="0"/>
@@ -8846,30 +9225,7 @@
         </w:tcBorders>
       </w:tcPr>
     </w:tblStylePr>
-    <w:tblStylePr w:type="lastCol">
-      <w:rPr>
-        <w:i/>
-        <w:color w:val="404040"/>
-      </w:rPr>
-      <w:pPr>
-        <w:pBdr/>
-        <w:spacing/>
-        <w:ind/>
-      </w:pPr>
-      <w:tblPr>
-        <w:tblBorders/>
-      </w:tblPr>
-      <w:tcPr>
-        <w:shd w:color="ffffff"/>
-        <w:tcBorders>
-          <w:top w:val="none" w:color="000000" w:sz="4" w:space="0"/>
-          <w:left w:val="none" w:color="000000" w:sz="4" w:space="0"/>
-          <w:bottom w:val="none" w:color="000000" w:sz="4" w:space="0"/>
-          <w:right w:val="none" w:color="000000" w:sz="4" w:space="0"/>
-        </w:tcBorders>
-      </w:tcPr>
-    </w:tblStylePr>
-    <w:tblStylePr w:type="lastRow">
+    <w:tblStylePr w:type="firstRow">
       <w:rPr>
         <w:b/>
         <w:color w:val="404040"/>
@@ -8892,6 +9248,52 @@
         </w:tcBorders>
       </w:tcPr>
     </w:tblStylePr>
+    <w:tblStylePr w:type="lastCol">
+      <w:rPr>
+        <w:i/>
+        <w:color w:val="404040"/>
+      </w:rPr>
+      <w:pPr>
+        <w:pBdr/>
+        <w:spacing/>
+        <w:ind/>
+      </w:pPr>
+      <w:tblPr>
+        <w:tblBorders/>
+      </w:tblPr>
+      <w:tcPr>
+        <w:shd w:val="clear" w:color="ffffff"/>
+        <w:tcBorders>
+          <w:top w:val="none" w:color="000000" w:sz="4" w:space="0"/>
+          <w:left w:val="none" w:color="000000" w:sz="4" w:space="0"/>
+          <w:bottom w:val="none" w:color="000000" w:sz="4" w:space="0"/>
+          <w:right w:val="none" w:color="000000" w:sz="4" w:space="0"/>
+        </w:tcBorders>
+      </w:tcPr>
+    </w:tblStylePr>
+    <w:tblStylePr w:type="lastRow">
+      <w:rPr>
+        <w:b/>
+        <w:color w:val="404040"/>
+      </w:rPr>
+      <w:pPr>
+        <w:pBdr/>
+        <w:spacing/>
+        <w:ind/>
+      </w:pPr>
+      <w:tblPr>
+        <w:tblBorders/>
+      </w:tblPr>
+      <w:tcPr>
+        <w:shd w:val="clear" w:color="ffffff"/>
+        <w:tcBorders>
+          <w:top w:val="none" w:color="000000" w:sz="4" w:space="0"/>
+          <w:left w:val="none" w:color="000000" w:sz="4" w:space="0"/>
+          <w:bottom w:val="none" w:color="000000" w:sz="4" w:space="0"/>
+          <w:right w:val="none" w:color="000000" w:sz="4" w:space="0"/>
+        </w:tcBorders>
+      </w:tcPr>
+    </w:tblStylePr>
     <w:tblStylePr w:type="nwCell">
       <w:pPr>
         <w:pBdr/>
@@ -8958,9 +9360,9 @@
       </w:tcPr>
     </w:tblStylePr>
   </w:style>
-  <w:style w:type="table" w:styleId="36">
+  <w:style w:type="table" w:styleId="739">
     <w:name w:val="Grid Table 3 - Accent 3"/>
-    <w:basedOn w:val="734"/>
+    <w:basedOn w:val="818"/>
     <w:uiPriority w:val="99"/>
     <w:pPr>
       <w:pBdr/>
@@ -9059,29 +9461,6 @@
         <w:tblBorders/>
       </w:tblPr>
       <w:tcPr>
-        <w:shd w:color="ffffff"/>
-        <w:tcBorders>
-          <w:top w:val="none" w:color="000000" w:sz="4" w:space="0"/>
-          <w:left w:val="none" w:color="000000" w:sz="4" w:space="0"/>
-          <w:bottom w:val="none" w:color="000000" w:sz="4" w:space="0"/>
-          <w:right w:val="none" w:color="000000" w:sz="4" w:space="0"/>
-        </w:tcBorders>
-      </w:tcPr>
-    </w:tblStylePr>
-    <w:tblStylePr w:type="firstRow">
-      <w:rPr>
-        <w:b/>
-        <w:color w:val="404040"/>
-      </w:rPr>
-      <w:pPr>
-        <w:pBdr/>
-        <w:spacing/>
-        <w:ind/>
-      </w:pPr>
-      <w:tblPr>
-        <w:tblBorders/>
-      </w:tblPr>
-      <w:tcPr>
         <w:shd w:val="clear" w:color="ffffff"/>
         <w:tcBorders>
           <w:top w:val="none" w:color="000000" w:sz="4" w:space="0"/>
@@ -9091,30 +9470,7 @@
         </w:tcBorders>
       </w:tcPr>
     </w:tblStylePr>
-    <w:tblStylePr w:type="lastCol">
-      <w:rPr>
-        <w:i/>
-        <w:color w:val="404040"/>
-      </w:rPr>
-      <w:pPr>
-        <w:pBdr/>
-        <w:spacing/>
-        <w:ind/>
-      </w:pPr>
-      <w:tblPr>
-        <w:tblBorders/>
-      </w:tblPr>
-      <w:tcPr>
-        <w:shd w:color="ffffff"/>
-        <w:tcBorders>
-          <w:top w:val="none" w:color="000000" w:sz="4" w:space="0"/>
-          <w:left w:val="none" w:color="000000" w:sz="4" w:space="0"/>
-          <w:bottom w:val="none" w:color="000000" w:sz="4" w:space="0"/>
-          <w:right w:val="none" w:color="000000" w:sz="4" w:space="0"/>
-        </w:tcBorders>
-      </w:tcPr>
-    </w:tblStylePr>
-    <w:tblStylePr w:type="lastRow">
+    <w:tblStylePr w:type="firstRow">
       <w:rPr>
         <w:b/>
         <w:color w:val="404040"/>
@@ -9137,6 +9493,52 @@
         </w:tcBorders>
       </w:tcPr>
     </w:tblStylePr>
+    <w:tblStylePr w:type="lastCol">
+      <w:rPr>
+        <w:i/>
+        <w:color w:val="404040"/>
+      </w:rPr>
+      <w:pPr>
+        <w:pBdr/>
+        <w:spacing/>
+        <w:ind/>
+      </w:pPr>
+      <w:tblPr>
+        <w:tblBorders/>
+      </w:tblPr>
+      <w:tcPr>
+        <w:shd w:val="clear" w:color="ffffff"/>
+        <w:tcBorders>
+          <w:top w:val="none" w:color="000000" w:sz="4" w:space="0"/>
+          <w:left w:val="none" w:color="000000" w:sz="4" w:space="0"/>
+          <w:bottom w:val="none" w:color="000000" w:sz="4" w:space="0"/>
+          <w:right w:val="none" w:color="000000" w:sz="4" w:space="0"/>
+        </w:tcBorders>
+      </w:tcPr>
+    </w:tblStylePr>
+    <w:tblStylePr w:type="lastRow">
+      <w:rPr>
+        <w:b/>
+        <w:color w:val="404040"/>
+      </w:rPr>
+      <w:pPr>
+        <w:pBdr/>
+        <w:spacing/>
+        <w:ind/>
+      </w:pPr>
+      <w:tblPr>
+        <w:tblBorders/>
+      </w:tblPr>
+      <w:tcPr>
+        <w:shd w:val="clear" w:color="ffffff"/>
+        <w:tcBorders>
+          <w:top w:val="none" w:color="000000" w:sz="4" w:space="0"/>
+          <w:left w:val="none" w:color="000000" w:sz="4" w:space="0"/>
+          <w:bottom w:val="none" w:color="000000" w:sz="4" w:space="0"/>
+          <w:right w:val="none" w:color="000000" w:sz="4" w:space="0"/>
+        </w:tcBorders>
+      </w:tcPr>
+    </w:tblStylePr>
     <w:tblStylePr w:type="nwCell">
       <w:pPr>
         <w:pBdr/>
@@ -9203,9 +9605,9 @@
       </w:tcPr>
     </w:tblStylePr>
   </w:style>
-  <w:style w:type="table" w:styleId="37">
+  <w:style w:type="table" w:styleId="740">
     <w:name w:val="Grid Table 3 - Accent 4"/>
-    <w:basedOn w:val="734"/>
+    <w:basedOn w:val="818"/>
     <w:uiPriority w:val="99"/>
     <w:pPr>
       <w:pBdr/>
@@ -9304,29 +9706,6 @@
         <w:tblBorders/>
       </w:tblPr>
       <w:tcPr>
-        <w:shd w:color="ffffff"/>
-        <w:tcBorders>
-          <w:top w:val="none" w:color="000000" w:sz="4" w:space="0"/>
-          <w:left w:val="none" w:color="000000" w:sz="4" w:space="0"/>
-          <w:bottom w:val="none" w:color="000000" w:sz="4" w:space="0"/>
-          <w:right w:val="none" w:color="000000" w:sz="4" w:space="0"/>
-        </w:tcBorders>
-      </w:tcPr>
-    </w:tblStylePr>
-    <w:tblStylePr w:type="firstRow">
-      <w:rPr>
-        <w:b/>
-        <w:color w:val="404040"/>
-      </w:rPr>
-      <w:pPr>
-        <w:pBdr/>
-        <w:spacing/>
-        <w:ind/>
-      </w:pPr>
-      <w:tblPr>
-        <w:tblBorders/>
-      </w:tblPr>
-      <w:tcPr>
         <w:shd w:val="clear" w:color="ffffff"/>
         <w:tcBorders>
           <w:top w:val="none" w:color="000000" w:sz="4" w:space="0"/>
@@ -9336,30 +9715,7 @@
         </w:tcBorders>
       </w:tcPr>
     </w:tblStylePr>
-    <w:tblStylePr w:type="lastCol">
-      <w:rPr>
-        <w:i/>
-        <w:color w:val="404040"/>
-      </w:rPr>
-      <w:pPr>
-        <w:pBdr/>
-        <w:spacing/>
-        <w:ind/>
-      </w:pPr>
-      <w:tblPr>
-        <w:tblBorders/>
-      </w:tblPr>
-      <w:tcPr>
-        <w:shd w:color="ffffff"/>
-        <w:tcBorders>
-          <w:top w:val="none" w:color="000000" w:sz="4" w:space="0"/>
-          <w:left w:val="none" w:color="000000" w:sz="4" w:space="0"/>
-          <w:bottom w:val="none" w:color="000000" w:sz="4" w:space="0"/>
-          <w:right w:val="none" w:color="000000" w:sz="4" w:space="0"/>
-        </w:tcBorders>
-      </w:tcPr>
-    </w:tblStylePr>
-    <w:tblStylePr w:type="lastRow">
+    <w:tblStylePr w:type="firstRow">
       <w:rPr>
         <w:b/>
         <w:color w:val="404040"/>
@@ -9382,6 +9738,52 @@
         </w:tcBorders>
       </w:tcPr>
     </w:tblStylePr>
+    <w:tblStylePr w:type="lastCol">
+      <w:rPr>
+        <w:i/>
+        <w:color w:val="404040"/>
+      </w:rPr>
+      <w:pPr>
+        <w:pBdr/>
+        <w:spacing/>
+        <w:ind/>
+      </w:pPr>
+      <w:tblPr>
+        <w:tblBorders/>
+      </w:tblPr>
+      <w:tcPr>
+        <w:shd w:val="clear" w:color="ffffff"/>
+        <w:tcBorders>
+          <w:top w:val="none" w:color="000000" w:sz="4" w:space="0"/>
+          <w:left w:val="none" w:color="000000" w:sz="4" w:space="0"/>
+          <w:bottom w:val="none" w:color="000000" w:sz="4" w:space="0"/>
+          <w:right w:val="none" w:color="000000" w:sz="4" w:space="0"/>
+        </w:tcBorders>
+      </w:tcPr>
+    </w:tblStylePr>
+    <w:tblStylePr w:type="lastRow">
+      <w:rPr>
+        <w:b/>
+        <w:color w:val="404040"/>
+      </w:rPr>
+      <w:pPr>
+        <w:pBdr/>
+        <w:spacing/>
+        <w:ind/>
+      </w:pPr>
+      <w:tblPr>
+        <w:tblBorders/>
+      </w:tblPr>
+      <w:tcPr>
+        <w:shd w:val="clear" w:color="ffffff"/>
+        <w:tcBorders>
+          <w:top w:val="none" w:color="000000" w:sz="4" w:space="0"/>
+          <w:left w:val="none" w:color="000000" w:sz="4" w:space="0"/>
+          <w:bottom w:val="none" w:color="000000" w:sz="4" w:space="0"/>
+          <w:right w:val="none" w:color="000000" w:sz="4" w:space="0"/>
+        </w:tcBorders>
+      </w:tcPr>
+    </w:tblStylePr>
     <w:tblStylePr w:type="nwCell">
       <w:pPr>
         <w:pBdr/>
@@ -9448,9 +9850,9 @@
       </w:tcPr>
     </w:tblStylePr>
   </w:style>
-  <w:style w:type="table" w:styleId="38">
+  <w:style w:type="table" w:styleId="741">
     <w:name w:val="Grid Table 3 - Accent 5"/>
-    <w:basedOn w:val="734"/>
+    <w:basedOn w:val="818"/>
     <w:uiPriority w:val="99"/>
     <w:pPr>
       <w:pBdr/>
@@ -9549,29 +9951,6 @@
         <w:tblBorders/>
       </w:tblPr>
       <w:tcPr>
-        <w:shd w:color="ffffff"/>
-        <w:tcBorders>
-          <w:top w:val="none" w:color="000000" w:sz="4" w:space="0"/>
-          <w:left w:val="none" w:color="000000" w:sz="4" w:space="0"/>
-          <w:bottom w:val="none" w:color="000000" w:sz="4" w:space="0"/>
-          <w:right w:val="none" w:color="000000" w:sz="4" w:space="0"/>
-        </w:tcBorders>
-      </w:tcPr>
-    </w:tblStylePr>
-    <w:tblStylePr w:type="firstRow">
-      <w:rPr>
-        <w:b/>
-        <w:color w:val="404040"/>
-      </w:rPr>
-      <w:pPr>
-        <w:pBdr/>
-        <w:spacing/>
-        <w:ind/>
-      </w:pPr>
-      <w:tblPr>
-        <w:tblBorders/>
-      </w:tblPr>
-      <w:tcPr>
         <w:shd w:val="clear" w:color="ffffff"/>
         <w:tcBorders>
           <w:top w:val="none" w:color="000000" w:sz="4" w:space="0"/>
@@ -9581,30 +9960,7 @@
         </w:tcBorders>
       </w:tcPr>
     </w:tblStylePr>
-    <w:tblStylePr w:type="lastCol">
-      <w:rPr>
-        <w:i/>
-        <w:color w:val="404040"/>
-      </w:rPr>
-      <w:pPr>
-        <w:pBdr/>
-        <w:spacing/>
-        <w:ind/>
-      </w:pPr>
-      <w:tblPr>
-        <w:tblBorders/>
-      </w:tblPr>
-      <w:tcPr>
-        <w:shd w:color="ffffff"/>
-        <w:tcBorders>
-          <w:top w:val="none" w:color="000000" w:sz="4" w:space="0"/>
-          <w:left w:val="none" w:color="000000" w:sz="4" w:space="0"/>
-          <w:bottom w:val="none" w:color="000000" w:sz="4" w:space="0"/>
-          <w:right w:val="none" w:color="000000" w:sz="4" w:space="0"/>
-        </w:tcBorders>
-      </w:tcPr>
-    </w:tblStylePr>
-    <w:tblStylePr w:type="lastRow">
+    <w:tblStylePr w:type="firstRow">
       <w:rPr>
         <w:b/>
         <w:color w:val="404040"/>
@@ -9627,6 +9983,52 @@
         </w:tcBorders>
       </w:tcPr>
     </w:tblStylePr>
+    <w:tblStylePr w:type="lastCol">
+      <w:rPr>
+        <w:i/>
+        <w:color w:val="404040"/>
+      </w:rPr>
+      <w:pPr>
+        <w:pBdr/>
+        <w:spacing/>
+        <w:ind/>
+      </w:pPr>
+      <w:tblPr>
+        <w:tblBorders/>
+      </w:tblPr>
+      <w:tcPr>
+        <w:shd w:val="clear" w:color="ffffff"/>
+        <w:tcBorders>
+          <w:top w:val="none" w:color="000000" w:sz="4" w:space="0"/>
+          <w:left w:val="none" w:color="000000" w:sz="4" w:space="0"/>
+          <w:bottom w:val="none" w:color="000000" w:sz="4" w:space="0"/>
+          <w:right w:val="none" w:color="000000" w:sz="4" w:space="0"/>
+        </w:tcBorders>
+      </w:tcPr>
+    </w:tblStylePr>
+    <w:tblStylePr w:type="lastRow">
+      <w:rPr>
+        <w:b/>
+        <w:color w:val="404040"/>
+      </w:rPr>
+      <w:pPr>
+        <w:pBdr/>
+        <w:spacing/>
+        <w:ind/>
+      </w:pPr>
+      <w:tblPr>
+        <w:tblBorders/>
+      </w:tblPr>
+      <w:tcPr>
+        <w:shd w:val="clear" w:color="ffffff"/>
+        <w:tcBorders>
+          <w:top w:val="none" w:color="000000" w:sz="4" w:space="0"/>
+          <w:left w:val="none" w:color="000000" w:sz="4" w:space="0"/>
+          <w:bottom w:val="none" w:color="000000" w:sz="4" w:space="0"/>
+          <w:right w:val="none" w:color="000000" w:sz="4" w:space="0"/>
+        </w:tcBorders>
+      </w:tcPr>
+    </w:tblStylePr>
     <w:tblStylePr w:type="nwCell">
       <w:pPr>
         <w:pBdr/>
@@ -9693,9 +10095,9 @@
       </w:tcPr>
     </w:tblStylePr>
   </w:style>
-  <w:style w:type="table" w:styleId="39">
+  <w:style w:type="table" w:styleId="742">
     <w:name w:val="Grid Table 3 - Accent 6"/>
-    <w:basedOn w:val="734"/>
+    <w:basedOn w:val="818"/>
     <w:uiPriority w:val="99"/>
     <w:pPr>
       <w:pBdr/>
@@ -9794,29 +10196,6 @@
         <w:tblBorders/>
       </w:tblPr>
       <w:tcPr>
-        <w:shd w:color="ffffff"/>
-        <w:tcBorders>
-          <w:top w:val="none" w:color="000000" w:sz="4" w:space="0"/>
-          <w:left w:val="none" w:color="000000" w:sz="4" w:space="0"/>
-          <w:bottom w:val="none" w:color="000000" w:sz="4" w:space="0"/>
-          <w:right w:val="none" w:color="000000" w:sz="4" w:space="0"/>
-        </w:tcBorders>
-      </w:tcPr>
-    </w:tblStylePr>
-    <w:tblStylePr w:type="firstRow">
-      <w:rPr>
-        <w:b/>
-        <w:color w:val="404040"/>
-      </w:rPr>
-      <w:pPr>
-        <w:pBdr/>
-        <w:spacing/>
-        <w:ind/>
-      </w:pPr>
-      <w:tblPr>
-        <w:tblBorders/>
-      </w:tblPr>
-      <w:tcPr>
         <w:shd w:val="clear" w:color="ffffff"/>
         <w:tcBorders>
           <w:top w:val="none" w:color="000000" w:sz="4" w:space="0"/>
@@ -9826,30 +10205,7 @@
         </w:tcBorders>
       </w:tcPr>
     </w:tblStylePr>
-    <w:tblStylePr w:type="lastCol">
-      <w:rPr>
-        <w:i/>
-        <w:color w:val="404040"/>
-      </w:rPr>
-      <w:pPr>
-        <w:pBdr/>
-        <w:spacing/>
-        <w:ind/>
-      </w:pPr>
-      <w:tblPr>
-        <w:tblBorders/>
-      </w:tblPr>
-      <w:tcPr>
-        <w:shd w:color="ffffff"/>
-        <w:tcBorders>
-          <w:top w:val="none" w:color="000000" w:sz="4" w:space="0"/>
-          <w:left w:val="none" w:color="000000" w:sz="4" w:space="0"/>
-          <w:bottom w:val="none" w:color="000000" w:sz="4" w:space="0"/>
-          <w:right w:val="none" w:color="000000" w:sz="4" w:space="0"/>
-        </w:tcBorders>
-      </w:tcPr>
-    </w:tblStylePr>
-    <w:tblStylePr w:type="lastRow">
+    <w:tblStylePr w:type="firstRow">
       <w:rPr>
         <w:b/>
         <w:color w:val="404040"/>
@@ -9872,6 +10228,52 @@
         </w:tcBorders>
       </w:tcPr>
     </w:tblStylePr>
+    <w:tblStylePr w:type="lastCol">
+      <w:rPr>
+        <w:i/>
+        <w:color w:val="404040"/>
+      </w:rPr>
+      <w:pPr>
+        <w:pBdr/>
+        <w:spacing/>
+        <w:ind/>
+      </w:pPr>
+      <w:tblPr>
+        <w:tblBorders/>
+      </w:tblPr>
+      <w:tcPr>
+        <w:shd w:val="clear" w:color="ffffff"/>
+        <w:tcBorders>
+          <w:top w:val="none" w:color="000000" w:sz="4" w:space="0"/>
+          <w:left w:val="none" w:color="000000" w:sz="4" w:space="0"/>
+          <w:bottom w:val="none" w:color="000000" w:sz="4" w:space="0"/>
+          <w:right w:val="none" w:color="000000" w:sz="4" w:space="0"/>
+        </w:tcBorders>
+      </w:tcPr>
+    </w:tblStylePr>
+    <w:tblStylePr w:type="lastRow">
+      <w:rPr>
+        <w:b/>
+        <w:color w:val="404040"/>
+      </w:rPr>
+      <w:pPr>
+        <w:pBdr/>
+        <w:spacing/>
+        <w:ind/>
+      </w:pPr>
+      <w:tblPr>
+        <w:tblBorders/>
+      </w:tblPr>
+      <w:tcPr>
+        <w:shd w:val="clear" w:color="ffffff"/>
+        <w:tcBorders>
+          <w:top w:val="none" w:color="000000" w:sz="4" w:space="0"/>
+          <w:left w:val="none" w:color="000000" w:sz="4" w:space="0"/>
+          <w:bottom w:val="none" w:color="000000" w:sz="4" w:space="0"/>
+          <w:right w:val="none" w:color="000000" w:sz="4" w:space="0"/>
+        </w:tcBorders>
+      </w:tcPr>
+    </w:tblStylePr>
     <w:tblStylePr w:type="nwCell">
       <w:pPr>
         <w:pBdr/>
@@ -9938,9 +10340,9 @@
       </w:tcPr>
     </w:tblStylePr>
   </w:style>
-  <w:style w:type="table" w:styleId="41">
+  <w:style w:type="table" w:styleId="743">
     <w:name w:val="Grid Table 4 - Accent 1"/>
-    <w:basedOn w:val="734"/>
+    <w:basedOn w:val="818"/>
     <w:uiPriority w:val="59"/>
     <w:pPr>
       <w:pBdr/>
@@ -10171,9 +10573,9 @@
       </w:tcPr>
     </w:tblStylePr>
   </w:style>
-  <w:style w:type="table" w:styleId="42">
+  <w:style w:type="table" w:styleId="744">
     <w:name w:val="Grid Table 4 - Accent 2"/>
-    <w:basedOn w:val="734"/>
+    <w:basedOn w:val="818"/>
     <w:uiPriority w:val="59"/>
     <w:pPr>
       <w:pBdr/>
@@ -10404,9 +10806,9 @@
       </w:tcPr>
     </w:tblStylePr>
   </w:style>
-  <w:style w:type="table" w:styleId="43">
+  <w:style w:type="table" w:styleId="745">
     <w:name w:val="Grid Table 4 - Accent 3"/>
-    <w:basedOn w:val="734"/>
+    <w:basedOn w:val="818"/>
     <w:uiPriority w:val="59"/>
     <w:pPr>
       <w:pBdr/>
@@ -10637,9 +11039,9 @@
       </w:tcPr>
     </w:tblStylePr>
   </w:style>
-  <w:style w:type="table" w:styleId="44">
+  <w:style w:type="table" w:styleId="746">
     <w:name w:val="Grid Table 4 - Accent 4"/>
-    <w:basedOn w:val="734"/>
+    <w:basedOn w:val="818"/>
     <w:uiPriority w:val="59"/>
     <w:pPr>
       <w:pBdr/>
@@ -10870,9 +11272,9 @@
       </w:tcPr>
     </w:tblStylePr>
   </w:style>
-  <w:style w:type="table" w:styleId="45">
+  <w:style w:type="table" w:styleId="747">
     <w:name w:val="Grid Table 4 - Accent 5"/>
-    <w:basedOn w:val="734"/>
+    <w:basedOn w:val="818"/>
     <w:uiPriority w:val="59"/>
     <w:pPr>
       <w:pBdr/>
@@ -11103,9 +11505,9 @@
       </w:tcPr>
     </w:tblStylePr>
   </w:style>
-  <w:style w:type="table" w:styleId="46">
+  <w:style w:type="table" w:styleId="748">
     <w:name w:val="Grid Table 4 - Accent 6"/>
-    <w:basedOn w:val="734"/>
+    <w:basedOn w:val="818"/>
     <w:uiPriority w:val="59"/>
     <w:pPr>
       <w:pBdr/>
@@ -11336,9 +11738,9 @@
       </w:tcPr>
     </w:tblStylePr>
   </w:style>
-  <w:style w:type="table" w:styleId="49">
+  <w:style w:type="table" w:styleId="749">
     <w:name w:val="Grid Table 5 Dark - Accent 2"/>
-    <w:basedOn w:val="734"/>
+    <w:basedOn w:val="818"/>
     <w:uiPriority w:val="99"/>
     <w:pPr>
       <w:pBdr/>
@@ -11564,9 +11966,9 @@
       </w:tcPr>
     </w:tblStylePr>
   </w:style>
-  <w:style w:type="table" w:styleId="50">
+  <w:style w:type="table" w:styleId="750">
     <w:name w:val="Grid Table 5 Dark - Accent 3"/>
-    <w:basedOn w:val="734"/>
+    <w:basedOn w:val="818"/>
     <w:uiPriority w:val="99"/>
     <w:pPr>
       <w:pBdr/>
@@ -11792,9 +12194,9 @@
       </w:tcPr>
     </w:tblStylePr>
   </w:style>
-  <w:style w:type="table" w:styleId="52">
+  <w:style w:type="table" w:styleId="751">
     <w:name w:val="Grid Table 5 Dark - Accent 5"/>
-    <w:basedOn w:val="734"/>
+    <w:basedOn w:val="818"/>
     <w:uiPriority w:val="99"/>
     <w:pPr>
       <w:pBdr/>
@@ -12020,9 +12422,9 @@
       </w:tcPr>
     </w:tblStylePr>
   </w:style>
-  <w:style w:type="table" w:styleId="53">
+  <w:style w:type="table" w:styleId="752">
     <w:name w:val="Grid Table 5 Dark - Accent 6"/>
-    <w:basedOn w:val="734"/>
+    <w:basedOn w:val="818"/>
     <w:uiPriority w:val="99"/>
     <w:pPr>
       <w:pBdr/>
@@ -12248,9 +12650,9 @@
       </w:tcPr>
     </w:tblStylePr>
   </w:style>
-  <w:style w:type="table" w:styleId="55">
+  <w:style w:type="table" w:styleId="753">
     <w:name w:val="Grid Table 6 Colorful - Accent 1"/>
-    <w:basedOn w:val="734"/>
+    <w:basedOn w:val="818"/>
     <w:uiPriority w:val="99"/>
     <w:pPr>
       <w:pBdr/>
@@ -12478,9 +12880,9 @@
       </w:tcPr>
     </w:tblStylePr>
   </w:style>
-  <w:style w:type="table" w:styleId="56">
+  <w:style w:type="table" w:styleId="754">
     <w:name w:val="Grid Table 6 Colorful - Accent 2"/>
-    <w:basedOn w:val="734"/>
+    <w:basedOn w:val="818"/>
     <w:uiPriority w:val="99"/>
     <w:pPr>
       <w:pBdr/>
@@ -12708,9 +13110,9 @@
       </w:tcPr>
     </w:tblStylePr>
   </w:style>
-  <w:style w:type="table" w:styleId="57">
+  <w:style w:type="table" w:styleId="755">
     <w:name w:val="Grid Table 6 Colorful - Accent 3"/>
-    <w:basedOn w:val="734"/>
+    <w:basedOn w:val="818"/>
     <w:uiPriority w:val="99"/>
     <w:pPr>
       <w:pBdr/>
@@ -12938,9 +13340,9 @@
       </w:tcPr>
     </w:tblStylePr>
   </w:style>
-  <w:style w:type="table" w:styleId="58">
+  <w:style w:type="table" w:styleId="756">
     <w:name w:val="Grid Table 6 Colorful - Accent 4"/>
-    <w:basedOn w:val="734"/>
+    <w:basedOn w:val="818"/>
     <w:uiPriority w:val="99"/>
     <w:pPr>
       <w:pBdr/>
@@ -13168,9 +13570,9 @@
       </w:tcPr>
     </w:tblStylePr>
   </w:style>
-  <w:style w:type="table" w:styleId="59">
+  <w:style w:type="table" w:styleId="757">
     <w:name w:val="Grid Table 6 Colorful - Accent 5"/>
-    <w:basedOn w:val="734"/>
+    <w:basedOn w:val="818"/>
     <w:uiPriority w:val="99"/>
     <w:pPr>
       <w:pBdr/>
@@ -13398,9 +13800,9 @@
       </w:tcPr>
     </w:tblStylePr>
   </w:style>
-  <w:style w:type="table" w:styleId="60">
+  <w:style w:type="table" w:styleId="758">
     <w:name w:val="Grid Table 6 Colorful - Accent 6"/>
-    <w:basedOn w:val="734"/>
+    <w:basedOn w:val="818"/>
     <w:uiPriority w:val="99"/>
     <w:pPr>
       <w:pBdr/>
@@ -13628,9 +14030,9 @@
       </w:tcPr>
     </w:tblStylePr>
   </w:style>
-  <w:style w:type="table" w:styleId="62">
+  <w:style w:type="table" w:styleId="759">
     <w:name w:val="Grid Table 7 Colorful - Accent 1"/>
-    <w:basedOn w:val="734"/>
+    <w:basedOn w:val="818"/>
     <w:uiPriority w:val="99"/>
     <w:pPr>
       <w:pBdr/>
@@ -13732,11 +14134,11 @@
         <w:tblBorders/>
       </w:tblPr>
       <w:tcPr>
-        <w:shd w:color="ffffff"/>
+        <w:shd w:val="clear" w:color="ffffff"/>
         <w:tcBorders>
-          <w:top w:val="none"/>
-          <w:left w:val="none"/>
-          <w:bottom w:val="none"/>
+          <w:top w:val="none" w:color="000000" w:sz="4" w:space="0"/>
+          <w:left w:val="none" w:color="000000" w:sz="4" w:space="0"/>
+          <w:bottom w:val="none" w:color="000000" w:sz="4" w:space="0"/>
           <w:right w:val="single" w:color="000000" w:themeColor="accent1" w:themeTint="80" w:sz="4" w:space="0"/>
         </w:tcBorders>
       </w:tcPr>
@@ -13759,10 +14161,10 @@
       <w:tcPr>
         <w:shd w:val="clear" w:color="ffffff" w:themeColor="light1" w:fill="ffffff" w:themeFill="light1"/>
         <w:tcBorders>
-          <w:top w:val="none"/>
-          <w:left w:val="none"/>
+          <w:top w:val="none" w:color="000000" w:sz="4" w:space="0"/>
+          <w:left w:val="none" w:color="000000" w:sz="4" w:space="0"/>
           <w:bottom w:val="single" w:color="000000" w:themeColor="accent1" w:themeTint="80" w:sz="4" w:space="0"/>
-          <w:right w:val="none"/>
+          <w:right w:val="none" w:color="000000" w:sz="4" w:space="0"/>
         </w:tcBorders>
       </w:tcPr>
     </w:tblStylePr>
@@ -13782,12 +14184,12 @@
         <w:tblBorders/>
       </w:tblPr>
       <w:tcPr>
-        <w:shd w:color="ffffff"/>
+        <w:shd w:val="clear" w:color="ffffff"/>
         <w:tcBorders>
-          <w:top w:val="none"/>
+          <w:top w:val="none" w:color="000000" w:sz="4" w:space="0"/>
           <w:left w:val="single" w:color="000000" w:themeColor="accent1" w:themeTint="80" w:sz="4" w:space="0"/>
-          <w:bottom w:val="none"/>
-          <w:right w:val="none"/>
+          <w:bottom w:val="none" w:color="000000" w:sz="4" w:space="0"/>
+          <w:right w:val="none" w:color="000000" w:sz="4" w:space="0"/>
         </w:tcBorders>
       </w:tcPr>
     </w:tblStylePr>
@@ -13810,9 +14212,9 @@
         <w:shd w:val="clear" w:color="ffffff" w:themeColor="light1" w:fill="ffffff" w:themeFill="light1"/>
         <w:tcBorders>
           <w:top w:val="single" w:color="000000" w:themeColor="accent1" w:themeTint="80" w:sz="4" w:space="0"/>
-          <w:left w:val="none"/>
-          <w:bottom w:val="none"/>
-          <w:right w:val="none"/>
+          <w:left w:val="none" w:color="000000" w:sz="4" w:space="0"/>
+          <w:bottom w:val="none" w:color="000000" w:sz="4" w:space="0"/>
+          <w:right w:val="none" w:color="000000" w:sz="4" w:space="0"/>
         </w:tcBorders>
       </w:tcPr>
     </w:tblStylePr>
@@ -13882,9 +14284,9 @@
       </w:tcPr>
     </w:tblStylePr>
   </w:style>
-  <w:style w:type="table" w:styleId="63">
+  <w:style w:type="table" w:styleId="760">
     <w:name w:val="Grid Table 7 Colorful - Accent 2"/>
-    <w:basedOn w:val="734"/>
+    <w:basedOn w:val="818"/>
     <w:uiPriority w:val="99"/>
     <w:pPr>
       <w:pBdr/>
@@ -13986,11 +14388,11 @@
         <w:tblBorders/>
       </w:tblPr>
       <w:tcPr>
-        <w:shd w:color="ffffff"/>
+        <w:shd w:val="clear" w:color="ffffff"/>
         <w:tcBorders>
-          <w:top w:val="none"/>
-          <w:left w:val="none"/>
-          <w:bottom w:val="none"/>
+          <w:top w:val="none" w:color="000000" w:sz="4" w:space="0"/>
+          <w:left w:val="none" w:color="000000" w:sz="4" w:space="0"/>
+          <w:bottom w:val="none" w:color="000000" w:sz="4" w:space="0"/>
           <w:right w:val="single" w:color="000000" w:themeColor="accent2" w:themeTint="97" w:sz="4" w:space="0"/>
         </w:tcBorders>
       </w:tcPr>
@@ -14013,10 +14415,10 @@
       <w:tcPr>
         <w:shd w:val="clear" w:color="ffffff" w:themeColor="light1" w:fill="ffffff" w:themeFill="light1"/>
         <w:tcBorders>
-          <w:top w:val="none"/>
-          <w:left w:val="none"/>
+          <w:top w:val="none" w:color="000000" w:sz="4" w:space="0"/>
+          <w:left w:val="none" w:color="000000" w:sz="4" w:space="0"/>
           <w:bottom w:val="single" w:color="000000" w:themeColor="accent2" w:themeTint="97" w:sz="4" w:space="0"/>
-          <w:right w:val="none"/>
+          <w:right w:val="none" w:color="000000" w:sz="4" w:space="0"/>
         </w:tcBorders>
       </w:tcPr>
     </w:tblStylePr>
@@ -14036,12 +14438,12 @@
         <w:tblBorders/>
       </w:tblPr>
       <w:tcPr>
-        <w:shd w:color="ffffff"/>
+        <w:shd w:val="clear" w:color="ffffff"/>
         <w:tcBorders>
-          <w:top w:val="none"/>
+          <w:top w:val="none" w:color="000000" w:sz="4" w:space="0"/>
           <w:left w:val="single" w:color="000000" w:themeColor="accent2" w:themeTint="97" w:sz="4" w:space="0"/>
-          <w:bottom w:val="none"/>
-          <w:right w:val="none"/>
+          <w:bottom w:val="none" w:color="000000" w:sz="4" w:space="0"/>
+          <w:right w:val="none" w:color="000000" w:sz="4" w:space="0"/>
         </w:tcBorders>
       </w:tcPr>
     </w:tblStylePr>
@@ -14064,9 +14466,9 @@
         <w:shd w:val="clear" w:color="ffffff" w:themeColor="light1" w:fill="ffffff" w:themeFill="light1"/>
         <w:tcBorders>
           <w:top w:val="single" w:color="000000" w:themeColor="accent2" w:themeTint="97" w:sz="4" w:space="0"/>
-          <w:left w:val="none"/>
-          <w:bottom w:val="none"/>
-          <w:right w:val="none"/>
+          <w:left w:val="none" w:color="000000" w:sz="4" w:space="0"/>
+          <w:bottom w:val="none" w:color="000000" w:sz="4" w:space="0"/>
+          <w:right w:val="none" w:color="000000" w:sz="4" w:space="0"/>
         </w:tcBorders>
       </w:tcPr>
     </w:tblStylePr>
@@ -14136,9 +14538,9 @@
       </w:tcPr>
     </w:tblStylePr>
   </w:style>
-  <w:style w:type="table" w:styleId="64">
+  <w:style w:type="table" w:styleId="761">
     <w:name w:val="Grid Table 7 Colorful - Accent 3"/>
-    <w:basedOn w:val="734"/>
+    <w:basedOn w:val="818"/>
     <w:uiPriority w:val="99"/>
     <w:pPr>
       <w:pBdr/>
@@ -14240,11 +14642,11 @@
         <w:tblBorders/>
       </w:tblPr>
       <w:tcPr>
-        <w:shd w:color="ffffff"/>
+        <w:shd w:val="clear" w:color="ffffff"/>
         <w:tcBorders>
-          <w:top w:val="none"/>
-          <w:left w:val="none"/>
-          <w:bottom w:val="none"/>
+          <w:top w:val="none" w:color="000000" w:sz="4" w:space="0"/>
+          <w:left w:val="none" w:color="000000" w:sz="4" w:space="0"/>
+          <w:bottom w:val="none" w:color="000000" w:sz="4" w:space="0"/>
           <w:right w:val="single" w:color="000000" w:themeColor="accent3" w:themeTint="FE" w:sz="4" w:space="0"/>
         </w:tcBorders>
       </w:tcPr>
@@ -14267,10 +14669,10 @@
       <w:tcPr>
         <w:shd w:val="clear" w:color="ffffff" w:themeColor="light1" w:fill="ffffff" w:themeFill="light1"/>
         <w:tcBorders>
-          <w:top w:val="none"/>
-          <w:left w:val="none"/>
+          <w:top w:val="none" w:color="000000" w:sz="4" w:space="0"/>
+          <w:left w:val="none" w:color="000000" w:sz="4" w:space="0"/>
           <w:bottom w:val="single" w:color="000000" w:themeColor="accent3" w:themeTint="FE" w:sz="4" w:space="0"/>
-          <w:right w:val="none"/>
+          <w:right w:val="none" w:color="000000" w:sz="4" w:space="0"/>
         </w:tcBorders>
       </w:tcPr>
     </w:tblStylePr>
@@ -14290,12 +14692,12 @@
         <w:tblBorders/>
       </w:tblPr>
       <w:tcPr>
-        <w:shd w:color="ffffff"/>
+        <w:shd w:val="clear" w:color="ffffff"/>
         <w:tcBorders>
-          <w:top w:val="none"/>
+          <w:top w:val="none" w:color="000000" w:sz="4" w:space="0"/>
           <w:left w:val="single" w:color="000000" w:themeColor="accent3" w:themeTint="FE" w:sz="4" w:space="0"/>
-          <w:bottom w:val="none"/>
-          <w:right w:val="none"/>
+          <w:bottom w:val="none" w:color="000000" w:sz="4" w:space="0"/>
+          <w:right w:val="none" w:color="000000" w:sz="4" w:space="0"/>
         </w:tcBorders>
       </w:tcPr>
     </w:tblStylePr>
@@ -14318,9 +14720,9 @@
         <w:shd w:val="clear" w:color="ffffff" w:themeColor="light1" w:fill="ffffff" w:themeFill="light1"/>
         <w:tcBorders>
           <w:top w:val="single" w:color="000000" w:themeColor="accent3" w:themeTint="FE" w:sz="4" w:space="0"/>
-          <w:left w:val="none"/>
-          <w:bottom w:val="none"/>
-          <w:right w:val="none"/>
+          <w:left w:val="none" w:color="000000" w:sz="4" w:space="0"/>
+          <w:bottom w:val="none" w:color="000000" w:sz="4" w:space="0"/>
+          <w:right w:val="none" w:color="000000" w:sz="4" w:space="0"/>
         </w:tcBorders>
       </w:tcPr>
     </w:tblStylePr>
@@ -14390,9 +14792,9 @@
       </w:tcPr>
     </w:tblStylePr>
   </w:style>
-  <w:style w:type="table" w:styleId="65">
+  <w:style w:type="table" w:styleId="762">
     <w:name w:val="Grid Table 7 Colorful - Accent 4"/>
-    <w:basedOn w:val="734"/>
+    <w:basedOn w:val="818"/>
     <w:uiPriority w:val="99"/>
     <w:pPr>
       <w:pBdr/>
@@ -14494,11 +14896,11 @@
         <w:tblBorders/>
       </w:tblPr>
       <w:tcPr>
-        <w:shd w:color="ffffff"/>
+        <w:shd w:val="clear" w:color="ffffff"/>
         <w:tcBorders>
-          <w:top w:val="none"/>
-          <w:left w:val="none"/>
-          <w:bottom w:val="none"/>
+          <w:top w:val="none" w:color="000000" w:sz="4" w:space="0"/>
+          <w:left w:val="none" w:color="000000" w:sz="4" w:space="0"/>
+          <w:bottom w:val="none" w:color="000000" w:sz="4" w:space="0"/>
           <w:right w:val="single" w:color="000000" w:themeColor="accent4" w:themeTint="9A" w:sz="4" w:space="0"/>
         </w:tcBorders>
       </w:tcPr>
@@ -14521,10 +14923,10 @@
       <w:tcPr>
         <w:shd w:val="clear" w:color="ffffff" w:themeColor="light1" w:fill="ffffff" w:themeFill="light1"/>
         <w:tcBorders>
-          <w:top w:val="none"/>
-          <w:left w:val="none"/>
+          <w:top w:val="none" w:color="000000" w:sz="4" w:space="0"/>
+          <w:left w:val="none" w:color="000000" w:sz="4" w:space="0"/>
           <w:bottom w:val="single" w:color="000000" w:themeColor="accent4" w:themeTint="9A" w:sz="4" w:space="0"/>
-          <w:right w:val="none"/>
+          <w:right w:val="none" w:color="000000" w:sz="4" w:space="0"/>
         </w:tcBorders>
       </w:tcPr>
     </w:tblStylePr>
@@ -14544,12 +14946,12 @@
         <w:tblBorders/>
       </w:tblPr>
       <w:tcPr>
-        <w:shd w:color="ffffff"/>
+        <w:shd w:val="clear" w:color="ffffff"/>
         <w:tcBorders>
-          <w:top w:val="none"/>
+          <w:top w:val="none" w:color="000000" w:sz="4" w:space="0"/>
           <w:left w:val="single" w:color="000000" w:themeColor="accent4" w:themeTint="9A" w:sz="4" w:space="0"/>
-          <w:bottom w:val="none"/>
-          <w:right w:val="none"/>
+          <w:bottom w:val="none" w:color="000000" w:sz="4" w:space="0"/>
+          <w:right w:val="none" w:color="000000" w:sz="4" w:space="0"/>
         </w:tcBorders>
       </w:tcPr>
     </w:tblStylePr>
@@ -14572,9 +14974,9 @@
         <w:shd w:val="clear" w:color="ffffff" w:themeColor="light1" w:fill="ffffff" w:themeFill="light1"/>
         <w:tcBorders>
           <w:top w:val="single" w:color="000000" w:themeColor="accent4" w:themeTint="9A" w:sz="4" w:space="0"/>
-          <w:left w:val="none"/>
-          <w:bottom w:val="none"/>
-          <w:right w:val="none"/>
+          <w:left w:val="none" w:color="000000" w:sz="4" w:space="0"/>
+          <w:bottom w:val="none" w:color="000000" w:sz="4" w:space="0"/>
+          <w:right w:val="none" w:color="000000" w:sz="4" w:space="0"/>
         </w:tcBorders>
       </w:tcPr>
     </w:tblStylePr>
@@ -14644,9 +15046,9 @@
       </w:tcPr>
     </w:tblStylePr>
   </w:style>
-  <w:style w:type="table" w:styleId="66">
+  <w:style w:type="table" w:styleId="763">
     <w:name w:val="Grid Table 7 Colorful - Accent 5"/>
-    <w:basedOn w:val="734"/>
+    <w:basedOn w:val="818"/>
     <w:uiPriority w:val="99"/>
     <w:pPr>
       <w:pBdr/>
@@ -14748,11 +15150,11 @@
         <w:tblBorders/>
       </w:tblPr>
       <w:tcPr>
-        <w:shd w:color="ffffff"/>
+        <w:shd w:val="clear" w:color="ffffff"/>
         <w:tcBorders>
-          <w:top w:val="none"/>
-          <w:left w:val="none"/>
-          <w:bottom w:val="none"/>
+          <w:top w:val="none" w:color="000000" w:sz="4" w:space="0"/>
+          <w:left w:val="none" w:color="000000" w:sz="4" w:space="0"/>
+          <w:bottom w:val="none" w:color="000000" w:sz="4" w:space="0"/>
           <w:right w:val="single" w:color="000000" w:themeColor="accent5" w:themeTint="90" w:sz="4" w:space="0"/>
         </w:tcBorders>
       </w:tcPr>
@@ -14775,10 +15177,10 @@
       <w:tcPr>
         <w:shd w:val="clear" w:color="ffffff" w:themeColor="light1" w:fill="ffffff" w:themeFill="light1"/>
         <w:tcBorders>
-          <w:top w:val="none"/>
-          <w:left w:val="none"/>
+          <w:top w:val="none" w:color="000000" w:sz="4" w:space="0"/>
+          <w:left w:val="none" w:color="000000" w:sz="4" w:space="0"/>
           <w:bottom w:val="single" w:color="000000" w:themeColor="accent5" w:themeTint="90" w:sz="4" w:space="0"/>
-          <w:right w:val="none"/>
+          <w:right w:val="none" w:color="000000" w:sz="4" w:space="0"/>
         </w:tcBorders>
       </w:tcPr>
     </w:tblStylePr>
@@ -14798,12 +15200,12 @@
         <w:tblBorders/>
       </w:tblPr>
       <w:tcPr>
-        <w:shd w:color="ffffff"/>
+        <w:shd w:val="clear" w:color="ffffff"/>
         <w:tcBorders>
-          <w:top w:val="none"/>
+          <w:top w:val="none" w:color="000000" w:sz="4" w:space="0"/>
           <w:left w:val="single" w:color="000000" w:themeColor="accent5" w:themeTint="90" w:sz="4" w:space="0"/>
-          <w:bottom w:val="none"/>
-          <w:right w:val="none"/>
+          <w:bottom w:val="none" w:color="000000" w:sz="4" w:space="0"/>
+          <w:right w:val="none" w:color="000000" w:sz="4" w:space="0"/>
         </w:tcBorders>
       </w:tcPr>
     </w:tblStylePr>
@@ -14826,9 +15228,9 @@
         <w:shd w:val="clear" w:color="ffffff" w:themeColor="light1" w:fill="ffffff" w:themeFill="light1"/>
         <w:tcBorders>
           <w:top w:val="single" w:color="000000" w:themeColor="accent5" w:themeTint="90" w:sz="4" w:space="0"/>
-          <w:left w:val="none"/>
-          <w:bottom w:val="none"/>
-          <w:right w:val="none"/>
+          <w:left w:val="none" w:color="000000" w:sz="4" w:space="0"/>
+          <w:bottom w:val="none" w:color="000000" w:sz="4" w:space="0"/>
+          <w:right w:val="none" w:color="000000" w:sz="4" w:space="0"/>
         </w:tcBorders>
       </w:tcPr>
     </w:tblStylePr>
@@ -14898,9 +15300,9 @@
       </w:tcPr>
     </w:tblStylePr>
   </w:style>
-  <w:style w:type="table" w:styleId="67">
+  <w:style w:type="table" w:styleId="764">
     <w:name w:val="Grid Table 7 Colorful - Accent 6"/>
-    <w:basedOn w:val="734"/>
+    <w:basedOn w:val="818"/>
     <w:uiPriority w:val="99"/>
     <w:pPr>
       <w:pBdr/>
@@ -15002,11 +15404,11 @@
         <w:tblBorders/>
       </w:tblPr>
       <w:tcPr>
-        <w:shd w:color="ffffff"/>
+        <w:shd w:val="clear" w:color="ffffff"/>
         <w:tcBorders>
-          <w:top w:val="none"/>
-          <w:left w:val="none"/>
-          <w:bottom w:val="none"/>
+          <w:top w:val="none" w:color="000000" w:sz="4" w:space="0"/>
+          <w:left w:val="none" w:color="000000" w:sz="4" w:space="0"/>
+          <w:bottom w:val="none" w:color="000000" w:sz="4" w:space="0"/>
           <w:right w:val="single" w:color="000000" w:themeColor="accent6" w:themeTint="90" w:sz="4" w:space="0"/>
         </w:tcBorders>
       </w:tcPr>
@@ -15029,10 +15431,10 @@
       <w:tcPr>
         <w:shd w:val="clear" w:color="ffffff" w:themeColor="light1" w:fill="ffffff" w:themeFill="light1"/>
         <w:tcBorders>
-          <w:top w:val="none"/>
-          <w:left w:val="none"/>
+          <w:top w:val="none" w:color="000000" w:sz="4" w:space="0"/>
+          <w:left w:val="none" w:color="000000" w:sz="4" w:space="0"/>
           <w:bottom w:val="single" w:color="000000" w:themeColor="accent6" w:themeTint="90" w:sz="4" w:space="0"/>
-          <w:right w:val="none"/>
+          <w:right w:val="none" w:color="000000" w:sz="4" w:space="0"/>
         </w:tcBorders>
       </w:tcPr>
     </w:tblStylePr>
@@ -15052,12 +15454,12 @@
         <w:tblBorders/>
       </w:tblPr>
       <w:tcPr>
-        <w:shd w:color="ffffff"/>
+        <w:shd w:val="clear" w:color="ffffff"/>
         <w:tcBorders>
-          <w:top w:val="none"/>
+          <w:top w:val="none" w:color="000000" w:sz="4" w:space="0"/>
           <w:left w:val="single" w:color="000000" w:themeColor="accent6" w:themeTint="90" w:sz="4" w:space="0"/>
-          <w:bottom w:val="none"/>
-          <w:right w:val="none"/>
+          <w:bottom w:val="none" w:color="000000" w:sz="4" w:space="0"/>
+          <w:right w:val="none" w:color="000000" w:sz="4" w:space="0"/>
         </w:tcBorders>
       </w:tcPr>
     </w:tblStylePr>
@@ -15080,9 +15482,9 @@
         <w:shd w:val="clear" w:color="ffffff" w:themeColor="light1" w:fill="ffffff" w:themeFill="light1"/>
         <w:tcBorders>
           <w:top w:val="single" w:color="000000" w:themeColor="accent6" w:themeTint="90" w:sz="4" w:space="0"/>
-          <w:left w:val="none"/>
-          <w:bottom w:val="none"/>
-          <w:right w:val="none"/>
+          <w:left w:val="none" w:color="000000" w:sz="4" w:space="0"/>
+          <w:bottom w:val="none" w:color="000000" w:sz="4" w:space="0"/>
+          <w:right w:val="none" w:color="000000" w:sz="4" w:space="0"/>
         </w:tcBorders>
       </w:tcPr>
     </w:tblStylePr>
@@ -15152,9 +15554,9 @@
       </w:tcPr>
     </w:tblStylePr>
   </w:style>
-  <w:style w:type="table" w:styleId="69">
+  <w:style w:type="table" w:styleId="765">
     <w:name w:val="List Table 1 Light - Accent 1"/>
-    <w:basedOn w:val="734"/>
+    <w:basedOn w:val="818"/>
     <w:uiPriority w:val="99"/>
     <w:pPr>
       <w:pBdr/>
@@ -15368,9 +15770,9 @@
       </w:tcPr>
     </w:tblStylePr>
   </w:style>
-  <w:style w:type="table" w:styleId="70">
+  <w:style w:type="table" w:styleId="766">
     <w:name w:val="List Table 1 Light - Accent 2"/>
-    <w:basedOn w:val="734"/>
+    <w:basedOn w:val="818"/>
     <w:uiPriority w:val="99"/>
     <w:pPr>
       <w:pBdr/>
@@ -15584,9 +15986,9 @@
       </w:tcPr>
     </w:tblStylePr>
   </w:style>
-  <w:style w:type="table" w:styleId="71">
+  <w:style w:type="table" w:styleId="767">
     <w:name w:val="List Table 1 Light - Accent 3"/>
-    <w:basedOn w:val="734"/>
+    <w:basedOn w:val="818"/>
     <w:uiPriority w:val="99"/>
     <w:pPr>
       <w:pBdr/>
@@ -15800,9 +16202,9 @@
       </w:tcPr>
     </w:tblStylePr>
   </w:style>
-  <w:style w:type="table" w:styleId="72">
+  <w:style w:type="table" w:styleId="768">
     <w:name w:val="List Table 1 Light - Accent 4"/>
-    <w:basedOn w:val="734"/>
+    <w:basedOn w:val="818"/>
     <w:uiPriority w:val="99"/>
     <w:pPr>
       <w:pBdr/>
@@ -16016,9 +16418,9 @@
       </w:tcPr>
     </w:tblStylePr>
   </w:style>
-  <w:style w:type="table" w:styleId="73">
+  <w:style w:type="table" w:styleId="769">
     <w:name w:val="List Table 1 Light - Accent 5"/>
-    <w:basedOn w:val="734"/>
+    <w:basedOn w:val="818"/>
     <w:uiPriority w:val="99"/>
     <w:pPr>
       <w:pBdr/>
@@ -16232,9 +16634,9 @@
       </w:tcPr>
     </w:tblStylePr>
   </w:style>
-  <w:style w:type="table" w:styleId="74">
+  <w:style w:type="table" w:styleId="770">
     <w:name w:val="List Table 1 Light - Accent 6"/>
-    <w:basedOn w:val="734"/>
+    <w:basedOn w:val="818"/>
     <w:uiPriority w:val="99"/>
     <w:pPr>
       <w:pBdr/>
@@ -16448,9 +16850,9 @@
       </w:tcPr>
     </w:tblStylePr>
   </w:style>
-  <w:style w:type="table" w:styleId="76">
+  <w:style w:type="table" w:styleId="771">
     <w:name w:val="List Table 2 - Accent 1"/>
-    <w:basedOn w:val="734"/>
+    <w:basedOn w:val="818"/>
     <w:uiPriority w:val="99"/>
     <w:pPr>
       <w:pBdr/>
@@ -16686,9 +17088,9 @@
       </w:tcPr>
     </w:tblStylePr>
   </w:style>
-  <w:style w:type="table" w:styleId="77">
+  <w:style w:type="table" w:styleId="772">
     <w:name w:val="List Table 2 - Accent 2"/>
-    <w:basedOn w:val="734"/>
+    <w:basedOn w:val="818"/>
     <w:uiPriority w:val="99"/>
     <w:pPr>
       <w:pBdr/>
@@ -16924,9 +17326,9 @@
       </w:tcPr>
     </w:tblStylePr>
   </w:style>
-  <w:style w:type="table" w:styleId="78">
+  <w:style w:type="table" w:styleId="773">
     <w:name w:val="List Table 2 - Accent 3"/>
-    <w:basedOn w:val="734"/>
+    <w:basedOn w:val="818"/>
     <w:uiPriority w:val="99"/>
     <w:pPr>
       <w:pBdr/>
@@ -17162,9 +17564,9 @@
       </w:tcPr>
     </w:tblStylePr>
   </w:style>
-  <w:style w:type="table" w:styleId="79">
+  <w:style w:type="table" w:styleId="774">
     <w:name w:val="List Table 2 - Accent 4"/>
-    <w:basedOn w:val="734"/>
+    <w:basedOn w:val="818"/>
     <w:uiPriority w:val="99"/>
     <w:pPr>
       <w:pBdr/>
@@ -17400,9 +17802,9 @@
       </w:tcPr>
     </w:tblStylePr>
   </w:style>
-  <w:style w:type="table" w:styleId="80">
+  <w:style w:type="table" w:styleId="775">
     <w:name w:val="List Table 2 - Accent 5"/>
-    <w:basedOn w:val="734"/>
+    <w:basedOn w:val="818"/>
     <w:uiPriority w:val="99"/>
     <w:pPr>
       <w:pBdr/>
@@ -17638,9 +18040,9 @@
       </w:tcPr>
     </w:tblStylePr>
   </w:style>
-  <w:style w:type="table" w:styleId="81">
+  <w:style w:type="table" w:styleId="776">
     <w:name w:val="List Table 2 - Accent 6"/>
-    <w:basedOn w:val="734"/>
+    <w:basedOn w:val="818"/>
     <w:uiPriority w:val="99"/>
     <w:pPr>
       <w:pBdr/>
@@ -17876,9 +18278,9 @@
       </w:tcPr>
     </w:tblStylePr>
   </w:style>
-  <w:style w:type="table" w:styleId="83">
+  <w:style w:type="table" w:styleId="777">
     <w:name w:val="List Table 3 - Accent 1"/>
-    <w:basedOn w:val="734"/>
+    <w:basedOn w:val="818"/>
     <w:uiPriority w:val="99"/>
     <w:pPr>
       <w:pBdr/>
@@ -18104,9 +18506,9 @@
       </w:tcPr>
     </w:tblStylePr>
   </w:style>
-  <w:style w:type="table" w:styleId="84">
+  <w:style w:type="table" w:styleId="778">
     <w:name w:val="List Table 3 - Accent 2"/>
-    <w:basedOn w:val="734"/>
+    <w:basedOn w:val="818"/>
     <w:uiPriority w:val="99"/>
     <w:pPr>
       <w:pBdr/>
@@ -18332,9 +18734,9 @@
       </w:tcPr>
     </w:tblStylePr>
   </w:style>
-  <w:style w:type="table" w:styleId="85">
+  <w:style w:type="table" w:styleId="779">
     <w:name w:val="List Table 3 - Accent 3"/>
-    <w:basedOn w:val="734"/>
+    <w:basedOn w:val="818"/>
     <w:uiPriority w:val="99"/>
     <w:pPr>
       <w:pBdr/>
@@ -18560,9 +18962,9 @@
       </w:tcPr>
     </w:tblStylePr>
   </w:style>
-  <w:style w:type="table" w:styleId="86">
+  <w:style w:type="table" w:styleId="780">
     <w:name w:val="List Table 3 - Accent 4"/>
-    <w:basedOn w:val="734"/>
+    <w:basedOn w:val="818"/>
     <w:uiPriority w:val="99"/>
     <w:pPr>
       <w:pBdr/>
@@ -18788,9 +19190,9 @@
       </w:tcPr>
     </w:tblStylePr>
   </w:style>
-  <w:style w:type="table" w:styleId="87">
+  <w:style w:type="table" w:styleId="781">
     <w:name w:val="List Table 3 - Accent 5"/>
-    <w:basedOn w:val="734"/>
+    <w:basedOn w:val="818"/>
     <w:uiPriority w:val="99"/>
     <w:pPr>
       <w:pBdr/>
@@ -19016,9 +19418,9 @@
       </w:tcPr>
     </w:tblStylePr>
   </w:style>
-  <w:style w:type="table" w:styleId="88">
+  <w:style w:type="table" w:styleId="782">
     <w:name w:val="List Table 3 - Accent 6"/>
-    <w:basedOn w:val="734"/>
+    <w:basedOn w:val="818"/>
     <w:uiPriority w:val="99"/>
     <w:pPr>
       <w:pBdr/>
@@ -19244,9 +19646,9 @@
       </w:tcPr>
     </w:tblStylePr>
   </w:style>
-  <w:style w:type="table" w:styleId="90">
+  <w:style w:type="table" w:styleId="783">
     <w:name w:val="List Table 4 - Accent 1"/>
-    <w:basedOn w:val="734"/>
+    <w:basedOn w:val="818"/>
     <w:uiPriority w:val="99"/>
     <w:pPr>
       <w:pBdr/>
@@ -19469,9 +19871,9 @@
       </w:tcPr>
     </w:tblStylePr>
   </w:style>
-  <w:style w:type="table" w:styleId="91">
+  <w:style w:type="table" w:styleId="784">
     <w:name w:val="List Table 4 - Accent 2"/>
-    <w:basedOn w:val="734"/>
+    <w:basedOn w:val="818"/>
     <w:uiPriority w:val="99"/>
     <w:pPr>
       <w:pBdr/>
@@ -19694,9 +20096,9 @@
       </w:tcPr>
     </w:tblStylePr>
   </w:style>
-  <w:style w:type="table" w:styleId="92">
+  <w:style w:type="table" w:styleId="785">
     <w:name w:val="List Table 4 - Accent 3"/>
-    <w:basedOn w:val="734"/>
+    <w:basedOn w:val="818"/>
     <w:uiPriority w:val="99"/>
     <w:pPr>
       <w:pBdr/>
@@ -19919,9 +20321,9 @@
       </w:tcPr>
     </w:tblStylePr>
   </w:style>
-  <w:style w:type="table" w:styleId="93">
+  <w:style w:type="table" w:styleId="786">
     <w:name w:val="List Table 4 - Accent 4"/>
-    <w:basedOn w:val="734"/>
+    <w:basedOn w:val="818"/>
     <w:uiPriority w:val="99"/>
     <w:pPr>
       <w:pBdr/>
@@ -20144,9 +20546,9 @@
       </w:tcPr>
     </w:tblStylePr>
   </w:style>
-  <w:style w:type="table" w:styleId="94">
+  <w:style w:type="table" w:styleId="787">
     <w:name w:val="List Table 4 - Accent 5"/>
-    <w:basedOn w:val="734"/>
+    <w:basedOn w:val="818"/>
     <w:uiPriority w:val="99"/>
     <w:pPr>
       <w:pBdr/>
@@ -20369,9 +20771,9 @@
       </w:tcPr>
     </w:tblStylePr>
   </w:style>
-  <w:style w:type="table" w:styleId="95">
+  <w:style w:type="table" w:styleId="788">
     <w:name w:val="List Table 4 - Accent 6"/>
-    <w:basedOn w:val="734"/>
+    <w:basedOn w:val="818"/>
     <w:uiPriority w:val="99"/>
     <w:pPr>
       <w:pBdr/>
@@ -20594,9 +20996,9 @@
       </w:tcPr>
     </w:tblStylePr>
   </w:style>
-  <w:style w:type="table" w:styleId="97">
+  <w:style w:type="table" w:styleId="789">
     <w:name w:val="List Table 5 Dark - Accent 1"/>
-    <w:basedOn w:val="734"/>
+    <w:basedOn w:val="818"/>
     <w:uiPriority w:val="99"/>
     <w:pPr>
       <w:pBdr/>
@@ -20836,9 +21238,9 @@
       </w:tcPr>
     </w:tblStylePr>
   </w:style>
-  <w:style w:type="table" w:styleId="98">
+  <w:style w:type="table" w:styleId="790">
     <w:name w:val="List Table 5 Dark - Accent 2"/>
-    <w:basedOn w:val="734"/>
+    <w:basedOn w:val="818"/>
     <w:uiPriority w:val="99"/>
     <w:pPr>
       <w:pBdr/>
@@ -21078,9 +21480,9 @@
       </w:tcPr>
     </w:tblStylePr>
   </w:style>
-  <w:style w:type="table" w:styleId="99">
+  <w:style w:type="table" w:styleId="791">
     <w:name w:val="List Table 5 Dark - Accent 3"/>
-    <w:basedOn w:val="734"/>
+    <w:basedOn w:val="818"/>
     <w:uiPriority w:val="99"/>
     <w:pPr>
       <w:pBdr/>
@@ -21320,9 +21722,9 @@
       </w:tcPr>
     </w:tblStylePr>
   </w:style>
-  <w:style w:type="table" w:styleId="100">
+  <w:style w:type="table" w:styleId="792">
     <w:name w:val="List Table 5 Dark - Accent 4"/>
-    <w:basedOn w:val="734"/>
+    <w:basedOn w:val="818"/>
     <w:uiPriority w:val="99"/>
     <w:pPr>
       <w:pBdr/>
@@ -21562,9 +21964,9 @@
       </w:tcPr>
     </w:tblStylePr>
   </w:style>
-  <w:style w:type="table" w:styleId="101">
+  <w:style w:type="table" w:styleId="793">
     <w:name w:val="List Table 5 Dark - Accent 5"/>
-    <w:basedOn w:val="734"/>
+    <w:basedOn w:val="818"/>
     <w:uiPriority w:val="99"/>
     <w:pPr>
       <w:pBdr/>
@@ -21804,9 +22206,9 @@
       </w:tcPr>
     </w:tblStylePr>
   </w:style>
-  <w:style w:type="table" w:styleId="102">
+  <w:style w:type="table" w:styleId="794">
     <w:name w:val="List Table 5 Dark - Accent 6"/>
-    <w:basedOn w:val="734"/>
+    <w:basedOn w:val="818"/>
     <w:uiPriority w:val="99"/>
     <w:pPr>
       <w:pBdr/>
@@ -22046,9 +22448,9 @@
       </w:tcPr>
     </w:tblStylePr>
   </w:style>
-  <w:style w:type="table" w:styleId="104">
+  <w:style w:type="table" w:styleId="795">
     <w:name w:val="List Table 6 Colorful - Accent 1"/>
-    <w:basedOn w:val="734"/>
+    <w:basedOn w:val="818"/>
     <w:uiPriority w:val="99"/>
     <w:pPr>
       <w:pBdr/>
@@ -22269,9 +22671,9 @@
       </w:tcPr>
     </w:tblStylePr>
   </w:style>
-  <w:style w:type="table" w:styleId="105">
+  <w:style w:type="table" w:styleId="796">
     <w:name w:val="List Table 6 Colorful - Accent 2"/>
-    <w:basedOn w:val="734"/>
+    <w:basedOn w:val="818"/>
     <w:uiPriority w:val="99"/>
     <w:pPr>
       <w:pBdr/>
@@ -22492,9 +22894,9 @@
       </w:tcPr>
     </w:tblStylePr>
   </w:style>
-  <w:style w:type="table" w:styleId="106">
+  <w:style w:type="table" w:styleId="797">
     <w:name w:val="List Table 6 Colorful - Accent 3"/>
-    <w:basedOn w:val="734"/>
+    <w:basedOn w:val="818"/>
     <w:uiPriority w:val="99"/>
     <w:pPr>
       <w:pBdr/>
@@ -22715,9 +23117,9 @@
       </w:tcPr>
     </w:tblStylePr>
   </w:style>
-  <w:style w:type="table" w:styleId="107">
+  <w:style w:type="table" w:styleId="798">
     <w:name w:val="List Table 6 Colorful - Accent 4"/>
-    <w:basedOn w:val="734"/>
+    <w:basedOn w:val="818"/>
     <w:uiPriority w:val="99"/>
     <w:pPr>
       <w:pBdr/>
@@ -22938,9 +23340,9 @@
       </w:tcPr>
     </w:tblStylePr>
   </w:style>
-  <w:style w:type="table" w:styleId="108">
+  <w:style w:type="table" w:styleId="799">
     <w:name w:val="List Table 6 Colorful - Accent 5"/>
-    <w:basedOn w:val="734"/>
+    <w:basedOn w:val="818"/>
     <w:uiPriority w:val="99"/>
     <w:pPr>
       <w:pBdr/>
@@ -23161,9 +23563,9 @@
       </w:tcPr>
     </w:tblStylePr>
   </w:style>
-  <w:style w:type="table" w:styleId="109">
+  <w:style w:type="table" w:styleId="800">
     <w:name w:val="List Table 6 Colorful - Accent 6"/>
-    <w:basedOn w:val="734"/>
+    <w:basedOn w:val="818"/>
     <w:uiPriority w:val="99"/>
     <w:pPr>
       <w:pBdr/>
@@ -23384,9 +23786,9 @@
       </w:tcPr>
     </w:tblStylePr>
   </w:style>
-  <w:style w:type="table" w:styleId="111">
+  <w:style w:type="table" w:styleId="801">
     <w:name w:val="List Table 7 Colorful - Accent 1"/>
-    <w:basedOn w:val="734"/>
+    <w:basedOn w:val="818"/>
     <w:uiPriority w:val="99"/>
     <w:pPr>
       <w:pBdr/>
@@ -23485,11 +23887,11 @@
         <w:tblBorders/>
       </w:tblPr>
       <w:tcPr>
-        <w:shd w:color="ffffff"/>
+        <w:shd w:val="clear" w:color="ffffff"/>
         <w:tcBorders>
-          <w:top w:val="none"/>
-          <w:left w:val="none"/>
-          <w:bottom w:val="none"/>
+          <w:top w:val="none" w:color="000000" w:sz="4" w:space="0"/>
+          <w:left w:val="none" w:color="000000" w:sz="4" w:space="0"/>
+          <w:bottom w:val="none" w:color="000000" w:sz="4" w:space="0"/>
           <w:right w:val="single" w:color="000000" w:themeColor="accent1" w:sz="4" w:space="0"/>
         </w:tcBorders>
       </w:tcPr>
@@ -23512,10 +23914,10 @@
       <w:tcPr>
         <w:shd w:val="clear" w:color="ffffff" w:themeColor="light1" w:fill="ffffff" w:themeFill="light1"/>
         <w:tcBorders>
-          <w:top w:val="none"/>
-          <w:left w:val="none"/>
+          <w:top w:val="none" w:color="000000" w:sz="4" w:space="0"/>
+          <w:left w:val="none" w:color="000000" w:sz="4" w:space="0"/>
           <w:bottom w:val="single" w:color="000000" w:themeColor="accent1" w:sz="4" w:space="0"/>
-          <w:right w:val="none"/>
+          <w:right w:val="none" w:color="000000" w:sz="4" w:space="0"/>
         </w:tcBorders>
       </w:tcPr>
     </w:tblStylePr>
@@ -23535,12 +23937,12 @@
         <w:tblBorders/>
       </w:tblPr>
       <w:tcPr>
-        <w:shd w:color="ffffff"/>
+        <w:shd w:val="clear" w:color="ffffff"/>
         <w:tcBorders>
-          <w:top w:val="none"/>
+          <w:top w:val="none" w:color="000000" w:sz="4" w:space="0"/>
           <w:left w:val="single" w:color="000000" w:themeColor="accent1" w:sz="4" w:space="0"/>
-          <w:bottom w:val="none"/>
-          <w:right w:val="none"/>
+          <w:bottom w:val="none" w:color="000000" w:sz="4" w:space="0"/>
+          <w:right w:val="none" w:color="000000" w:sz="4" w:space="0"/>
         </w:tcBorders>
       </w:tcPr>
     </w:tblStylePr>
@@ -23563,9 +23965,9 @@
         <w:shd w:val="clear" w:color="ffffff" w:themeColor="light1" w:fill="ffffff" w:themeFill="light1"/>
         <w:tcBorders>
           <w:top w:val="single" w:color="000000" w:themeColor="accent1" w:sz="4" w:space="0"/>
-          <w:left w:val="none"/>
-          <w:bottom w:val="none"/>
-          <w:right w:val="none"/>
+          <w:left w:val="none" w:color="000000" w:sz="4" w:space="0"/>
+          <w:bottom w:val="none" w:color="000000" w:sz="4" w:space="0"/>
+          <w:right w:val="none" w:color="000000" w:sz="4" w:space="0"/>
         </w:tcBorders>
       </w:tcPr>
     </w:tblStylePr>
@@ -23640,9 +24042,9 @@
       </w:tcPr>
     </w:tblStylePr>
   </w:style>
-  <w:style w:type="table" w:styleId="112">
+  <w:style w:type="table" w:styleId="802">
     <w:name w:val="List Table 7 Colorful - Accent 2"/>
-    <w:basedOn w:val="734"/>
+    <w:basedOn w:val="818"/>
     <w:uiPriority w:val="99"/>
     <w:pPr>
       <w:pBdr/>
@@ -23741,11 +24143,11 @@
         <w:tblBorders/>
       </w:tblPr>
       <w:tcPr>
-        <w:shd w:color="ffffff"/>
+        <w:shd w:val="clear" w:color="ffffff"/>
         <w:tcBorders>
-          <w:top w:val="none"/>
-          <w:left w:val="none"/>
-          <w:bottom w:val="none"/>
+          <w:top w:val="none" w:color="000000" w:sz="4" w:space="0"/>
+          <w:left w:val="none" w:color="000000" w:sz="4" w:space="0"/>
+          <w:bottom w:val="none" w:color="000000" w:sz="4" w:space="0"/>
           <w:right w:val="single" w:color="000000" w:themeColor="accent2" w:themeTint="97" w:sz="4" w:space="0"/>
         </w:tcBorders>
       </w:tcPr>
@@ -23768,10 +24170,10 @@
       <w:tcPr>
         <w:shd w:val="clear" w:color="ffffff" w:themeColor="light1" w:fill="ffffff" w:themeFill="light1"/>
         <w:tcBorders>
-          <w:top w:val="none"/>
-          <w:left w:val="none"/>
+          <w:top w:val="none" w:color="000000" w:sz="4" w:space="0"/>
+          <w:left w:val="none" w:color="000000" w:sz="4" w:space="0"/>
           <w:bottom w:val="single" w:color="000000" w:themeColor="accent2" w:themeTint="97" w:sz="4" w:space="0"/>
-          <w:right w:val="none"/>
+          <w:right w:val="none" w:color="000000" w:sz="4" w:space="0"/>
         </w:tcBorders>
       </w:tcPr>
     </w:tblStylePr>
@@ -23791,12 +24193,12 @@
         <w:tblBorders/>
       </w:tblPr>
       <w:tcPr>
-        <w:shd w:color="ffffff"/>
+        <w:shd w:val="clear" w:color="ffffff"/>
         <w:tcBorders>
-          <w:top w:val="none"/>
+          <w:top w:val="none" w:color="000000" w:sz="4" w:space="0"/>
           <w:left w:val="single" w:color="000000" w:themeColor="accent2" w:themeTint="97" w:sz="4" w:space="0"/>
-          <w:bottom w:val="none"/>
-          <w:right w:val="none"/>
+          <w:bottom w:val="none" w:color="000000" w:sz="4" w:space="0"/>
+          <w:right w:val="none" w:color="000000" w:sz="4" w:space="0"/>
         </w:tcBorders>
       </w:tcPr>
     </w:tblStylePr>
@@ -23819,9 +24221,9 @@
         <w:shd w:val="clear" w:color="ffffff" w:themeColor="light1" w:fill="ffffff" w:themeFill="light1"/>
         <w:tcBorders>
           <w:top w:val="single" w:color="000000" w:themeColor="accent2" w:themeTint="97" w:sz="4" w:space="0"/>
-          <w:left w:val="none"/>
-          <w:bottom w:val="none"/>
-          <w:right w:val="none"/>
+          <w:left w:val="none" w:color="000000" w:sz="4" w:space="0"/>
+          <w:bottom w:val="none" w:color="000000" w:sz="4" w:space="0"/>
+          <w:right w:val="none" w:color="000000" w:sz="4" w:space="0"/>
         </w:tcBorders>
       </w:tcPr>
     </w:tblStylePr>
@@ -23896,9 +24298,9 @@
       </w:tcPr>
     </w:tblStylePr>
   </w:style>
-  <w:style w:type="table" w:styleId="113">
+  <w:style w:type="table" w:styleId="803">
     <w:name w:val="List Table 7 Colorful - Accent 3"/>
-    <w:basedOn w:val="734"/>
+    <w:basedOn w:val="818"/>
     <w:uiPriority w:val="99"/>
     <w:pPr>
       <w:pBdr/>
@@ -23997,11 +24399,11 @@
         <w:tblBorders/>
       </w:tblPr>
       <w:tcPr>
-        <w:shd w:color="ffffff"/>
+        <w:shd w:val="clear" w:color="ffffff"/>
         <w:tcBorders>
-          <w:top w:val="none"/>
-          <w:left w:val="none"/>
-          <w:bottom w:val="none"/>
+          <w:top w:val="none" w:color="000000" w:sz="4" w:space="0"/>
+          <w:left w:val="none" w:color="000000" w:sz="4" w:space="0"/>
+          <w:bottom w:val="none" w:color="000000" w:sz="4" w:space="0"/>
           <w:right w:val="single" w:color="000000" w:themeColor="accent3" w:themeTint="98" w:sz="4" w:space="0"/>
         </w:tcBorders>
       </w:tcPr>
@@ -24024,10 +24426,10 @@
       <w:tcPr>
         <w:shd w:val="clear" w:color="ffffff" w:themeColor="light1" w:fill="ffffff" w:themeFill="light1"/>
         <w:tcBorders>
-          <w:top w:val="none"/>
-          <w:left w:val="none"/>
+          <w:top w:val="none" w:color="000000" w:sz="4" w:space="0"/>
+          <w:left w:val="none" w:color="000000" w:sz="4" w:space="0"/>
           <w:bottom w:val="single" w:color="000000" w:themeColor="accent3" w:themeTint="98" w:sz="4" w:space="0"/>
-          <w:right w:val="none"/>
+          <w:right w:val="none" w:color="000000" w:sz="4" w:space="0"/>
         </w:tcBorders>
       </w:tcPr>
     </w:tblStylePr>
@@ -24047,12 +24449,12 @@
         <w:tblBorders/>
       </w:tblPr>
       <w:tcPr>
-        <w:shd w:color="ffffff"/>
+        <w:shd w:val="clear" w:color="ffffff"/>
         <w:tcBorders>
-          <w:top w:val="none"/>
+          <w:top w:val="none" w:color="000000" w:sz="4" w:space="0"/>
           <w:left w:val="single" w:color="000000" w:themeColor="accent3" w:themeTint="98" w:sz="4" w:space="0"/>
-          <w:bottom w:val="none"/>
-          <w:right w:val="none"/>
+          <w:bottom w:val="none" w:color="000000" w:sz="4" w:space="0"/>
+          <w:right w:val="none" w:color="000000" w:sz="4" w:space="0"/>
         </w:tcBorders>
       </w:tcPr>
     </w:tblStylePr>
@@ -24075,9 +24477,9 @@
         <w:shd w:val="clear" w:color="ffffff" w:themeColor="light1" w:fill="ffffff" w:themeFill="light1"/>
         <w:tcBorders>
           <w:top w:val="single" w:color="000000" w:themeColor="accent3" w:themeTint="98" w:sz="4" w:space="0"/>
-          <w:left w:val="none"/>
-          <w:bottom w:val="none"/>
-          <w:right w:val="none"/>
+          <w:left w:val="none" w:color="000000" w:sz="4" w:space="0"/>
+          <w:bottom w:val="none" w:color="000000" w:sz="4" w:space="0"/>
+          <w:right w:val="none" w:color="000000" w:sz="4" w:space="0"/>
         </w:tcBorders>
       </w:tcPr>
     </w:tblStylePr>
@@ -24152,9 +24554,9 @@
       </w:tcPr>
     </w:tblStylePr>
   </w:style>
-  <w:style w:type="table" w:styleId="114">
+  <w:style w:type="table" w:styleId="804">
     <w:name w:val="List Table 7 Colorful - Accent 4"/>
-    <w:basedOn w:val="734"/>
+    <w:basedOn w:val="818"/>
     <w:uiPriority w:val="99"/>
     <w:pPr>
       <w:pBdr/>
@@ -24253,11 +24655,11 @@
         <w:tblBorders/>
       </w:tblPr>
       <w:tcPr>
-        <w:shd w:color="ffffff"/>
+        <w:shd w:val="clear" w:color="ffffff"/>
         <w:tcBorders>
-          <w:top w:val="none"/>
-          <w:left w:val="none"/>
-          <w:bottom w:val="none"/>
+          <w:top w:val="none" w:color="000000" w:sz="4" w:space="0"/>
+          <w:left w:val="none" w:color="000000" w:sz="4" w:space="0"/>
+          <w:bottom w:val="none" w:color="000000" w:sz="4" w:space="0"/>
           <w:right w:val="single" w:color="000000" w:themeColor="accent4" w:themeTint="9A" w:sz="4" w:space="0"/>
         </w:tcBorders>
       </w:tcPr>
@@ -24280,10 +24682,10 @@
       <w:tcPr>
         <w:shd w:val="clear" w:color="ffffff" w:themeColor="light1" w:fill="ffffff" w:themeFill="light1"/>
         <w:tcBorders>
-          <w:top w:val="none"/>
-          <w:left w:val="none"/>
+          <w:top w:val="none" w:color="000000" w:sz="4" w:space="0"/>
+          <w:left w:val="none" w:color="000000" w:sz="4" w:space="0"/>
           <w:bottom w:val="single" w:color="000000" w:themeColor="accent4" w:themeTint="9A" w:sz="4" w:space="0"/>
-          <w:right w:val="none"/>
+          <w:right w:val="none" w:color="000000" w:sz="4" w:space="0"/>
         </w:tcBorders>
       </w:tcPr>
     </w:tblStylePr>
@@ -24303,12 +24705,12 @@
         <w:tblBorders/>
       </w:tblPr>
       <w:tcPr>
-        <w:shd w:color="ffffff"/>
+        <w:shd w:val="clear" w:color="ffffff"/>
         <w:tcBorders>
-          <w:top w:val="none"/>
+          <w:top w:val="none" w:color="000000" w:sz="4" w:space="0"/>
           <w:left w:val="single" w:color="000000" w:themeColor="accent4" w:themeTint="9A" w:sz="4" w:space="0"/>
-          <w:bottom w:val="none"/>
-          <w:right w:val="none"/>
+          <w:bottom w:val="none" w:color="000000" w:sz="4" w:space="0"/>
+          <w:right w:val="none" w:color="000000" w:sz="4" w:space="0"/>
         </w:tcBorders>
       </w:tcPr>
     </w:tblStylePr>
@@ -24331,9 +24733,9 @@
         <w:shd w:val="clear" w:color="ffffff" w:themeColor="light1" w:fill="ffffff" w:themeFill="light1"/>
         <w:tcBorders>
           <w:top w:val="single" w:color="000000" w:themeColor="accent4" w:themeTint="9A" w:sz="4" w:space="0"/>
-          <w:left w:val="none"/>
-          <w:bottom w:val="none"/>
-          <w:right w:val="none"/>
+          <w:left w:val="none" w:color="000000" w:sz="4" w:space="0"/>
+          <w:bottom w:val="none" w:color="000000" w:sz="4" w:space="0"/>
+          <w:right w:val="none" w:color="000000" w:sz="4" w:space="0"/>
         </w:tcBorders>
       </w:tcPr>
     </w:tblStylePr>
@@ -24408,9 +24810,9 @@
       </w:tcPr>
     </w:tblStylePr>
   </w:style>
-  <w:style w:type="table" w:styleId="115">
+  <w:style w:type="table" w:styleId="805">
     <w:name w:val="List Table 7 Colorful - Accent 5"/>
-    <w:basedOn w:val="734"/>
+    <w:basedOn w:val="818"/>
     <w:uiPriority w:val="99"/>
     <w:pPr>
       <w:pBdr/>
@@ -24509,11 +24911,11 @@
         <w:tblBorders/>
       </w:tblPr>
       <w:tcPr>
-        <w:shd w:color="ffffff"/>
+        <w:shd w:val="clear" w:color="ffffff"/>
         <w:tcBorders>
-          <w:top w:val="none"/>
-          <w:left w:val="none"/>
-          <w:bottom w:val="none"/>
+          <w:top w:val="none" w:color="000000" w:sz="4" w:space="0"/>
+          <w:left w:val="none" w:color="000000" w:sz="4" w:space="0"/>
+          <w:bottom w:val="none" w:color="000000" w:sz="4" w:space="0"/>
           <w:right w:val="single" w:color="000000" w:themeColor="accent5" w:themeTint="9A" w:sz="4" w:space="0"/>
         </w:tcBorders>
       </w:tcPr>
@@ -24536,10 +24938,10 @@
       <w:tcPr>
         <w:shd w:val="clear" w:color="ffffff" w:themeColor="light1" w:fill="ffffff" w:themeFill="light1"/>
         <w:tcBorders>
-          <w:top w:val="none"/>
-          <w:left w:val="none"/>
+          <w:top w:val="none" w:color="000000" w:sz="4" w:space="0"/>
+          <w:left w:val="none" w:color="000000" w:sz="4" w:space="0"/>
           <w:bottom w:val="single" w:color="000000" w:themeColor="accent5" w:themeTint="9A" w:sz="4" w:space="0"/>
-          <w:right w:val="none"/>
+          <w:right w:val="none" w:color="000000" w:sz="4" w:space="0"/>
         </w:tcBorders>
       </w:tcPr>
     </w:tblStylePr>
@@ -24559,12 +24961,12 @@
         <w:tblBorders/>
       </w:tblPr>
       <w:tcPr>
-        <w:shd w:color="ffffff"/>
+        <w:shd w:val="clear" w:color="ffffff"/>
         <w:tcBorders>
-          <w:top w:val="none"/>
+          <w:top w:val="none" w:color="000000" w:sz="4" w:space="0"/>
           <w:left w:val="single" w:color="000000" w:themeColor="accent5" w:themeTint="9A" w:sz="4" w:space="0"/>
-          <w:bottom w:val="none"/>
-          <w:right w:val="none"/>
+          <w:bottom w:val="none" w:color="000000" w:sz="4" w:space="0"/>
+          <w:right w:val="none" w:color="000000" w:sz="4" w:space="0"/>
         </w:tcBorders>
       </w:tcPr>
     </w:tblStylePr>
@@ -24587,9 +24989,9 @@
         <w:shd w:val="clear" w:color="ffffff" w:themeColor="light1" w:fill="ffffff" w:themeFill="light1"/>
         <w:tcBorders>
           <w:top w:val="single" w:color="000000" w:themeColor="accent5" w:themeTint="9A" w:sz="4" w:space="0"/>
-          <w:left w:val="none"/>
-          <w:bottom w:val="none"/>
-          <w:right w:val="none"/>
+          <w:left w:val="none" w:color="000000" w:sz="4" w:space="0"/>
+          <w:bottom w:val="none" w:color="000000" w:sz="4" w:space="0"/>
+          <w:right w:val="none" w:color="000000" w:sz="4" w:space="0"/>
         </w:tcBorders>
       </w:tcPr>
     </w:tblStylePr>
@@ -24664,9 +25066,9 @@
       </w:tcPr>
     </w:tblStylePr>
   </w:style>
-  <w:style w:type="table" w:styleId="116">
+  <w:style w:type="table" w:styleId="806">
     <w:name w:val="List Table 7 Colorful - Accent 6"/>
-    <w:basedOn w:val="734"/>
+    <w:basedOn w:val="818"/>
     <w:uiPriority w:val="99"/>
     <w:pPr>
       <w:pBdr/>
@@ -24765,11 +25167,11 @@
         <w:tblBorders/>
       </w:tblPr>
       <w:tcPr>
-        <w:shd w:color="ffffff"/>
+        <w:shd w:val="clear" w:color="ffffff"/>
         <w:tcBorders>
-          <w:top w:val="none"/>
-          <w:left w:val="none"/>
-          <w:bottom w:val="none"/>
+          <w:top w:val="none" w:color="000000" w:sz="4" w:space="0"/>
+          <w:left w:val="none" w:color="000000" w:sz="4" w:space="0"/>
+          <w:bottom w:val="none" w:color="000000" w:sz="4" w:space="0"/>
           <w:right w:val="single" w:color="000000" w:themeColor="accent6" w:themeTint="98" w:sz="4" w:space="0"/>
         </w:tcBorders>
       </w:tcPr>
@@ -24792,10 +25194,10 @@
       <w:tcPr>
         <w:shd w:val="clear" w:color="ffffff" w:themeColor="light1" w:fill="ffffff" w:themeFill="light1"/>
         <w:tcBorders>
-          <w:top w:val="none"/>
-          <w:left w:val="none"/>
+          <w:top w:val="none" w:color="000000" w:sz="4" w:space="0"/>
+          <w:left w:val="none" w:color="000000" w:sz="4" w:space="0"/>
           <w:bottom w:val="single" w:color="000000" w:themeColor="accent6" w:themeTint="98" w:sz="4" w:space="0"/>
-          <w:right w:val="none"/>
+          <w:right w:val="none" w:color="000000" w:sz="4" w:space="0"/>
         </w:tcBorders>
       </w:tcPr>
     </w:tblStylePr>
@@ -24815,12 +25217,12 @@
         <w:tblBorders/>
       </w:tblPr>
       <w:tcPr>
-        <w:shd w:color="ffffff"/>
+        <w:shd w:val="clear" w:color="ffffff"/>
         <w:tcBorders>
-          <w:top w:val="none"/>
+          <w:top w:val="none" w:color="000000" w:sz="4" w:space="0"/>
           <w:left w:val="single" w:color="000000" w:themeColor="accent6" w:themeTint="98" w:sz="4" w:space="0"/>
-          <w:bottom w:val="none"/>
-          <w:right w:val="none"/>
+          <w:bottom w:val="none" w:color="000000" w:sz="4" w:space="0"/>
+          <w:right w:val="none" w:color="000000" w:sz="4" w:space="0"/>
         </w:tcBorders>
       </w:tcPr>
     </w:tblStylePr>
@@ -24843,9 +25245,9 @@
         <w:shd w:val="clear" w:color="ffffff" w:themeColor="light1" w:fill="ffffff" w:themeFill="light1"/>
         <w:tcBorders>
           <w:top w:val="single" w:color="000000" w:themeColor="accent6" w:themeTint="98" w:sz="4" w:space="0"/>
-          <w:left w:val="none"/>
-          <w:bottom w:val="none"/>
-          <w:right w:val="none"/>
+          <w:left w:val="none" w:color="000000" w:sz="4" w:space="0"/>
+          <w:bottom w:val="none" w:color="000000" w:sz="4" w:space="0"/>
+          <w:right w:val="none" w:color="000000" w:sz="4" w:space="0"/>
         </w:tcBorders>
       </w:tcPr>
     </w:tblStylePr>
@@ -24920,7 +25322,7 @@
       </w:tcPr>
     </w:tblStylePr>
   </w:style>
-  <w:style w:type="paragraph" w:styleId="723" w:default="1">
+  <w:style w:type="paragraph" w:styleId="807" w:default="1">
     <w:name w:val="Normal"/>
     <w:qFormat/>
     <w:pPr>
@@ -24929,11 +25331,11 @@
       <w:ind/>
     </w:pPr>
   </w:style>
-  <w:style w:type="paragraph" w:styleId="724">
+  <w:style w:type="paragraph" w:styleId="808">
     <w:name w:val="Heading 1"/>
-    <w:basedOn w:val="723"/>
-    <w:next w:val="723"/>
-    <w:link w:val="893"/>
+    <w:basedOn w:val="807"/>
+    <w:next w:val="807"/>
+    <w:link w:val="977"/>
     <w:uiPriority w:val="9"/>
     <w:qFormat/>
     <w:pPr>
@@ -24951,11 +25353,11 @@
       <w:szCs w:val="40"/>
     </w:rPr>
   </w:style>
-  <w:style w:type="paragraph" w:styleId="725">
+  <w:style w:type="paragraph" w:styleId="809">
     <w:name w:val="Heading 2"/>
-    <w:basedOn w:val="723"/>
-    <w:next w:val="723"/>
-    <w:link w:val="894"/>
+    <w:basedOn w:val="807"/>
+    <w:next w:val="807"/>
+    <w:link w:val="978"/>
     <w:uiPriority w:val="9"/>
     <w:unhideWhenUsed/>
     <w:qFormat/>
@@ -24974,11 +25376,11 @@
       <w:szCs w:val="32"/>
     </w:rPr>
   </w:style>
-  <w:style w:type="paragraph" w:styleId="726">
+  <w:style w:type="paragraph" w:styleId="810">
     <w:name w:val="Heading 3"/>
-    <w:basedOn w:val="723"/>
-    <w:next w:val="723"/>
-    <w:link w:val="895"/>
+    <w:basedOn w:val="807"/>
+    <w:next w:val="807"/>
+    <w:link w:val="979"/>
     <w:uiPriority w:val="9"/>
     <w:semiHidden/>
     <w:unhideWhenUsed/>
@@ -24998,11 +25400,11 @@
       <w:szCs w:val="28"/>
     </w:rPr>
   </w:style>
-  <w:style w:type="paragraph" w:styleId="727">
+  <w:style w:type="paragraph" w:styleId="811">
     <w:name w:val="Heading 4"/>
-    <w:basedOn w:val="723"/>
-    <w:next w:val="723"/>
-    <w:link w:val="896"/>
+    <w:basedOn w:val="807"/>
+    <w:next w:val="807"/>
+    <w:link w:val="980"/>
     <w:uiPriority w:val="9"/>
     <w:semiHidden/>
     <w:unhideWhenUsed/>
@@ -25022,11 +25424,11 @@
       <w:color w:val="0f4761" w:themeColor="accent1" w:themeShade="BF"/>
     </w:rPr>
   </w:style>
-  <w:style w:type="paragraph" w:styleId="728">
+  <w:style w:type="paragraph" w:styleId="812">
     <w:name w:val="Heading 5"/>
-    <w:basedOn w:val="723"/>
-    <w:next w:val="723"/>
-    <w:link w:val="897"/>
+    <w:basedOn w:val="807"/>
+    <w:next w:val="807"/>
+    <w:link w:val="981"/>
     <w:uiPriority w:val="9"/>
     <w:semiHidden/>
     <w:unhideWhenUsed/>
@@ -25044,11 +25446,11 @@
       <w:color w:val="0f4761" w:themeColor="accent1" w:themeShade="BF"/>
     </w:rPr>
   </w:style>
-  <w:style w:type="paragraph" w:styleId="729">
+  <w:style w:type="paragraph" w:styleId="813">
     <w:name w:val="Heading 6"/>
-    <w:basedOn w:val="723"/>
-    <w:next w:val="723"/>
-    <w:link w:val="898"/>
+    <w:basedOn w:val="807"/>
+    <w:next w:val="807"/>
+    <w:link w:val="982"/>
     <w:uiPriority w:val="9"/>
     <w:semiHidden/>
     <w:unhideWhenUsed/>
@@ -25068,11 +25470,11 @@
       <w:color w:val="595959" w:themeColor="text1" w:themeTint="A6"/>
     </w:rPr>
   </w:style>
-  <w:style w:type="paragraph" w:styleId="730">
+  <w:style w:type="paragraph" w:styleId="814">
     <w:name w:val="Heading 7"/>
-    <w:basedOn w:val="723"/>
-    <w:next w:val="723"/>
-    <w:link w:val="899"/>
+    <w:basedOn w:val="807"/>
+    <w:next w:val="807"/>
+    <w:link w:val="983"/>
     <w:uiPriority w:val="9"/>
     <w:semiHidden/>
     <w:unhideWhenUsed/>
@@ -25090,11 +25492,11 @@
       <w:color w:val="595959" w:themeColor="text1" w:themeTint="A6"/>
     </w:rPr>
   </w:style>
-  <w:style w:type="paragraph" w:styleId="731">
+  <w:style w:type="paragraph" w:styleId="815">
     <w:name w:val="Heading 8"/>
-    <w:basedOn w:val="723"/>
-    <w:next w:val="723"/>
-    <w:link w:val="900"/>
+    <w:basedOn w:val="807"/>
+    <w:next w:val="807"/>
+    <w:link w:val="984"/>
     <w:uiPriority w:val="9"/>
     <w:semiHidden/>
     <w:unhideWhenUsed/>
@@ -25114,11 +25516,11 @@
       <w:color w:val="272727" w:themeColor="text1" w:themeTint="D8"/>
     </w:rPr>
   </w:style>
-  <w:style w:type="paragraph" w:styleId="732">
+  <w:style w:type="paragraph" w:styleId="816">
     <w:name w:val="Heading 9"/>
-    <w:basedOn w:val="723"/>
-    <w:next w:val="723"/>
-    <w:link w:val="901"/>
+    <w:basedOn w:val="807"/>
+    <w:next w:val="807"/>
+    <w:link w:val="985"/>
     <w:uiPriority w:val="9"/>
     <w:semiHidden/>
     <w:unhideWhenUsed/>
@@ -25136,7 +25538,7 @@
       <w:color w:val="272727" w:themeColor="text1" w:themeTint="D8"/>
     </w:rPr>
   </w:style>
-  <w:style w:type="character" w:styleId="733" w:default="1">
+  <w:style w:type="character" w:styleId="817" w:default="1">
     <w:name w:val="Default Paragraph Font"/>
     <w:uiPriority w:val="1"/>
     <w:semiHidden/>
@@ -25147,7 +25549,7 @@
       <w:ind/>
     </w:pPr>
   </w:style>
-  <w:style w:type="table" w:styleId="734" w:default="1">
+  <w:style w:type="table" w:styleId="818" w:default="1">
     <w:name w:val="Normal Table"/>
     <w:uiPriority w:val="99"/>
     <w:semiHidden/>
@@ -25340,7 +25742,7 @@
       </w:tcPr>
     </w:tblStylePr>
   </w:style>
-  <w:style w:type="numbering" w:styleId="735" w:default="1">
+  <w:style w:type="numbering" w:styleId="819" w:default="1">
     <w:name w:val="No List"/>
     <w:uiPriority w:val="99"/>
     <w:semiHidden/>
@@ -25351,9 +25753,9 @@
       <w:ind/>
     </w:pPr>
   </w:style>
-  <w:style w:type="table" w:styleId="736">
+  <w:style w:type="table" w:styleId="820">
     <w:name w:val="Table Grid"/>
-    <w:basedOn w:val="734"/>
+    <w:basedOn w:val="818"/>
     <w:uiPriority w:val="59"/>
     <w:pPr>
       <w:pBdr/>
@@ -25543,9 +25945,9 @@
       </w:tcPr>
     </w:tblStylePr>
   </w:style>
-  <w:style w:type="table" w:styleId="737">
+  <w:style w:type="table" w:styleId="821">
     <w:name w:val="Grid Table Light"/>
-    <w:basedOn w:val="734"/>
+    <w:basedOn w:val="818"/>
     <w:uiPriority w:val="59"/>
     <w:pPr>
       <w:pBdr/>
@@ -25735,9 +26137,9 @@
       </w:tcPr>
     </w:tblStylePr>
   </w:style>
-  <w:style w:type="table" w:styleId="738">
+  <w:style w:type="table" w:styleId="822">
     <w:name w:val="Plain Table 1"/>
-    <w:basedOn w:val="734"/>
+    <w:basedOn w:val="818"/>
     <w:uiPriority w:val="59"/>
     <w:pPr>
       <w:pBdr/>
@@ -25953,9 +26355,9 @@
       </w:tcPr>
     </w:tblStylePr>
   </w:style>
-  <w:style w:type="table" w:styleId="739">
+  <w:style w:type="table" w:styleId="823">
     <w:name w:val="Plain Table 2"/>
-    <w:basedOn w:val="734"/>
+    <w:basedOn w:val="818"/>
     <w:uiPriority w:val="59"/>
     <w:pPr>
       <w:pBdr/>
@@ -26179,9 +26581,9 @@
       </w:tcPr>
     </w:tblStylePr>
   </w:style>
-  <w:style w:type="table" w:styleId="740">
+  <w:style w:type="table" w:styleId="824">
     <w:name w:val="Plain Table 3"/>
-    <w:basedOn w:val="734"/>
+    <w:basedOn w:val="818"/>
     <w:uiPriority w:val="99"/>
     <w:pPr>
       <w:pBdr/>
@@ -26408,9 +26810,9 @@
       </w:tcPr>
     </w:tblStylePr>
   </w:style>
-  <w:style w:type="table" w:styleId="741">
+  <w:style w:type="table" w:styleId="825">
     <w:name w:val="Plain Table 4"/>
-    <w:basedOn w:val="734"/>
+    <w:basedOn w:val="818"/>
     <w:uiPriority w:val="99"/>
     <w:pPr>
       <w:pBdr/>
@@ -26623,9 +27025,9 @@
       </w:tcPr>
     </w:tblStylePr>
   </w:style>
-  <w:style w:type="table" w:styleId="742">
+  <w:style w:type="table" w:styleId="826">
     <w:name w:val="Plain Table 5"/>
-    <w:basedOn w:val="734"/>
+    <w:basedOn w:val="818"/>
     <w:uiPriority w:val="99"/>
     <w:pPr>
       <w:pBdr/>
@@ -26855,9 +27257,9 @@
       </w:tcPr>
     </w:tblStylePr>
   </w:style>
-  <w:style w:type="table" w:styleId="743">
+  <w:style w:type="table" w:styleId="827">
     <w:name w:val="Grid Table 1 Light"/>
-    <w:basedOn w:val="734"/>
+    <w:basedOn w:val="818"/>
     <w:uiPriority w:val="99"/>
     <w:pPr>
       <w:pBdr/>
@@ -27077,9 +27479,9 @@
       </w:tcPr>
     </w:tblStylePr>
   </w:style>
-  <w:style w:type="table" w:styleId="744">
+  <w:style w:type="table" w:styleId="828">
     <w:name w:val="Grid Table 1 Light Accent 1"/>
-    <w:basedOn w:val="734"/>
+    <w:basedOn w:val="818"/>
     <w:uiPriority w:val="99"/>
     <w:pPr>
       <w:pBdr/>
@@ -27299,9 +27701,9 @@
       </w:tcPr>
     </w:tblStylePr>
   </w:style>
-  <w:style w:type="table" w:styleId="745">
+  <w:style w:type="table" w:styleId="829">
     <w:name w:val="Grid Table 1 Light Accent 2"/>
-    <w:basedOn w:val="734"/>
+    <w:basedOn w:val="818"/>
     <w:uiPriority w:val="99"/>
     <w:pPr>
       <w:pBdr/>
@@ -27521,9 +27923,9 @@
       </w:tcPr>
     </w:tblStylePr>
   </w:style>
-  <w:style w:type="table" w:styleId="746">
+  <w:style w:type="table" w:styleId="830">
     <w:name w:val="Grid Table 1 Light Accent 3"/>
-    <w:basedOn w:val="734"/>
+    <w:basedOn w:val="818"/>
     <w:uiPriority w:val="99"/>
     <w:pPr>
       <w:pBdr/>
@@ -27743,9 +28145,9 @@
       </w:tcPr>
     </w:tblStylePr>
   </w:style>
-  <w:style w:type="table" w:styleId="747">
+  <w:style w:type="table" w:styleId="831">
     <w:name w:val="Grid Table 1 Light Accent 4"/>
-    <w:basedOn w:val="734"/>
+    <w:basedOn w:val="818"/>
     <w:uiPriority w:val="99"/>
     <w:pPr>
       <w:pBdr/>
@@ -27965,9 +28367,9 @@
       </w:tcPr>
     </w:tblStylePr>
   </w:style>
-  <w:style w:type="table" w:styleId="748">
+  <w:style w:type="table" w:styleId="832">
     <w:name w:val="Grid Table 1 Light Accent 5"/>
-    <w:basedOn w:val="734"/>
+    <w:basedOn w:val="818"/>
     <w:uiPriority w:val="99"/>
     <w:pPr>
       <w:pBdr/>
@@ -28187,9 +28589,9 @@
       </w:tcPr>
     </w:tblStylePr>
   </w:style>
-  <w:style w:type="table" w:styleId="749">
+  <w:style w:type="table" w:styleId="833">
     <w:name w:val="Grid Table 1 Light Accent 6"/>
-    <w:basedOn w:val="734"/>
+    <w:basedOn w:val="818"/>
     <w:uiPriority w:val="99"/>
     <w:pPr>
       <w:pBdr/>
@@ -28409,9 +28811,9 @@
       </w:tcPr>
     </w:tblStylePr>
   </w:style>
-  <w:style w:type="table" w:styleId="750">
+  <w:style w:type="table" w:styleId="834">
     <w:name w:val="Grid Table 2"/>
-    <w:basedOn w:val="734"/>
+    <w:basedOn w:val="818"/>
     <w:uiPriority w:val="99"/>
     <w:pPr>
       <w:pBdr/>
@@ -28640,9 +29042,9 @@
       </w:tcPr>
     </w:tblStylePr>
   </w:style>
-  <w:style w:type="table" w:styleId="751">
+  <w:style w:type="table" w:styleId="835">
     <w:name w:val="Grid Table 2 Accent 1"/>
-    <w:basedOn w:val="734"/>
+    <w:basedOn w:val="818"/>
     <w:uiPriority w:val="99"/>
     <w:pPr>
       <w:pBdr/>
@@ -28871,9 +29273,9 @@
       </w:tcPr>
     </w:tblStylePr>
   </w:style>
-  <w:style w:type="table" w:styleId="752">
+  <w:style w:type="table" w:styleId="836">
     <w:name w:val="Grid Table 2 Accent 2"/>
-    <w:basedOn w:val="734"/>
+    <w:basedOn w:val="818"/>
     <w:uiPriority w:val="99"/>
     <w:pPr>
       <w:pBdr/>
@@ -29102,9 +29504,9 @@
       </w:tcPr>
     </w:tblStylePr>
   </w:style>
-  <w:style w:type="table" w:styleId="753">
+  <w:style w:type="table" w:styleId="837">
     <w:name w:val="Grid Table 2 Accent 3"/>
-    <w:basedOn w:val="734"/>
+    <w:basedOn w:val="818"/>
     <w:uiPriority w:val="99"/>
     <w:pPr>
       <w:pBdr/>
@@ -29333,9 +29735,9 @@
       </w:tcPr>
     </w:tblStylePr>
   </w:style>
-  <w:style w:type="table" w:styleId="754">
+  <w:style w:type="table" w:styleId="838">
     <w:name w:val="Grid Table 2 Accent 4"/>
-    <w:basedOn w:val="734"/>
+    <w:basedOn w:val="818"/>
     <w:uiPriority w:val="99"/>
     <w:pPr>
       <w:pBdr/>
@@ -29564,9 +29966,9 @@
       </w:tcPr>
     </w:tblStylePr>
   </w:style>
-  <w:style w:type="table" w:styleId="755">
+  <w:style w:type="table" w:styleId="839">
     <w:name w:val="Grid Table 2 Accent 5"/>
-    <w:basedOn w:val="734"/>
+    <w:basedOn w:val="818"/>
     <w:uiPriority w:val="99"/>
     <w:pPr>
       <w:pBdr/>
@@ -29795,9 +30197,9 @@
       </w:tcPr>
     </w:tblStylePr>
   </w:style>
-  <w:style w:type="table" w:styleId="756">
+  <w:style w:type="table" w:styleId="840">
     <w:name w:val="Grid Table 2 Accent 6"/>
-    <w:basedOn w:val="734"/>
+    <w:basedOn w:val="818"/>
     <w:uiPriority w:val="99"/>
     <w:pPr>
       <w:pBdr/>
@@ -30026,9 +30428,9 @@
       </w:tcPr>
     </w:tblStylePr>
   </w:style>
-  <w:style w:type="table" w:styleId="757">
+  <w:style w:type="table" w:styleId="841">
     <w:name w:val="Grid Table 3"/>
-    <w:basedOn w:val="734"/>
+    <w:basedOn w:val="818"/>
     <w:uiPriority w:val="99"/>
     <w:pPr>
       <w:pBdr/>
@@ -30270,9 +30672,9 @@
       </w:tcPr>
     </w:tblStylePr>
   </w:style>
-  <w:style w:type="table" w:styleId="758">
+  <w:style w:type="table" w:styleId="842">
     <w:name w:val="Grid Table 3 Accent 1"/>
-    <w:basedOn w:val="734"/>
+    <w:basedOn w:val="818"/>
     <w:uiPriority w:val="99"/>
     <w:pPr>
       <w:pBdr/>
@@ -30514,9 +30916,9 @@
       </w:tcPr>
     </w:tblStylePr>
   </w:style>
-  <w:style w:type="table" w:styleId="759">
+  <w:style w:type="table" w:styleId="843">
     <w:name w:val="Grid Table 3 Accent 2"/>
-    <w:basedOn w:val="734"/>
+    <w:basedOn w:val="818"/>
     <w:uiPriority w:val="99"/>
     <w:pPr>
       <w:pBdr/>
@@ -30758,9 +31160,9 @@
       </w:tcPr>
     </w:tblStylePr>
   </w:style>
-  <w:style w:type="table" w:styleId="760">
+  <w:style w:type="table" w:styleId="844">
     <w:name w:val="Grid Table 3 Accent 3"/>
-    <w:basedOn w:val="734"/>
+    <w:basedOn w:val="818"/>
     <w:uiPriority w:val="99"/>
     <w:pPr>
       <w:pBdr/>
@@ -31002,9 +31404,9 @@
       </w:tcPr>
     </w:tblStylePr>
   </w:style>
-  <w:style w:type="table" w:styleId="761">
+  <w:style w:type="table" w:styleId="845">
     <w:name w:val="Grid Table 3 Accent 4"/>
-    <w:basedOn w:val="734"/>
+    <w:basedOn w:val="818"/>
     <w:uiPriority w:val="99"/>
     <w:pPr>
       <w:pBdr/>
@@ -31246,9 +31648,9 @@
       </w:tcPr>
     </w:tblStylePr>
   </w:style>
-  <w:style w:type="table" w:styleId="762">
+  <w:style w:type="table" w:styleId="846">
     <w:name w:val="Grid Table 3 Accent 5"/>
-    <w:basedOn w:val="734"/>
+    <w:basedOn w:val="818"/>
     <w:uiPriority w:val="99"/>
     <w:pPr>
       <w:pBdr/>
@@ -31490,9 +31892,9 @@
       </w:tcPr>
     </w:tblStylePr>
   </w:style>
-  <w:style w:type="table" w:styleId="763">
+  <w:style w:type="table" w:styleId="847">
     <w:name w:val="Grid Table 3 Accent 6"/>
-    <w:basedOn w:val="734"/>
+    <w:basedOn w:val="818"/>
     <w:uiPriority w:val="99"/>
     <w:pPr>
       <w:pBdr/>
@@ -31734,9 +32136,9 @@
       </w:tcPr>
     </w:tblStylePr>
   </w:style>
-  <w:style w:type="table" w:styleId="764">
+  <w:style w:type="table" w:styleId="848">
     <w:name w:val="Grid Table 4"/>
-    <w:basedOn w:val="734"/>
+    <w:basedOn w:val="818"/>
     <w:uiPriority w:val="59"/>
     <w:pPr>
       <w:pBdr/>
@@ -31966,9 +32368,9 @@
       </w:tcPr>
     </w:tblStylePr>
   </w:style>
-  <w:style w:type="table" w:styleId="765">
+  <w:style w:type="table" w:styleId="849">
     <w:name w:val="Grid Table 4 Accent 1"/>
-    <w:basedOn w:val="734"/>
+    <w:basedOn w:val="818"/>
     <w:uiPriority w:val="59"/>
     <w:pPr>
       <w:pBdr/>
@@ -32198,9 +32600,9 @@
       </w:tcPr>
     </w:tblStylePr>
   </w:style>
-  <w:style w:type="table" w:styleId="766">
+  <w:style w:type="table" w:styleId="850">
     <w:name w:val="Grid Table 4 Accent 2"/>
-    <w:basedOn w:val="734"/>
+    <w:basedOn w:val="818"/>
     <w:uiPriority w:val="59"/>
     <w:pPr>
       <w:pBdr/>
@@ -32430,9 +32832,9 @@
       </w:tcPr>
     </w:tblStylePr>
   </w:style>
-  <w:style w:type="table" w:styleId="767">
+  <w:style w:type="table" w:styleId="851">
     <w:name w:val="Grid Table 4 Accent 3"/>
-    <w:basedOn w:val="734"/>
+    <w:basedOn w:val="818"/>
     <w:uiPriority w:val="59"/>
     <w:pPr>
       <w:pBdr/>
@@ -32662,9 +33064,9 @@
       </w:tcPr>
     </w:tblStylePr>
   </w:style>
-  <w:style w:type="table" w:styleId="768">
+  <w:style w:type="table" w:styleId="852">
     <w:name w:val="Grid Table 4 Accent 4"/>
-    <w:basedOn w:val="734"/>
+    <w:basedOn w:val="818"/>
     <w:uiPriority w:val="59"/>
     <w:pPr>
       <w:pBdr/>
@@ -32894,9 +33296,9 @@
       </w:tcPr>
     </w:tblStylePr>
   </w:style>
-  <w:style w:type="table" w:styleId="769">
+  <w:style w:type="table" w:styleId="853">
     <w:name w:val="Grid Table 4 Accent 5"/>
-    <w:basedOn w:val="734"/>
+    <w:basedOn w:val="818"/>
     <w:uiPriority w:val="59"/>
     <w:pPr>
       <w:pBdr/>
@@ -33126,9 +33528,9 @@
       </w:tcPr>
     </w:tblStylePr>
   </w:style>
-  <w:style w:type="table" w:styleId="770">
+  <w:style w:type="table" w:styleId="854">
     <w:name w:val="Grid Table 4 Accent 6"/>
-    <w:basedOn w:val="734"/>
+    <w:basedOn w:val="818"/>
     <w:uiPriority w:val="59"/>
     <w:pPr>
       <w:pBdr/>
@@ -33358,9 +33760,9 @@
       </w:tcPr>
     </w:tblStylePr>
   </w:style>
-  <w:style w:type="table" w:styleId="771">
+  <w:style w:type="table" w:styleId="855">
     <w:name w:val="Grid Table 5 Dark"/>
-    <w:basedOn w:val="734"/>
+    <w:basedOn w:val="818"/>
     <w:uiPriority w:val="99"/>
     <w:pPr>
       <w:pBdr/>
@@ -33585,9 +33987,9 @@
       </w:tcPr>
     </w:tblStylePr>
   </w:style>
-  <w:style w:type="table" w:styleId="772" w:customStyle="1">
+  <w:style w:type="table" w:styleId="856" w:customStyle="1">
     <w:name w:val="Grid Table 5 Dark- Accent 1"/>
-    <w:basedOn w:val="734"/>
+    <w:basedOn w:val="818"/>
     <w:uiPriority w:val="99"/>
     <w:pPr>
       <w:pBdr/>
@@ -33812,9 +34214,9 @@
       </w:tcPr>
     </w:tblStylePr>
   </w:style>
-  <w:style w:type="table" w:styleId="773">
+  <w:style w:type="table" w:styleId="857">
     <w:name w:val="Grid Table 5 Dark Accent 2"/>
-    <w:basedOn w:val="734"/>
+    <w:basedOn w:val="818"/>
     <w:uiPriority w:val="99"/>
     <w:pPr>
       <w:pBdr/>
@@ -34039,9 +34441,9 @@
       </w:tcPr>
     </w:tblStylePr>
   </w:style>
-  <w:style w:type="table" w:styleId="774">
+  <w:style w:type="table" w:styleId="858">
     <w:name w:val="Grid Table 5 Dark Accent 3"/>
-    <w:basedOn w:val="734"/>
+    <w:basedOn w:val="818"/>
     <w:uiPriority w:val="99"/>
     <w:pPr>
       <w:pBdr/>
@@ -34266,9 +34668,9 @@
       </w:tcPr>
     </w:tblStylePr>
   </w:style>
-  <w:style w:type="table" w:styleId="775" w:customStyle="1">
+  <w:style w:type="table" w:styleId="859" w:customStyle="1">
     <w:name w:val="Grid Table 5 Dark- Accent 4"/>
-    <w:basedOn w:val="734"/>
+    <w:basedOn w:val="818"/>
     <w:uiPriority w:val="99"/>
     <w:pPr>
       <w:pBdr/>
@@ -34493,9 +34895,9 @@
       </w:tcPr>
     </w:tblStylePr>
   </w:style>
-  <w:style w:type="table" w:styleId="776">
+  <w:style w:type="table" w:styleId="860">
     <w:name w:val="Grid Table 5 Dark Accent 5"/>
-    <w:basedOn w:val="734"/>
+    <w:basedOn w:val="818"/>
     <w:uiPriority w:val="99"/>
     <w:pPr>
       <w:pBdr/>
@@ -34720,9 +35122,9 @@
       </w:tcPr>
     </w:tblStylePr>
   </w:style>
-  <w:style w:type="table" w:styleId="777">
+  <w:style w:type="table" w:styleId="861">
     <w:name w:val="Grid Table 5 Dark Accent 6"/>
-    <w:basedOn w:val="734"/>
+    <w:basedOn w:val="818"/>
     <w:uiPriority w:val="99"/>
     <w:pPr>
       <w:pBdr/>
@@ -34947,9 +35349,9 @@
       </w:tcPr>
     </w:tblStylePr>
   </w:style>
-  <w:style w:type="table" w:styleId="778">
+  <w:style w:type="table" w:styleId="862">
     <w:name w:val="Grid Table 6 Colorful"/>
-    <w:basedOn w:val="734"/>
+    <w:basedOn w:val="818"/>
     <w:uiPriority w:val="99"/>
     <w:pPr>
       <w:pBdr/>
@@ -35171,9 +35573,9 @@
       </w:tcPr>
     </w:tblStylePr>
   </w:style>
-  <w:style w:type="table" w:styleId="779">
+  <w:style w:type="table" w:styleId="863">
     <w:name w:val="Grid Table 6 Colorful Accent 1"/>
-    <w:basedOn w:val="734"/>
+    <w:basedOn w:val="818"/>
     <w:uiPriority w:val="99"/>
     <w:pPr>
       <w:pBdr/>
@@ -35395,9 +35797,9 @@
       </w:tcPr>
     </w:tblStylePr>
   </w:style>
-  <w:style w:type="table" w:styleId="780">
+  <w:style w:type="table" w:styleId="864">
     <w:name w:val="Grid Table 6 Colorful Accent 2"/>
-    <w:basedOn w:val="734"/>
+    <w:basedOn w:val="818"/>
     <w:uiPriority w:val="99"/>
     <w:pPr>
       <w:pBdr/>
@@ -35619,9 +36021,9 @@
       </w:tcPr>
     </w:tblStylePr>
   </w:style>
-  <w:style w:type="table" w:styleId="781">
+  <w:style w:type="table" w:styleId="865">
     <w:name w:val="Grid Table 6 Colorful Accent 3"/>
-    <w:basedOn w:val="734"/>
+    <w:basedOn w:val="818"/>
     <w:uiPriority w:val="99"/>
     <w:pPr>
       <w:pBdr/>
@@ -35843,9 +36245,9 @@
       </w:tcPr>
     </w:tblStylePr>
   </w:style>
-  <w:style w:type="table" w:styleId="782">
+  <w:style w:type="table" w:styleId="866">
     <w:name w:val="Grid Table 6 Colorful Accent 4"/>
-    <w:basedOn w:val="734"/>
+    <w:basedOn w:val="818"/>
     <w:uiPriority w:val="99"/>
     <w:pPr>
       <w:pBdr/>
@@ -36067,9 +36469,9 @@
       </w:tcPr>
     </w:tblStylePr>
   </w:style>
-  <w:style w:type="table" w:styleId="783">
+  <w:style w:type="table" w:styleId="867">
     <w:name w:val="Grid Table 6 Colorful Accent 5"/>
-    <w:basedOn w:val="734"/>
+    <w:basedOn w:val="818"/>
     <w:uiPriority w:val="99"/>
     <w:pPr>
       <w:pBdr/>
@@ -36291,9 +36693,9 @@
       </w:tcPr>
     </w:tblStylePr>
   </w:style>
-  <w:style w:type="table" w:styleId="784">
+  <w:style w:type="table" w:styleId="868">
     <w:name w:val="Grid Table 6 Colorful Accent 6"/>
-    <w:basedOn w:val="734"/>
+    <w:basedOn w:val="818"/>
     <w:uiPriority w:val="99"/>
     <w:pPr>
       <w:pBdr/>
@@ -36515,9 +36917,9 @@
       </w:tcPr>
     </w:tblStylePr>
   </w:style>
-  <w:style w:type="table" w:styleId="785">
+  <w:style w:type="table" w:styleId="869">
     <w:name w:val="Grid Table 7 Colorful"/>
-    <w:basedOn w:val="734"/>
+    <w:basedOn w:val="818"/>
     <w:uiPriority w:val="99"/>
     <w:pPr>
       <w:pBdr/>
@@ -36768,9 +37170,9 @@
       </w:tcPr>
     </w:tblStylePr>
   </w:style>
-  <w:style w:type="table" w:styleId="786">
+  <w:style w:type="table" w:styleId="870">
     <w:name w:val="Grid Table 7 Colorful Accent 1"/>
-    <w:basedOn w:val="734"/>
+    <w:basedOn w:val="818"/>
     <w:uiPriority w:val="99"/>
     <w:pPr>
       <w:pBdr/>
@@ -37021,9 +37423,9 @@
       </w:tcPr>
     </w:tblStylePr>
   </w:style>
-  <w:style w:type="table" w:styleId="787">
+  <w:style w:type="table" w:styleId="871">
     <w:name w:val="Grid Table 7 Colorful Accent 2"/>
-    <w:basedOn w:val="734"/>
+    <w:basedOn w:val="818"/>
     <w:uiPriority w:val="99"/>
     <w:pPr>
       <w:pBdr/>
@@ -37274,9 +37676,9 @@
       </w:tcPr>
     </w:tblStylePr>
   </w:style>
-  <w:style w:type="table" w:styleId="788">
+  <w:style w:type="table" w:styleId="872">
     <w:name w:val="Grid Table 7 Colorful Accent 3"/>
-    <w:basedOn w:val="734"/>
+    <w:basedOn w:val="818"/>
     <w:uiPriority w:val="99"/>
     <w:pPr>
       <w:pBdr/>
@@ -37527,9 +37929,9 @@
       </w:tcPr>
     </w:tblStylePr>
   </w:style>
-  <w:style w:type="table" w:styleId="789">
+  <w:style w:type="table" w:styleId="873">
     <w:name w:val="Grid Table 7 Colorful Accent 4"/>
-    <w:basedOn w:val="734"/>
+    <w:basedOn w:val="818"/>
     <w:uiPriority w:val="99"/>
     <w:pPr>
       <w:pBdr/>
@@ -37780,9 +38182,9 @@
       </w:tcPr>
     </w:tblStylePr>
   </w:style>
-  <w:style w:type="table" w:styleId="790">
+  <w:style w:type="table" w:styleId="874">
     <w:name w:val="Grid Table 7 Colorful Accent 5"/>
-    <w:basedOn w:val="734"/>
+    <w:basedOn w:val="818"/>
     <w:uiPriority w:val="99"/>
     <w:pPr>
       <w:pBdr/>
@@ -38033,9 +38435,9 @@
       </w:tcPr>
     </w:tblStylePr>
   </w:style>
-  <w:style w:type="table" w:styleId="791">
+  <w:style w:type="table" w:styleId="875">
     <w:name w:val="Grid Table 7 Colorful Accent 6"/>
-    <w:basedOn w:val="734"/>
+    <w:basedOn w:val="818"/>
     <w:uiPriority w:val="99"/>
     <w:pPr>
       <w:pBdr/>
@@ -38286,9 +38688,9 @@
       </w:tcPr>
     </w:tblStylePr>
   </w:style>
-  <w:style w:type="table" w:styleId="792">
+  <w:style w:type="table" w:styleId="876">
     <w:name w:val="List Table 1 Light"/>
-    <w:basedOn w:val="734"/>
+    <w:basedOn w:val="818"/>
     <w:uiPriority w:val="99"/>
     <w:pPr>
       <w:pBdr/>
@@ -38501,9 +38903,9 @@
       </w:tcPr>
     </w:tblStylePr>
   </w:style>
-  <w:style w:type="table" w:styleId="793">
+  <w:style w:type="table" w:styleId="877">
     <w:name w:val="List Table 1 Light Accent 1"/>
-    <w:basedOn w:val="734"/>
+    <w:basedOn w:val="818"/>
     <w:uiPriority w:val="99"/>
     <w:pPr>
       <w:pBdr/>
@@ -38716,9 +39118,9 @@
       </w:tcPr>
     </w:tblStylePr>
   </w:style>
-  <w:style w:type="table" w:styleId="794">
+  <w:style w:type="table" w:styleId="878">
     <w:name w:val="List Table 1 Light Accent 2"/>
-    <w:basedOn w:val="734"/>
+    <w:basedOn w:val="818"/>
     <w:uiPriority w:val="99"/>
     <w:pPr>
       <w:pBdr/>
@@ -38931,9 +39333,9 @@
       </w:tcPr>
     </w:tblStylePr>
   </w:style>
-  <w:style w:type="table" w:styleId="795">
+  <w:style w:type="table" w:styleId="879">
     <w:name w:val="List Table 1 Light Accent 3"/>
-    <w:basedOn w:val="734"/>
+    <w:basedOn w:val="818"/>
     <w:uiPriority w:val="99"/>
     <w:pPr>
       <w:pBdr/>
@@ -39146,9 +39548,9 @@
       </w:tcPr>
     </w:tblStylePr>
   </w:style>
-  <w:style w:type="table" w:styleId="796">
+  <w:style w:type="table" w:styleId="880">
     <w:name w:val="List Table 1 Light Accent 4"/>
-    <w:basedOn w:val="734"/>
+    <w:basedOn w:val="818"/>
     <w:uiPriority w:val="99"/>
     <w:pPr>
       <w:pBdr/>
@@ -39361,9 +39763,9 @@
       </w:tcPr>
     </w:tblStylePr>
   </w:style>
-  <w:style w:type="table" w:styleId="797">
+  <w:style w:type="table" w:styleId="881">
     <w:name w:val="List Table 1 Light Accent 5"/>
-    <w:basedOn w:val="734"/>
+    <w:basedOn w:val="818"/>
     <w:uiPriority w:val="99"/>
     <w:pPr>
       <w:pBdr/>
@@ -39576,9 +39978,9 @@
       </w:tcPr>
     </w:tblStylePr>
   </w:style>
-  <w:style w:type="table" w:styleId="798">
+  <w:style w:type="table" w:styleId="882">
     <w:name w:val="List Table 1 Light Accent 6"/>
-    <w:basedOn w:val="734"/>
+    <w:basedOn w:val="818"/>
     <w:uiPriority w:val="99"/>
     <w:pPr>
       <w:pBdr/>
@@ -39791,9 +40193,9 @@
       </w:tcPr>
     </w:tblStylePr>
   </w:style>
-  <w:style w:type="table" w:styleId="799">
+  <w:style w:type="table" w:styleId="883">
     <w:name w:val="List Table 2"/>
-    <w:basedOn w:val="734"/>
+    <w:basedOn w:val="818"/>
     <w:uiPriority w:val="99"/>
     <w:pPr>
       <w:pBdr/>
@@ -40028,9 +40430,9 @@
       </w:tcPr>
     </w:tblStylePr>
   </w:style>
-  <w:style w:type="table" w:styleId="800">
+  <w:style w:type="table" w:styleId="884">
     <w:name w:val="List Table 2 Accent 1"/>
-    <w:basedOn w:val="734"/>
+    <w:basedOn w:val="818"/>
     <w:uiPriority w:val="99"/>
     <w:pPr>
       <w:pBdr/>
@@ -40265,9 +40667,9 @@
       </w:tcPr>
     </w:tblStylePr>
   </w:style>
-  <w:style w:type="table" w:styleId="801">
+  <w:style w:type="table" w:styleId="885">
     <w:name w:val="List Table 2 Accent 2"/>
-    <w:basedOn w:val="734"/>
+    <w:basedOn w:val="818"/>
     <w:uiPriority w:val="99"/>
     <w:pPr>
       <w:pBdr/>
@@ -40502,9 +40904,9 @@
       </w:tcPr>
     </w:tblStylePr>
   </w:style>
-  <w:style w:type="table" w:styleId="802">
+  <w:style w:type="table" w:styleId="886">
     <w:name w:val="List Table 2 Accent 3"/>
-    <w:basedOn w:val="734"/>
+    <w:basedOn w:val="818"/>
     <w:uiPriority w:val="99"/>
     <w:pPr>
       <w:pBdr/>
@@ -40739,9 +41141,9 @@
       </w:tcPr>
     </w:tblStylePr>
   </w:style>
-  <w:style w:type="table" w:styleId="803">
+  <w:style w:type="table" w:styleId="887">
     <w:name w:val="List Table 2 Accent 4"/>
-    <w:basedOn w:val="734"/>
+    <w:basedOn w:val="818"/>
     <w:uiPriority w:val="99"/>
     <w:pPr>
       <w:pBdr/>
@@ -40976,9 +41378,9 @@
       </w:tcPr>
     </w:tblStylePr>
   </w:style>
-  <w:style w:type="table" w:styleId="804">
+  <w:style w:type="table" w:styleId="888">
     <w:name w:val="List Table 2 Accent 5"/>
-    <w:basedOn w:val="734"/>
+    <w:basedOn w:val="818"/>
     <w:uiPriority w:val="99"/>
     <w:pPr>
       <w:pBdr/>
@@ -41213,9 +41615,9 @@
       </w:tcPr>
     </w:tblStylePr>
   </w:style>
-  <w:style w:type="table" w:styleId="805">
+  <w:style w:type="table" w:styleId="889">
     <w:name w:val="List Table 2 Accent 6"/>
-    <w:basedOn w:val="734"/>
+    <w:basedOn w:val="818"/>
     <w:uiPriority w:val="99"/>
     <w:pPr>
       <w:pBdr/>
@@ -41450,9 +41852,9 @@
       </w:tcPr>
     </w:tblStylePr>
   </w:style>
-  <w:style w:type="table" w:styleId="806">
+  <w:style w:type="table" w:styleId="890">
     <w:name w:val="List Table 3"/>
-    <w:basedOn w:val="734"/>
+    <w:basedOn w:val="818"/>
     <w:uiPriority w:val="99"/>
     <w:pPr>
       <w:pBdr/>
@@ -41677,9 +42079,9 @@
       </w:tcPr>
     </w:tblStylePr>
   </w:style>
-  <w:style w:type="table" w:styleId="807">
+  <w:style w:type="table" w:styleId="891">
     <w:name w:val="List Table 3 Accent 1"/>
-    <w:basedOn w:val="734"/>
+    <w:basedOn w:val="818"/>
     <w:uiPriority w:val="99"/>
     <w:pPr>
       <w:pBdr/>
@@ -41904,9 +42306,9 @@
       </w:tcPr>
     </w:tblStylePr>
   </w:style>
-  <w:style w:type="table" w:styleId="808">
+  <w:style w:type="table" w:styleId="892">
     <w:name w:val="List Table 3 Accent 2"/>
-    <w:basedOn w:val="734"/>
+    <w:basedOn w:val="818"/>
     <w:uiPriority w:val="99"/>
     <w:pPr>
       <w:pBdr/>
@@ -42131,9 +42533,9 @@
       </w:tcPr>
     </w:tblStylePr>
   </w:style>
-  <w:style w:type="table" w:styleId="809">
+  <w:style w:type="table" w:styleId="893">
     <w:name w:val="List Table 3 Accent 3"/>
-    <w:basedOn w:val="734"/>
+    <w:basedOn w:val="818"/>
     <w:uiPriority w:val="99"/>
     <w:pPr>
       <w:pBdr/>
@@ -42358,9 +42760,9 @@
       </w:tcPr>
     </w:tblStylePr>
   </w:style>
-  <w:style w:type="table" w:styleId="810">
+  <w:style w:type="table" w:styleId="894">
     <w:name w:val="List Table 3 Accent 4"/>
-    <w:basedOn w:val="734"/>
+    <w:basedOn w:val="818"/>
     <w:uiPriority w:val="99"/>
     <w:pPr>
       <w:pBdr/>
@@ -42585,9 +42987,9 @@
       </w:tcPr>
     </w:tblStylePr>
   </w:style>
-  <w:style w:type="table" w:styleId="811">
+  <w:style w:type="table" w:styleId="895">
     <w:name w:val="List Table 3 Accent 5"/>
-    <w:basedOn w:val="734"/>
+    <w:basedOn w:val="818"/>
     <w:uiPriority w:val="99"/>
     <w:pPr>
       <w:pBdr/>
@@ -42812,9 +43214,9 @@
       </w:tcPr>
     </w:tblStylePr>
   </w:style>
-  <w:style w:type="table" w:styleId="812">
+  <w:style w:type="table" w:styleId="896">
     <w:name w:val="List Table 3 Accent 6"/>
-    <w:basedOn w:val="734"/>
+    <w:basedOn w:val="818"/>
     <w:uiPriority w:val="99"/>
     <w:pPr>
       <w:pBdr/>
@@ -43039,9 +43441,9 @@
       </w:tcPr>
     </w:tblStylePr>
   </w:style>
-  <w:style w:type="table" w:styleId="813">
+  <w:style w:type="table" w:styleId="897">
     <w:name w:val="List Table 4"/>
-    <w:basedOn w:val="734"/>
+    <w:basedOn w:val="818"/>
     <w:uiPriority w:val="99"/>
     <w:pPr>
       <w:pBdr/>
@@ -43263,9 +43665,9 @@
       </w:tcPr>
     </w:tblStylePr>
   </w:style>
-  <w:style w:type="table" w:styleId="814">
+  <w:style w:type="table" w:styleId="898">
     <w:name w:val="List Table 4 Accent 1"/>
-    <w:basedOn w:val="734"/>
+    <w:basedOn w:val="818"/>
     <w:uiPriority w:val="99"/>
     <w:pPr>
       <w:pBdr/>
@@ -43487,9 +43889,9 @@
       </w:tcPr>
     </w:tblStylePr>
   </w:style>
-  <w:style w:type="table" w:styleId="815">
+  <w:style w:type="table" w:styleId="899">
     <w:name w:val="List Table 4 Accent 2"/>
-    <w:basedOn w:val="734"/>
+    <w:basedOn w:val="818"/>
     <w:uiPriority w:val="99"/>
     <w:pPr>
       <w:pBdr/>
@@ -43711,9 +44113,9 @@
       </w:tcPr>
     </w:tblStylePr>
   </w:style>
-  <w:style w:type="table" w:styleId="816">
+  <w:style w:type="table" w:styleId="900">
     <w:name w:val="List Table 4 Accent 3"/>
-    <w:basedOn w:val="734"/>
+    <w:basedOn w:val="818"/>
     <w:uiPriority w:val="99"/>
     <w:pPr>
       <w:pBdr/>
@@ -43935,9 +44337,9 @@
       </w:tcPr>
     </w:tblStylePr>
   </w:style>
-  <w:style w:type="table" w:styleId="817">
+  <w:style w:type="table" w:styleId="901">
     <w:name w:val="List Table 4 Accent 4"/>
-    <w:basedOn w:val="734"/>
+    <w:basedOn w:val="818"/>
     <w:uiPriority w:val="99"/>
     <w:pPr>
       <w:pBdr/>
@@ -44159,9 +44561,9 @@
       </w:tcPr>
     </w:tblStylePr>
   </w:style>
-  <w:style w:type="table" w:styleId="818">
+  <w:style w:type="table" w:styleId="902">
     <w:name w:val="List Table 4 Accent 5"/>
-    <w:basedOn w:val="734"/>
+    <w:basedOn w:val="818"/>
     <w:uiPriority w:val="99"/>
     <w:pPr>
       <w:pBdr/>
@@ -44383,9 +44785,9 @@
       </w:tcPr>
     </w:tblStylePr>
   </w:style>
-  <w:style w:type="table" w:styleId="819">
+  <w:style w:type="table" w:styleId="903">
     <w:name w:val="List Table 4 Accent 6"/>
-    <w:basedOn w:val="734"/>
+    <w:basedOn w:val="818"/>
     <w:uiPriority w:val="99"/>
     <w:pPr>
       <w:pBdr/>
@@ -44607,9 +45009,9 @@
       </w:tcPr>
     </w:tblStylePr>
   </w:style>
-  <w:style w:type="table" w:styleId="820">
+  <w:style w:type="table" w:styleId="904">
     <w:name w:val="List Table 5 Dark"/>
-    <w:basedOn w:val="734"/>
+    <w:basedOn w:val="818"/>
     <w:uiPriority w:val="99"/>
     <w:pPr>
       <w:pBdr/>
@@ -44843,9 +45245,9 @@
       </w:tcPr>
     </w:tblStylePr>
   </w:style>
-  <w:style w:type="table" w:styleId="821">
+  <w:style w:type="table" w:styleId="905">
     <w:name w:val="List Table 5 Dark Accent 1"/>
-    <w:basedOn w:val="734"/>
+    <w:basedOn w:val="818"/>
     <w:uiPriority w:val="99"/>
     <w:pPr>
       <w:pBdr/>
@@ -45079,9 +45481,9 @@
       </w:tcPr>
     </w:tblStylePr>
   </w:style>
-  <w:style w:type="table" w:styleId="822">
+  <w:style w:type="table" w:styleId="906">
     <w:name w:val="List Table 5 Dark Accent 2"/>
-    <w:basedOn w:val="734"/>
+    <w:basedOn w:val="818"/>
     <w:uiPriority w:val="99"/>
     <w:pPr>
       <w:pBdr/>
@@ -45315,9 +45717,9 @@
       </w:tcPr>
     </w:tblStylePr>
   </w:style>
-  <w:style w:type="table" w:styleId="823">
+  <w:style w:type="table" w:styleId="907">
     <w:name w:val="List Table 5 Dark Accent 3"/>
-    <w:basedOn w:val="734"/>
+    <w:basedOn w:val="818"/>
     <w:uiPriority w:val="99"/>
     <w:pPr>
       <w:pBdr/>
@@ -45551,9 +45953,9 @@
       </w:tcPr>
     </w:tblStylePr>
   </w:style>
-  <w:style w:type="table" w:styleId="824">
+  <w:style w:type="table" w:styleId="908">
     <w:name w:val="List Table 5 Dark Accent 4"/>
-    <w:basedOn w:val="734"/>
+    <w:basedOn w:val="818"/>
     <w:uiPriority w:val="99"/>
     <w:pPr>
       <w:pBdr/>
@@ -45787,9 +46189,9 @@
       </w:tcPr>
     </w:tblStylePr>
   </w:style>
-  <w:style w:type="table" w:styleId="825">
+  <w:style w:type="table" w:styleId="909">
     <w:name w:val="List Table 5 Dark Accent 5"/>
-    <w:basedOn w:val="734"/>
+    <w:basedOn w:val="818"/>
     <w:uiPriority w:val="99"/>
     <w:pPr>
       <w:pBdr/>
@@ -46023,9 +46425,9 @@
       </w:tcPr>
     </w:tblStylePr>
   </w:style>
-  <w:style w:type="table" w:styleId="826">
+  <w:style w:type="table" w:styleId="910">
     <w:name w:val="List Table 5 Dark Accent 6"/>
-    <w:basedOn w:val="734"/>
+    <w:basedOn w:val="818"/>
     <w:uiPriority w:val="99"/>
     <w:pPr>
       <w:pBdr/>
@@ -46259,9 +46661,9 @@
       </w:tcPr>
     </w:tblStylePr>
   </w:style>
-  <w:style w:type="table" w:styleId="827">
+  <w:style w:type="table" w:styleId="911">
     <w:name w:val="List Table 6 Colorful"/>
-    <w:basedOn w:val="734"/>
+    <w:basedOn w:val="818"/>
     <w:uiPriority w:val="99"/>
     <w:pPr>
       <w:pBdr/>
@@ -46481,9 +46883,9 @@
       </w:tcPr>
     </w:tblStylePr>
   </w:style>
-  <w:style w:type="table" w:styleId="828">
+  <w:style w:type="table" w:styleId="912">
     <w:name w:val="List Table 6 Colorful Accent 1"/>
-    <w:basedOn w:val="734"/>
+    <w:basedOn w:val="818"/>
     <w:uiPriority w:val="99"/>
     <w:pPr>
       <w:pBdr/>
@@ -46703,9 +47105,9 @@
       </w:tcPr>
     </w:tblStylePr>
   </w:style>
-  <w:style w:type="table" w:styleId="829">
+  <w:style w:type="table" w:styleId="913">
     <w:name w:val="List Table 6 Colorful Accent 2"/>
-    <w:basedOn w:val="734"/>
+    <w:basedOn w:val="818"/>
     <w:uiPriority w:val="99"/>
     <w:pPr>
       <w:pBdr/>
@@ -46925,9 +47327,9 @@
       </w:tcPr>
     </w:tblStylePr>
   </w:style>
-  <w:style w:type="table" w:styleId="830">
+  <w:style w:type="table" w:styleId="914">
     <w:name w:val="List Table 6 Colorful Accent 3"/>
-    <w:basedOn w:val="734"/>
+    <w:basedOn w:val="818"/>
     <w:uiPriority w:val="99"/>
     <w:pPr>
       <w:pBdr/>
@@ -47147,9 +47549,9 @@
       </w:tcPr>
     </w:tblStylePr>
   </w:style>
-  <w:style w:type="table" w:styleId="831">
+  <w:style w:type="table" w:styleId="915">
     <w:name w:val="List Table 6 Colorful Accent 4"/>
-    <w:basedOn w:val="734"/>
+    <w:basedOn w:val="818"/>
     <w:uiPriority w:val="99"/>
     <w:pPr>
       <w:pBdr/>
@@ -47369,9 +47771,9 @@
       </w:tcPr>
     </w:tblStylePr>
   </w:style>
-  <w:style w:type="table" w:styleId="832">
+  <w:style w:type="table" w:styleId="916">
     <w:name w:val="List Table 6 Colorful Accent 5"/>
-    <w:basedOn w:val="734"/>
+    <w:basedOn w:val="818"/>
     <w:uiPriority w:val="99"/>
     <w:pPr>
       <w:pBdr/>
@@ -47591,9 +47993,9 @@
       </w:tcPr>
     </w:tblStylePr>
   </w:style>
-  <w:style w:type="table" w:styleId="833">
+  <w:style w:type="table" w:styleId="917">
     <w:name w:val="List Table 6 Colorful Accent 6"/>
-    <w:basedOn w:val="734"/>
+    <w:basedOn w:val="818"/>
     <w:uiPriority w:val="99"/>
     <w:pPr>
       <w:pBdr/>
@@ -47813,9 +48215,9 @@
       </w:tcPr>
     </w:tblStylePr>
   </w:style>
-  <w:style w:type="table" w:styleId="834">
+  <w:style w:type="table" w:styleId="918">
     <w:name w:val="List Table 7 Colorful"/>
-    <w:basedOn w:val="734"/>
+    <w:basedOn w:val="818"/>
     <w:uiPriority w:val="99"/>
     <w:pPr>
       <w:pBdr/>
@@ -48063,9 +48465,9 @@
       </w:tcPr>
     </w:tblStylePr>
   </w:style>
-  <w:style w:type="table" w:styleId="835">
+  <w:style w:type="table" w:styleId="919">
     <w:name w:val="List Table 7 Colorful Accent 1"/>
-    <w:basedOn w:val="734"/>
+    <w:basedOn w:val="818"/>
     <w:uiPriority w:val="99"/>
     <w:pPr>
       <w:pBdr/>
@@ -48313,9 +48715,9 @@
       </w:tcPr>
     </w:tblStylePr>
   </w:style>
-  <w:style w:type="table" w:styleId="836">
+  <w:style w:type="table" w:styleId="920">
     <w:name w:val="List Table 7 Colorful Accent 2"/>
-    <w:basedOn w:val="734"/>
+    <w:basedOn w:val="818"/>
     <w:uiPriority w:val="99"/>
     <w:pPr>
       <w:pBdr/>
@@ -48563,9 +48965,9 @@
       </w:tcPr>
     </w:tblStylePr>
   </w:style>
-  <w:style w:type="table" w:styleId="837">
+  <w:style w:type="table" w:styleId="921">
     <w:name w:val="List Table 7 Colorful Accent 3"/>
-    <w:basedOn w:val="734"/>
+    <w:basedOn w:val="818"/>
     <w:uiPriority w:val="99"/>
     <w:pPr>
       <w:pBdr/>
@@ -48813,9 +49215,9 @@
       </w:tcPr>
     </w:tblStylePr>
   </w:style>
-  <w:style w:type="table" w:styleId="838">
+  <w:style w:type="table" w:styleId="922">
     <w:name w:val="List Table 7 Colorful Accent 4"/>
-    <w:basedOn w:val="734"/>
+    <w:basedOn w:val="818"/>
     <w:uiPriority w:val="99"/>
     <w:pPr>
       <w:pBdr/>
@@ -49063,9 +49465,9 @@
       </w:tcPr>
     </w:tblStylePr>
   </w:style>
-  <w:style w:type="table" w:styleId="839">
+  <w:style w:type="table" w:styleId="923">
     <w:name w:val="List Table 7 Colorful Accent 5"/>
-    <w:basedOn w:val="734"/>
+    <w:basedOn w:val="818"/>
     <w:uiPriority w:val="99"/>
     <w:pPr>
       <w:pBdr/>
@@ -49313,9 +49715,9 @@
       </w:tcPr>
     </w:tblStylePr>
   </w:style>
-  <w:style w:type="table" w:styleId="840">
+  <w:style w:type="table" w:styleId="924">
     <w:name w:val="List Table 7 Colorful Accent 6"/>
-    <w:basedOn w:val="734"/>
+    <w:basedOn w:val="818"/>
     <w:uiPriority w:val="99"/>
     <w:pPr>
       <w:pBdr/>
@@ -49563,9 +49965,9 @@
       </w:tcPr>
     </w:tblStylePr>
   </w:style>
-  <w:style w:type="table" w:styleId="841" w:customStyle="1">
+  <w:style w:type="table" w:styleId="925" w:customStyle="1">
     <w:name w:val="Lined - Accent"/>
-    <w:basedOn w:val="734"/>
+    <w:basedOn w:val="818"/>
     <w:uiPriority w:val="99"/>
     <w:pPr>
       <w:pBdr/>
@@ -49803,9 +50205,9 @@
       </w:tcPr>
     </w:tblStylePr>
   </w:style>
-  <w:style w:type="table" w:styleId="842" w:customStyle="1">
+  <w:style w:type="table" w:styleId="926" w:customStyle="1">
     <w:name w:val="Lined - Accent 1"/>
-    <w:basedOn w:val="734"/>
+    <w:basedOn w:val="818"/>
     <w:uiPriority w:val="99"/>
     <w:pPr>
       <w:pBdr/>
@@ -50043,9 +50445,9 @@
       </w:tcPr>
     </w:tblStylePr>
   </w:style>
-  <w:style w:type="table" w:styleId="843" w:customStyle="1">
+  <w:style w:type="table" w:styleId="927" w:customStyle="1">
     <w:name w:val="Lined - Accent 2"/>
-    <w:basedOn w:val="734"/>
+    <w:basedOn w:val="818"/>
     <w:uiPriority w:val="99"/>
     <w:pPr>
       <w:pBdr/>
@@ -50283,9 +50685,9 @@
       </w:tcPr>
     </w:tblStylePr>
   </w:style>
-  <w:style w:type="table" w:styleId="844" w:customStyle="1">
+  <w:style w:type="table" w:styleId="928" w:customStyle="1">
     <w:name w:val="Lined - Accent 3"/>
-    <w:basedOn w:val="734"/>
+    <w:basedOn w:val="818"/>
     <w:uiPriority w:val="99"/>
     <w:pPr>
       <w:pBdr/>
@@ -50523,9 +50925,9 @@
       </w:tcPr>
     </w:tblStylePr>
   </w:style>
-  <w:style w:type="table" w:styleId="845" w:customStyle="1">
+  <w:style w:type="table" w:styleId="929" w:customStyle="1">
     <w:name w:val="Lined - Accent 4"/>
-    <w:basedOn w:val="734"/>
+    <w:basedOn w:val="818"/>
     <w:uiPriority w:val="99"/>
     <w:pPr>
       <w:pBdr/>
@@ -50763,9 +51165,9 @@
       </w:tcPr>
     </w:tblStylePr>
   </w:style>
-  <w:style w:type="table" w:styleId="846" w:customStyle="1">
+  <w:style w:type="table" w:styleId="930" w:customStyle="1">
     <w:name w:val="Lined - Accent 5"/>
-    <w:basedOn w:val="734"/>
+    <w:basedOn w:val="818"/>
     <w:uiPriority w:val="99"/>
     <w:pPr>
       <w:pBdr/>
@@ -51003,9 +51405,9 @@
       </w:tcPr>
     </w:tblStylePr>
   </w:style>
-  <w:style w:type="table" w:styleId="847" w:customStyle="1">
+  <w:style w:type="table" w:styleId="931" w:customStyle="1">
     <w:name w:val="Lined - Accent 6"/>
-    <w:basedOn w:val="734"/>
+    <w:basedOn w:val="818"/>
     <w:uiPriority w:val="99"/>
     <w:pPr>
       <w:pBdr/>
@@ -51243,9 +51645,9 @@
       </w:tcPr>
     </w:tblStylePr>
   </w:style>
-  <w:style w:type="table" w:styleId="848" w:customStyle="1">
+  <w:style w:type="table" w:styleId="932" w:customStyle="1">
     <w:name w:val="Bordered &amp; Lined - Accent"/>
-    <w:basedOn w:val="734"/>
+    <w:basedOn w:val="818"/>
     <w:uiPriority w:val="99"/>
     <w:pPr>
       <w:pBdr/>
@@ -51490,9 +51892,9 @@
       </w:tcPr>
     </w:tblStylePr>
   </w:style>
-  <w:style w:type="table" w:styleId="849" w:customStyle="1">
+  <w:style w:type="table" w:styleId="933" w:customStyle="1">
     <w:name w:val="Bordered &amp; Lined - Accent 1"/>
-    <w:basedOn w:val="734"/>
+    <w:basedOn w:val="818"/>
     <w:uiPriority w:val="99"/>
     <w:pPr>
       <w:pBdr/>
@@ -51737,9 +52139,9 @@
       </w:tcPr>
     </w:tblStylePr>
   </w:style>
-  <w:style w:type="table" w:styleId="850" w:customStyle="1">
+  <w:style w:type="table" w:styleId="934" w:customStyle="1">
     <w:name w:val="Bordered &amp; Lined - Accent 2"/>
-    <w:basedOn w:val="734"/>
+    <w:basedOn w:val="818"/>
     <w:uiPriority w:val="99"/>
     <w:pPr>
       <w:pBdr/>
@@ -51984,9 +52386,9 @@
       </w:tcPr>
     </w:tblStylePr>
   </w:style>
-  <w:style w:type="table" w:styleId="851" w:customStyle="1">
+  <w:style w:type="table" w:styleId="935" w:customStyle="1">
     <w:name w:val="Bordered &amp; Lined - Accent 3"/>
-    <w:basedOn w:val="734"/>
+    <w:basedOn w:val="818"/>
     <w:uiPriority w:val="99"/>
     <w:pPr>
       <w:pBdr/>
@@ -52231,9 +52633,9 @@
       </w:tcPr>
     </w:tblStylePr>
   </w:style>
-  <w:style w:type="table" w:styleId="852" w:customStyle="1">
+  <w:style w:type="table" w:styleId="936" w:customStyle="1">
     <w:name w:val="Bordered &amp; Lined - Accent 4"/>
-    <w:basedOn w:val="734"/>
+    <w:basedOn w:val="818"/>
     <w:uiPriority w:val="99"/>
     <w:pPr>
       <w:pBdr/>
@@ -52478,9 +52880,9 @@
       </w:tcPr>
     </w:tblStylePr>
   </w:style>
-  <w:style w:type="table" w:styleId="853" w:customStyle="1">
+  <w:style w:type="table" w:styleId="937" w:customStyle="1">
     <w:name w:val="Bordered &amp; Lined - Accent 5"/>
-    <w:basedOn w:val="734"/>
+    <w:basedOn w:val="818"/>
     <w:uiPriority w:val="99"/>
     <w:pPr>
       <w:pBdr/>
@@ -52725,9 +53127,9 @@
       </w:tcPr>
     </w:tblStylePr>
   </w:style>
-  <w:style w:type="table" w:styleId="854" w:customStyle="1">
+  <w:style w:type="table" w:styleId="938" w:customStyle="1">
     <w:name w:val="Bordered &amp; Lined - Accent 6"/>
-    <w:basedOn w:val="734"/>
+    <w:basedOn w:val="818"/>
     <w:uiPriority w:val="99"/>
     <w:pPr>
       <w:pBdr/>
@@ -52972,9 +53374,9 @@
       </w:tcPr>
     </w:tblStylePr>
   </w:style>
-  <w:style w:type="table" w:styleId="855" w:customStyle="1">
+  <w:style w:type="table" w:styleId="939" w:customStyle="1">
     <w:name w:val="Bordered"/>
-    <w:basedOn w:val="734"/>
+    <w:basedOn w:val="818"/>
     <w:uiPriority w:val="99"/>
     <w:pPr>
       <w:pBdr/>
@@ -53202,9 +53604,9 @@
       </w:tcPr>
     </w:tblStylePr>
   </w:style>
-  <w:style w:type="table" w:styleId="856" w:customStyle="1">
+  <w:style w:type="table" w:styleId="940" w:customStyle="1">
     <w:name w:val="Bordered - Accent 1"/>
-    <w:basedOn w:val="734"/>
+    <w:basedOn w:val="818"/>
     <w:uiPriority w:val="99"/>
     <w:pPr>
       <w:pBdr/>
@@ -53432,9 +53834,9 @@
       </w:tcPr>
     </w:tblStylePr>
   </w:style>
-  <w:style w:type="table" w:styleId="857" w:customStyle="1">
+  <w:style w:type="table" w:styleId="941" w:customStyle="1">
     <w:name w:val="Bordered - Accent 2"/>
-    <w:basedOn w:val="734"/>
+    <w:basedOn w:val="818"/>
     <w:uiPriority w:val="99"/>
     <w:pPr>
       <w:pBdr/>
@@ -53662,9 +54064,9 @@
       </w:tcPr>
     </w:tblStylePr>
   </w:style>
-  <w:style w:type="table" w:styleId="858" w:customStyle="1">
+  <w:style w:type="table" w:styleId="942" w:customStyle="1">
     <w:name w:val="Bordered - Accent 3"/>
-    <w:basedOn w:val="734"/>
+    <w:basedOn w:val="818"/>
     <w:uiPriority w:val="99"/>
     <w:pPr>
       <w:pBdr/>
@@ -53892,9 +54294,9 @@
       </w:tcPr>
     </w:tblStylePr>
   </w:style>
-  <w:style w:type="table" w:styleId="859" w:customStyle="1">
+  <w:style w:type="table" w:styleId="943" w:customStyle="1">
     <w:name w:val="Bordered - Accent 4"/>
-    <w:basedOn w:val="734"/>
+    <w:basedOn w:val="818"/>
     <w:uiPriority w:val="99"/>
     <w:pPr>
       <w:pBdr/>
@@ -54122,9 +54524,9 @@
       </w:tcPr>
     </w:tblStylePr>
   </w:style>
-  <w:style w:type="table" w:styleId="860" w:customStyle="1">
+  <w:style w:type="table" w:styleId="944" w:customStyle="1">
     <w:name w:val="Bordered - Accent 5"/>
-    <w:basedOn w:val="734"/>
+    <w:basedOn w:val="818"/>
     <w:uiPriority w:val="99"/>
     <w:pPr>
       <w:pBdr/>
@@ -54352,9 +54754,9 @@
       </w:tcPr>
     </w:tblStylePr>
   </w:style>
-  <w:style w:type="table" w:styleId="861" w:customStyle="1">
+  <w:style w:type="table" w:styleId="945" w:customStyle="1">
     <w:name w:val="Bordered - Accent 6"/>
-    <w:basedOn w:val="734"/>
+    <w:basedOn w:val="818"/>
     <w:uiPriority w:val="99"/>
     <w:pPr>
       <w:pBdr/>
@@ -54582,9 +54984,9 @@
       </w:tcPr>
     </w:tblStylePr>
   </w:style>
-  <w:style w:type="paragraph" w:styleId="862">
+  <w:style w:type="paragraph" w:styleId="946">
     <w:name w:val="No Spacing"/>
-    <w:basedOn w:val="723"/>
+    <w:basedOn w:val="807"/>
     <w:uiPriority w:val="1"/>
     <w:qFormat/>
     <w:pPr>
@@ -54593,9 +54995,9 @@
       <w:ind/>
     </w:pPr>
   </w:style>
-  <w:style w:type="character" w:styleId="863">
+  <w:style w:type="character" w:styleId="947">
     <w:name w:val="Subtle Emphasis"/>
-    <w:basedOn w:val="733"/>
+    <w:basedOn w:val="817"/>
     <w:uiPriority w:val="19"/>
     <w:qFormat/>
     <w:pPr>
@@ -54609,9 +55011,9 @@
       <w:color w:val="404040" w:themeColor="text1" w:themeTint="BF"/>
     </w:rPr>
   </w:style>
-  <w:style w:type="character" w:styleId="864">
+  <w:style w:type="character" w:styleId="948">
     <w:name w:val="Emphasis"/>
-    <w:basedOn w:val="733"/>
+    <w:basedOn w:val="817"/>
     <w:uiPriority w:val="20"/>
     <w:qFormat/>
     <w:pPr>
@@ -54624,9 +55026,9 @@
       <w:iCs/>
     </w:rPr>
   </w:style>
-  <w:style w:type="character" w:styleId="865">
+  <w:style w:type="character" w:styleId="949">
     <w:name w:val="Strong"/>
-    <w:basedOn w:val="733"/>
+    <w:basedOn w:val="817"/>
     <w:uiPriority w:val="22"/>
     <w:qFormat/>
     <w:pPr>
@@ -54639,9 +55041,9 @@
       <w:bCs/>
     </w:rPr>
   </w:style>
-  <w:style w:type="character" w:styleId="866">
+  <w:style w:type="character" w:styleId="950">
     <w:name w:val="Subtle Reference"/>
-    <w:basedOn w:val="733"/>
+    <w:basedOn w:val="817"/>
     <w:uiPriority w:val="31"/>
     <w:qFormat/>
     <w:pPr>
@@ -54654,9 +55056,9 @@
       <w:color w:val="5a5a5a" w:themeColor="text1" w:themeTint="A5"/>
     </w:rPr>
   </w:style>
-  <w:style w:type="character" w:styleId="867">
+  <w:style w:type="character" w:styleId="951">
     <w:name w:val="Book Title"/>
-    <w:basedOn w:val="733"/>
+    <w:basedOn w:val="817"/>
     <w:uiPriority w:val="33"/>
     <w:qFormat/>
     <w:pPr>
@@ -54672,10 +55074,10 @@
       <w:spacing w:val="5"/>
     </w:rPr>
   </w:style>
-  <w:style w:type="paragraph" w:styleId="868">
+  <w:style w:type="paragraph" w:styleId="952">
     <w:name w:val="Header"/>
-    <w:basedOn w:val="723"/>
-    <w:link w:val="869"/>
+    <w:basedOn w:val="807"/>
+    <w:link w:val="953"/>
     <w:uiPriority w:val="99"/>
     <w:unhideWhenUsed/>
     <w:pPr>
@@ -54688,10 +55090,10 @@
       <w:ind/>
     </w:pPr>
   </w:style>
-  <w:style w:type="character" w:styleId="869" w:customStyle="1">
+  <w:style w:type="character" w:styleId="953" w:customStyle="1">
     <w:name w:val="Header Char"/>
-    <w:basedOn w:val="733"/>
-    <w:link w:val="868"/>
+    <w:basedOn w:val="817"/>
+    <w:link w:val="952"/>
     <w:uiPriority w:val="99"/>
     <w:pPr>
       <w:pBdr/>
@@ -54699,10 +55101,10 @@
       <w:ind/>
     </w:pPr>
   </w:style>
-  <w:style w:type="paragraph" w:styleId="870">
+  <w:style w:type="paragraph" w:styleId="954">
     <w:name w:val="Footer"/>
-    <w:basedOn w:val="723"/>
-    <w:link w:val="871"/>
+    <w:basedOn w:val="807"/>
+    <w:link w:val="955"/>
     <w:uiPriority w:val="99"/>
     <w:unhideWhenUsed/>
     <w:pPr>
@@ -54715,10 +55117,10 @@
       <w:ind/>
     </w:pPr>
   </w:style>
-  <w:style w:type="character" w:styleId="871" w:customStyle="1">
+  <w:style w:type="character" w:styleId="955" w:customStyle="1">
     <w:name w:val="Footer Char"/>
-    <w:basedOn w:val="733"/>
-    <w:link w:val="870"/>
+    <w:basedOn w:val="817"/>
+    <w:link w:val="954"/>
     <w:uiPriority w:val="99"/>
     <w:pPr>
       <w:pBdr/>
@@ -54726,10 +55128,10 @@
       <w:ind/>
     </w:pPr>
   </w:style>
-  <w:style w:type="paragraph" w:styleId="872">
+  <w:style w:type="paragraph" w:styleId="956">
     <w:name w:val="Caption"/>
-    <w:basedOn w:val="723"/>
-    <w:next w:val="723"/>
+    <w:basedOn w:val="807"/>
+    <w:next w:val="807"/>
     <w:uiPriority w:val="35"/>
     <w:unhideWhenUsed/>
     <w:qFormat/>
@@ -54746,10 +55148,10 @@
       <w:szCs w:val="18"/>
     </w:rPr>
   </w:style>
-  <w:style w:type="paragraph" w:styleId="873">
+  <w:style w:type="paragraph" w:styleId="957">
     <w:name w:val="footnote text"/>
-    <w:basedOn w:val="723"/>
-    <w:link w:val="874"/>
+    <w:basedOn w:val="807"/>
+    <w:link w:val="958"/>
     <w:uiPriority w:val="99"/>
     <w:semiHidden/>
     <w:unhideWhenUsed/>
@@ -54763,10 +55165,10 @@
       <w:szCs w:val="20"/>
     </w:rPr>
   </w:style>
-  <w:style w:type="character" w:styleId="874" w:customStyle="1">
+  <w:style w:type="character" w:styleId="958" w:customStyle="1">
     <w:name w:val="Footnote Text Char"/>
-    <w:basedOn w:val="733"/>
-    <w:link w:val="873"/>
+    <w:basedOn w:val="817"/>
+    <w:link w:val="957"/>
     <w:uiPriority w:val="99"/>
     <w:semiHidden/>
     <w:pPr>
@@ -54779,9 +55181,9 @@
       <w:szCs w:val="20"/>
     </w:rPr>
   </w:style>
-  <w:style w:type="character" w:styleId="875">
+  <w:style w:type="character" w:styleId="959">
     <w:name w:val="footnote reference"/>
-    <w:basedOn w:val="733"/>
+    <w:basedOn w:val="817"/>
     <w:uiPriority w:val="99"/>
     <w:semiHidden/>
     <w:unhideWhenUsed/>
@@ -54794,10 +55196,10 @@
       <w:vertAlign w:val="superscript"/>
     </w:rPr>
   </w:style>
-  <w:style w:type="paragraph" w:styleId="876">
+  <w:style w:type="paragraph" w:styleId="960">
     <w:name w:val="endnote text"/>
-    <w:basedOn w:val="723"/>
-    <w:link w:val="877"/>
+    <w:basedOn w:val="807"/>
+    <w:link w:val="961"/>
     <w:uiPriority w:val="99"/>
     <w:semiHidden/>
     <w:unhideWhenUsed/>
@@ -54811,10 +55213,10 @@
       <w:szCs w:val="20"/>
     </w:rPr>
   </w:style>
-  <w:style w:type="character" w:styleId="877" w:customStyle="1">
+  <w:style w:type="character" w:styleId="961" w:customStyle="1">
     <w:name w:val="Endnote Text Char"/>
-    <w:basedOn w:val="733"/>
-    <w:link w:val="876"/>
+    <w:basedOn w:val="817"/>
+    <w:link w:val="960"/>
     <w:uiPriority w:val="99"/>
     <w:semiHidden/>
     <w:pPr>
@@ -54827,9 +55229,9 @@
       <w:szCs w:val="20"/>
     </w:rPr>
   </w:style>
-  <w:style w:type="character" w:styleId="878">
+  <w:style w:type="character" w:styleId="962">
     <w:name w:val="endnote reference"/>
-    <w:basedOn w:val="733"/>
+    <w:basedOn w:val="817"/>
     <w:uiPriority w:val="99"/>
     <w:semiHidden/>
     <w:unhideWhenUsed/>
@@ -54842,9 +55244,9 @@
       <w:vertAlign w:val="superscript"/>
     </w:rPr>
   </w:style>
-  <w:style w:type="character" w:styleId="879">
+  <w:style w:type="character" w:styleId="963">
     <w:name w:val="Hyperlink"/>
-    <w:basedOn w:val="733"/>
+    <w:basedOn w:val="817"/>
     <w:uiPriority w:val="99"/>
     <w:unhideWhenUsed/>
     <w:pPr>
@@ -54857,9 +55259,9 @@
       <w:u w:val="single"/>
     </w:rPr>
   </w:style>
-  <w:style w:type="character" w:styleId="880">
+  <w:style w:type="character" w:styleId="964">
     <w:name w:val="FollowedHyperlink"/>
-    <w:basedOn w:val="733"/>
+    <w:basedOn w:val="817"/>
     <w:uiPriority w:val="99"/>
     <w:semiHidden/>
     <w:unhideWhenUsed/>
@@ -54873,10 +55275,10 @@
       <w:u w:val="single"/>
     </w:rPr>
   </w:style>
-  <w:style w:type="paragraph" w:styleId="881">
+  <w:style w:type="paragraph" w:styleId="965">
     <w:name w:val="toc 1"/>
-    <w:basedOn w:val="723"/>
-    <w:next w:val="723"/>
+    <w:basedOn w:val="807"/>
+    <w:next w:val="807"/>
     <w:uiPriority w:val="39"/>
     <w:unhideWhenUsed/>
     <w:pPr>
@@ -54885,10 +55287,10 @@
       <w:ind/>
     </w:pPr>
   </w:style>
-  <w:style w:type="paragraph" w:styleId="882">
+  <w:style w:type="paragraph" w:styleId="966">
     <w:name w:val="toc 2"/>
-    <w:basedOn w:val="723"/>
-    <w:next w:val="723"/>
+    <w:basedOn w:val="807"/>
+    <w:next w:val="807"/>
     <w:uiPriority w:val="39"/>
     <w:unhideWhenUsed/>
     <w:pPr>
@@ -54897,10 +55299,10 @@
       <w:ind w:left="220"/>
     </w:pPr>
   </w:style>
-  <w:style w:type="paragraph" w:styleId="883">
+  <w:style w:type="paragraph" w:styleId="967">
     <w:name w:val="toc 3"/>
-    <w:basedOn w:val="723"/>
-    <w:next w:val="723"/>
+    <w:basedOn w:val="807"/>
+    <w:next w:val="807"/>
     <w:uiPriority w:val="39"/>
     <w:unhideWhenUsed/>
     <w:pPr>
@@ -54909,10 +55311,10 @@
       <w:ind w:left="440"/>
     </w:pPr>
   </w:style>
-  <w:style w:type="paragraph" w:styleId="884">
+  <w:style w:type="paragraph" w:styleId="968">
     <w:name w:val="toc 4"/>
-    <w:basedOn w:val="723"/>
-    <w:next w:val="723"/>
+    <w:basedOn w:val="807"/>
+    <w:next w:val="807"/>
     <w:uiPriority w:val="39"/>
     <w:unhideWhenUsed/>
     <w:pPr>
@@ -54921,10 +55323,10 @@
       <w:ind w:left="660"/>
     </w:pPr>
   </w:style>
-  <w:style w:type="paragraph" w:styleId="885">
+  <w:style w:type="paragraph" w:styleId="969">
     <w:name w:val="toc 5"/>
-    <w:basedOn w:val="723"/>
-    <w:next w:val="723"/>
+    <w:basedOn w:val="807"/>
+    <w:next w:val="807"/>
     <w:uiPriority w:val="39"/>
     <w:unhideWhenUsed/>
     <w:pPr>
@@ -54933,10 +55335,10 @@
       <w:ind w:left="880"/>
     </w:pPr>
   </w:style>
-  <w:style w:type="paragraph" w:styleId="886">
+  <w:style w:type="paragraph" w:styleId="970">
     <w:name w:val="toc 6"/>
-    <w:basedOn w:val="723"/>
-    <w:next w:val="723"/>
+    <w:basedOn w:val="807"/>
+    <w:next w:val="807"/>
     <w:uiPriority w:val="39"/>
     <w:unhideWhenUsed/>
     <w:pPr>
@@ -54945,10 +55347,10 @@
       <w:ind w:left="1100"/>
     </w:pPr>
   </w:style>
-  <w:style w:type="paragraph" w:styleId="887">
+  <w:style w:type="paragraph" w:styleId="971">
     <w:name w:val="toc 7"/>
-    <w:basedOn w:val="723"/>
-    <w:next w:val="723"/>
+    <w:basedOn w:val="807"/>
+    <w:next w:val="807"/>
     <w:uiPriority w:val="39"/>
     <w:unhideWhenUsed/>
     <w:pPr>
@@ -54957,10 +55359,10 @@
       <w:ind w:left="1320"/>
     </w:pPr>
   </w:style>
-  <w:style w:type="paragraph" w:styleId="888">
+  <w:style w:type="paragraph" w:styleId="972">
     <w:name w:val="toc 8"/>
-    <w:basedOn w:val="723"/>
-    <w:next w:val="723"/>
+    <w:basedOn w:val="807"/>
+    <w:next w:val="807"/>
     <w:uiPriority w:val="39"/>
     <w:unhideWhenUsed/>
     <w:pPr>
@@ -54969,10 +55371,10 @@
       <w:ind w:left="1540"/>
     </w:pPr>
   </w:style>
-  <w:style w:type="paragraph" w:styleId="889">
+  <w:style w:type="paragraph" w:styleId="973">
     <w:name w:val="toc 9"/>
-    <w:basedOn w:val="723"/>
-    <w:next w:val="723"/>
+    <w:basedOn w:val="807"/>
+    <w:next w:val="807"/>
     <w:uiPriority w:val="39"/>
     <w:unhideWhenUsed/>
     <w:pPr>
@@ -54981,9 +55383,9 @@
       <w:ind w:left="1760"/>
     </w:pPr>
   </w:style>
-  <w:style w:type="character" w:styleId="890">
+  <w:style w:type="character" w:styleId="974">
     <w:name w:val="Placeholder Text"/>
-    <w:basedOn w:val="733"/>
+    <w:basedOn w:val="817"/>
     <w:uiPriority w:val="99"/>
     <w:semiHidden/>
     <w:pPr>
@@ -54995,7 +55397,7 @@
       <w:color w:val="666666"/>
     </w:rPr>
   </w:style>
-  <w:style w:type="paragraph" w:styleId="891">
+  <w:style w:type="paragraph" w:styleId="975">
     <w:name w:val="TOC Heading"/>
     <w:uiPriority w:val="39"/>
     <w:unhideWhenUsed/>
@@ -55006,10 +55408,10 @@
       <w:ind/>
     </w:pPr>
   </w:style>
-  <w:style w:type="paragraph" w:styleId="892">
+  <w:style w:type="paragraph" w:styleId="976">
     <w:name w:val="table of figures"/>
-    <w:basedOn w:val="723"/>
-    <w:next w:val="723"/>
+    <w:basedOn w:val="807"/>
+    <w:next w:val="807"/>
     <w:uiPriority w:val="99"/>
     <w:unhideWhenUsed/>
     <w:pPr>
@@ -55018,10 +55420,10 @@
       <w:ind/>
     </w:pPr>
   </w:style>
-  <w:style w:type="character" w:styleId="893" w:customStyle="1">
+  <w:style w:type="character" w:styleId="977" w:customStyle="1">
     <w:name w:val="Heading 1 Char"/>
-    <w:basedOn w:val="733"/>
-    <w:link w:val="724"/>
+    <w:basedOn w:val="817"/>
+    <w:link w:val="808"/>
     <w:uiPriority w:val="9"/>
     <w:pPr>
       <w:pBdr/>
@@ -55035,10 +55437,10 @@
       <w:szCs w:val="40"/>
     </w:rPr>
   </w:style>
-  <w:style w:type="character" w:styleId="894" w:customStyle="1">
+  <w:style w:type="character" w:styleId="978" w:customStyle="1">
     <w:name w:val="Heading 2 Char"/>
-    <w:basedOn w:val="733"/>
-    <w:link w:val="725"/>
+    <w:basedOn w:val="817"/>
+    <w:link w:val="809"/>
     <w:uiPriority w:val="9"/>
     <w:pPr>
       <w:pBdr/>
@@ -55052,10 +55454,10 @@
       <w:szCs w:val="32"/>
     </w:rPr>
   </w:style>
-  <w:style w:type="character" w:styleId="895" w:customStyle="1">
+  <w:style w:type="character" w:styleId="979" w:customStyle="1">
     <w:name w:val="Heading 3 Char"/>
-    <w:basedOn w:val="733"/>
-    <w:link w:val="726"/>
+    <w:basedOn w:val="817"/>
+    <w:link w:val="810"/>
     <w:uiPriority w:val="9"/>
     <w:semiHidden/>
     <w:pPr>
@@ -55070,10 +55472,10 @@
       <w:szCs w:val="28"/>
     </w:rPr>
   </w:style>
-  <w:style w:type="character" w:styleId="896" w:customStyle="1">
+  <w:style w:type="character" w:styleId="980" w:customStyle="1">
     <w:name w:val="Heading 4 Char"/>
-    <w:basedOn w:val="733"/>
-    <w:link w:val="727"/>
+    <w:basedOn w:val="817"/>
+    <w:link w:val="811"/>
     <w:uiPriority w:val="9"/>
     <w:semiHidden/>
     <w:pPr>
@@ -55088,10 +55490,10 @@
       <w:color w:val="0f4761" w:themeColor="accent1" w:themeShade="BF"/>
     </w:rPr>
   </w:style>
-  <w:style w:type="character" w:styleId="897" w:customStyle="1">
+  <w:style w:type="character" w:styleId="981" w:customStyle="1">
     <w:name w:val="Heading 5 Char"/>
-    <w:basedOn w:val="733"/>
-    <w:link w:val="728"/>
+    <w:basedOn w:val="817"/>
+    <w:link w:val="812"/>
     <w:uiPriority w:val="9"/>
     <w:semiHidden/>
     <w:pPr>
@@ -55104,10 +55506,10 @@
       <w:color w:val="0f4761" w:themeColor="accent1" w:themeShade="BF"/>
     </w:rPr>
   </w:style>
-  <w:style w:type="character" w:styleId="898" w:customStyle="1">
+  <w:style w:type="character" w:styleId="982" w:customStyle="1">
     <w:name w:val="Heading 6 Char"/>
-    <w:basedOn w:val="733"/>
-    <w:link w:val="729"/>
+    <w:basedOn w:val="817"/>
+    <w:link w:val="813"/>
     <w:uiPriority w:val="9"/>
     <w:semiHidden/>
     <w:pPr>
@@ -55122,10 +55524,10 @@
       <w:color w:val="595959" w:themeColor="text1" w:themeTint="A6"/>
     </w:rPr>
   </w:style>
-  <w:style w:type="character" w:styleId="899" w:customStyle="1">
+  <w:style w:type="character" w:styleId="983" w:customStyle="1">
     <w:name w:val="Heading 7 Char"/>
-    <w:basedOn w:val="733"/>
-    <w:link w:val="730"/>
+    <w:basedOn w:val="817"/>
+    <w:link w:val="814"/>
     <w:uiPriority w:val="9"/>
     <w:semiHidden/>
     <w:pPr>
@@ -55138,10 +55540,10 @@
       <w:color w:val="595959" w:themeColor="text1" w:themeTint="A6"/>
     </w:rPr>
   </w:style>
-  <w:style w:type="character" w:styleId="900" w:customStyle="1">
+  <w:style w:type="character" w:styleId="984" w:customStyle="1">
     <w:name w:val="Heading 8 Char"/>
-    <w:basedOn w:val="733"/>
-    <w:link w:val="731"/>
+    <w:basedOn w:val="817"/>
+    <w:link w:val="815"/>
     <w:uiPriority w:val="9"/>
     <w:semiHidden/>
     <w:pPr>
@@ -55156,10 +55558,10 @@
       <w:color w:val="272727" w:themeColor="text1" w:themeTint="D8"/>
     </w:rPr>
   </w:style>
-  <w:style w:type="character" w:styleId="901" w:customStyle="1">
+  <w:style w:type="character" w:styleId="985" w:customStyle="1">
     <w:name w:val="Heading 9 Char"/>
-    <w:basedOn w:val="733"/>
-    <w:link w:val="732"/>
+    <w:basedOn w:val="817"/>
+    <w:link w:val="816"/>
     <w:uiPriority w:val="9"/>
     <w:semiHidden/>
     <w:pPr>
@@ -55172,11 +55574,11 @@
       <w:color w:val="272727" w:themeColor="text1" w:themeTint="D8"/>
     </w:rPr>
   </w:style>
-  <w:style w:type="paragraph" w:styleId="902">
+  <w:style w:type="paragraph" w:styleId="986">
     <w:name w:val="Title"/>
-    <w:basedOn w:val="723"/>
-    <w:next w:val="723"/>
-    <w:link w:val="903"/>
+    <w:basedOn w:val="807"/>
+    <w:next w:val="807"/>
+    <w:link w:val="987"/>
     <w:uiPriority w:val="10"/>
     <w:qFormat/>
     <w:pPr>
@@ -55192,10 +55594,10 @@
       <w:szCs w:val="56"/>
     </w:rPr>
   </w:style>
-  <w:style w:type="character" w:styleId="903" w:customStyle="1">
+  <w:style w:type="character" w:styleId="987" w:customStyle="1">
     <w:name w:val="Title Char"/>
-    <w:basedOn w:val="733"/>
-    <w:link w:val="902"/>
+    <w:basedOn w:val="817"/>
+    <w:link w:val="986"/>
     <w:uiPriority w:val="10"/>
     <w:pPr>
       <w:pBdr/>
@@ -55209,11 +55611,11 @@
       <w:szCs w:val="56"/>
     </w:rPr>
   </w:style>
-  <w:style w:type="paragraph" w:styleId="904">
+  <w:style w:type="paragraph" w:styleId="988">
     <w:name w:val="Subtitle"/>
-    <w:basedOn w:val="723"/>
-    <w:next w:val="723"/>
-    <w:link w:val="905"/>
+    <w:basedOn w:val="807"/>
+    <w:next w:val="807"/>
+    <w:link w:val="989"/>
     <w:uiPriority w:val="11"/>
     <w:qFormat/>
     <w:pPr>
@@ -55232,10 +55634,10 @@
       <w:szCs w:val="28"/>
     </w:rPr>
   </w:style>
-  <w:style w:type="character" w:styleId="905" w:customStyle="1">
+  <w:style w:type="character" w:styleId="989" w:customStyle="1">
     <w:name w:val="Subtitle Char"/>
-    <w:basedOn w:val="733"/>
-    <w:link w:val="904"/>
+    <w:basedOn w:val="817"/>
+    <w:link w:val="988"/>
     <w:uiPriority w:val="11"/>
     <w:pPr>
       <w:pBdr/>
@@ -55250,11 +55652,11 @@
       <w:szCs w:val="28"/>
     </w:rPr>
   </w:style>
-  <w:style w:type="paragraph" w:styleId="906">
+  <w:style w:type="paragraph" w:styleId="990">
     <w:name w:val="Quote"/>
-    <w:basedOn w:val="723"/>
-    <w:next w:val="723"/>
-    <w:link w:val="907"/>
+    <w:basedOn w:val="807"/>
+    <w:next w:val="807"/>
+    <w:link w:val="991"/>
     <w:uiPriority w:val="29"/>
     <w:qFormat/>
     <w:pPr>
@@ -55269,10 +55671,10 @@
       <w:color w:val="404040" w:themeColor="text1" w:themeTint="BF"/>
     </w:rPr>
   </w:style>
-  <w:style w:type="character" w:styleId="907" w:customStyle="1">
+  <w:style w:type="character" w:styleId="991" w:customStyle="1">
     <w:name w:val="Quote Char"/>
-    <w:basedOn w:val="733"/>
-    <w:link w:val="906"/>
+    <w:basedOn w:val="817"/>
+    <w:link w:val="990"/>
     <w:uiPriority w:val="29"/>
     <w:pPr>
       <w:pBdr/>
@@ -55285,9 +55687,9 @@
       <w:color w:val="404040" w:themeColor="text1" w:themeTint="BF"/>
     </w:rPr>
   </w:style>
-  <w:style w:type="paragraph" w:styleId="908">
+  <w:style w:type="paragraph" w:styleId="992">
     <w:name w:val="List Paragraph"/>
-    <w:basedOn w:val="723"/>
+    <w:basedOn w:val="807"/>
     <w:uiPriority w:val="34"/>
     <w:qFormat/>
     <w:pPr>
@@ -55297,9 +55699,9 @@
       <w:contextualSpacing w:val="true"/>
     </w:pPr>
   </w:style>
-  <w:style w:type="character" w:styleId="909">
+  <w:style w:type="character" w:styleId="993">
     <w:name w:val="Intense Emphasis"/>
-    <w:basedOn w:val="733"/>
+    <w:basedOn w:val="817"/>
     <w:uiPriority w:val="21"/>
     <w:qFormat/>
     <w:pPr>
@@ -55313,11 +55715,11 @@
       <w:color w:val="0f4761" w:themeColor="accent1" w:themeShade="BF"/>
     </w:rPr>
   </w:style>
-  <w:style w:type="paragraph" w:styleId="910">
+  <w:style w:type="paragraph" w:styleId="994">
     <w:name w:val="Intense Quote"/>
-    <w:basedOn w:val="723"/>
-    <w:next w:val="723"/>
-    <w:link w:val="911"/>
+    <w:basedOn w:val="807"/>
+    <w:next w:val="807"/>
+    <w:link w:val="995"/>
     <w:uiPriority w:val="30"/>
     <w:qFormat/>
     <w:pPr>
@@ -55335,10 +55737,10 @@
       <w:color w:val="0f4761" w:themeColor="accent1" w:themeShade="BF"/>
     </w:rPr>
   </w:style>
-  <w:style w:type="character" w:styleId="911" w:customStyle="1">
+  <w:style w:type="character" w:styleId="995" w:customStyle="1">
     <w:name w:val="Intense Quote Char"/>
-    <w:basedOn w:val="733"/>
-    <w:link w:val="910"/>
+    <w:basedOn w:val="817"/>
+    <w:link w:val="994"/>
     <w:uiPriority w:val="30"/>
     <w:pPr>
       <w:pBdr/>
@@ -55351,9 +55753,9 @@
       <w:color w:val="0f4761" w:themeColor="accent1" w:themeShade="BF"/>
     </w:rPr>
   </w:style>
-  <w:style w:type="character" w:styleId="912">
+  <w:style w:type="character" w:styleId="996">
     <w:name w:val="Intense Reference"/>
-    <w:basedOn w:val="733"/>
+    <w:basedOn w:val="817"/>
     <w:uiPriority w:val="32"/>
     <w:qFormat/>
     <w:pPr>
@@ -55369,9 +55771,9 @@
       <w:spacing w:val="5"/>
     </w:rPr>
   </w:style>
-  <w:style w:type="character" w:styleId="913">
+  <w:style w:type="character" w:styleId="997">
     <w:name w:val="annotation reference"/>
-    <w:basedOn w:val="733"/>
+    <w:basedOn w:val="817"/>
     <w:uiPriority w:val="99"/>
     <w:semiHidden/>
     <w:unhideWhenUsed/>
@@ -55385,10 +55787,10 @@
       <w:szCs w:val="16"/>
     </w:rPr>
   </w:style>
-  <w:style w:type="paragraph" w:styleId="914">
+  <w:style w:type="paragraph" w:styleId="998">
     <w:name w:val="annotation text"/>
-    <w:basedOn w:val="723"/>
-    <w:link w:val="915"/>
+    <w:basedOn w:val="807"/>
+    <w:link w:val="999"/>
     <w:uiPriority w:val="99"/>
     <w:unhideWhenUsed/>
     <w:pPr>
@@ -55401,10 +55803,10 @@
       <w:szCs w:val="20"/>
     </w:rPr>
   </w:style>
-  <w:style w:type="character" w:styleId="915" w:customStyle="1">
+  <w:style w:type="character" w:styleId="999" w:customStyle="1">
     <w:name w:val="Comment Text Char"/>
-    <w:basedOn w:val="733"/>
-    <w:link w:val="914"/>
+    <w:basedOn w:val="817"/>
+    <w:link w:val="998"/>
     <w:uiPriority w:val="99"/>
     <w:pPr>
       <w:pBdr/>
@@ -55416,11 +55818,11 @@
       <w:szCs w:val="20"/>
     </w:rPr>
   </w:style>
-  <w:style w:type="paragraph" w:styleId="916">
+  <w:style w:type="paragraph" w:styleId="1000">
     <w:name w:val="annotation subject"/>
-    <w:basedOn w:val="914"/>
-    <w:next w:val="914"/>
-    <w:link w:val="917"/>
+    <w:basedOn w:val="998"/>
+    <w:next w:val="998"/>
+    <w:link w:val="1001"/>
     <w:uiPriority w:val="99"/>
     <w:semiHidden/>
     <w:unhideWhenUsed/>
@@ -55434,10 +55836,10 @@
       <w:bCs/>
     </w:rPr>
   </w:style>
-  <w:style w:type="character" w:styleId="917" w:customStyle="1">
+  <w:style w:type="character" w:styleId="1001" w:customStyle="1">
     <w:name w:val="Comment Subject Char"/>
-    <w:basedOn w:val="915"/>
-    <w:link w:val="916"/>
+    <w:basedOn w:val="999"/>
+    <w:link w:val="1000"/>
     <w:uiPriority w:val="99"/>
     <w:semiHidden/>
     <w:pPr>

--- a/UI_Software_Project_Initiation_and_Planning/Business Plan Mauis.docx
+++ b/UI_Software_Project_Initiation_and_Planning/Business Plan Mauis.docx
@@ -1442,6 +1442,11 @@
           <w:lang w:val="en-US"/>
         </w:rPr>
       </w:r>
+      <w:r>
+        <w:rPr>
+          <w:lang w:val="en-US"/>
+        </w:rPr>
+      </w:r>
     </w:p>
     <w:p>
       <w:pPr>
@@ -1542,6 +1547,10 @@
       </w:r>
       <w:r>
         <w:rPr>
+          <w:rStyle w:val="997"/>
+          <w:sz w:val="24"/>
+          <w:szCs w:val="24"/>
+          <w:highlight w:val="none"/>
           <w:lang w:bidi="en-GB"/>
         </w:rPr>
       </w:r>
@@ -1580,6 +1589,10 @@
       </w:r>
       <w:r>
         <w:rPr>
+          <w:rStyle w:val="997"/>
+          <w:sz w:val="24"/>
+          <w:szCs w:val="24"/>
+          <w:highlight w:val="none"/>
           <w:lang w:bidi="en-GB"/>
         </w:rPr>
       </w:r>
@@ -1682,10 +1695,6 @@
       </w:r>
       <w:r>
         <w:rPr>
-          <w:rStyle w:val="997"/>
-          <w:sz w:val="24"/>
-          <w:szCs w:val="24"/>
-          <w:highlight w:val="none"/>
           <w:lang w:bidi="en-GB"/>
         </w:rPr>
       </w:r>
@@ -1754,14 +1763,21 @@
         <w:t xml:space="preserve">The target market along with customer segments has been identified and explored in the Market Analysis report, where the target audience was identified as </w:t>
       </w:r>
       <w:r>
-        <w:t xml:space="preserve">adults aged 27 - 37, but also with a wider audience of young and old mobile social media users who are environmentally conscious and want to reduce their screen time. User segments are further broken down in Section 3 of the report.</w:t>
+        <w:t xml:space="preserve">adults aged 27 - 37, but also with a wider audience of young and old mobile social media users who are environmentally conscious and want to reduce their screen time.</w:t>
       </w:r>
+      <w:r/>
+    </w:p>
+    <w:p>
+      <w:pPr>
+        <w:pBdr/>
+        <w:spacing/>
+        <w:ind w:firstLine="0" w:left="0"/>
+        <w:rPr/>
+      </w:pPr>
       <w:r>
-        <w:rPr>
-          <w:highlight w:val="none"/>
-          <w:lang w:val="en-GB"/>
-        </w:rPr>
+        <w:t xml:space="preserve">User segments are further broken down in Section 3 of the report where characteristics such as “eco-consciousness” and parenthood are considered in target demographics, as motivators for using the product in a non-obstructive way to effect personal and environmental change into daily routines.</w:t>
       </w:r>
+      <w:r/>
       <w:r/>
     </w:p>
     <w:p>
@@ -2145,6 +2161,11 @@
           <w:highlight w:val="none"/>
         </w:rPr>
       </w:r>
+      <w:r>
+        <w:rPr>
+          <w:highlight w:val="none"/>
+        </w:rPr>
+      </w:r>
     </w:p>
     <w:p>
       <w:pPr>
@@ -2207,7 +2228,7 @@
         <w:rPr/>
       </w:pPr>
       <w:r>
-        <w:t xml:space="preserve">The application will be promoted to the Inverness Campus of the Scottish School of Forestry, where I will pitch and include an instructional promo video of how the application works. (</w:t>
+        <w:t xml:space="preserve">The application will be promoted to the Inverness Campus of the Scottish School of Forestry with an in-person pitch using visual and video materials including an instructional promotional video of how the application works. (</w:t>
       </w:r>
       <w:r>
         <w:t xml:space="preserve">https://vimeo.com/1178875380?share=copy</w:t>
@@ -2227,7 +2248,27 @@
         </w:rPr>
       </w:pPr>
       <w:r>
-        <w:t xml:space="preserve">It will also be advertised to students across UHI using Handshake and promotional materials such as digital flyers.</w:t>
+        <w:t xml:space="preserve">It will also be advertised to students across UHI using Handshake and a promotional digital flyer to advertise a challenge associated with the app launch to further engage student participants in using the software.</w:t>
+      </w:r>
+      <w:r>
+        <w:rPr>
+          <w:highlight w:val="none"/>
+        </w:rPr>
+      </w:r>
+      <w:r>
+        <w:rPr>
+          <w:highlight w:val="none"/>
+        </w:rPr>
+      </w:r>
+      <w:r>
+        <w:rPr>
+          <w:highlight w:val="none"/>
+        </w:rPr>
+      </w:r>
+      <w:r>
+        <w:rPr>
+          <w:highlight w:val="none"/>
+        </w:rPr>
       </w:r>
       <w:r>
         <w:rPr>
@@ -2248,7 +2289,27 @@
         <w:rPr>
           <w:highlight w:val="none"/>
         </w:rPr>
-        <w:t xml:space="preserve">Following initial user feedback of the UI having a stronger brand identity was flagged as something users felt would benefit understanding the app and its overall UX. Wireframes and mock-ups of a logo have been created following a team discussion.</w:t>
+        <w:t xml:space="preserve">Following initial user feedback on the UI, creating a stronger brand identity was flagged as something users felt would benefit in early adoption of the app by broadening their understanding of its purpose and its overall UX. Wireframes and mock-ups of a logo were created following a team discussion around this.</w:t>
+      </w:r>
+      <w:r>
+        <w:rPr>
+          <w:highlight w:val="none"/>
+        </w:rPr>
+      </w:r>
+    </w:p>
+    <w:p>
+      <w:pPr>
+        <w:pBdr/>
+        <w:spacing/>
+        <w:ind/>
+        <w:rPr>
+          <w:highlight w:val="none"/>
+        </w:rPr>
+      </w:pPr>
+      <w:r>
+        <w:rPr>
+          <w:highlight w:val="none"/>
+        </w:rPr>
       </w:r>
       <w:r>
         <mc:AlternateContent>
@@ -2265,7 +2326,7 @@
                   <a:graphicData uri="http://schemas.openxmlformats.org/drawingml/2006/picture">
                     <pic:pic xmlns:pic="http://schemas.openxmlformats.org/drawingml/2006/picture">
                       <pic:nvPicPr>
-                        <pic:cNvPr id="163962355" name=""/>
+                        <pic:cNvPr id="1063376895" name=""/>
                         <pic:cNvPicPr>
                           <a:picLocks noChangeAspect="1"/>
                         </pic:cNvPicPr>
@@ -2278,7 +2339,7 @@
                       <pic:spPr bwMode="auto">
                         <a:xfrm flipH="0" flipV="0">
                           <a:off x="0" y="0"/>
-                          <a:ext cx="1133920" cy="1451762"/>
+                          <a:ext cx="1133919" cy="1451761"/>
                         </a:xfrm>
                         <a:prstGeom prst="rect">
                           <a:avLst/>
@@ -2335,7 +2396,7 @@
                   <a:graphicData uri="http://schemas.openxmlformats.org/drawingml/2006/picture">
                     <pic:pic xmlns:pic="http://schemas.openxmlformats.org/drawingml/2006/picture">
                       <pic:nvPicPr>
-                        <pic:cNvPr id="38017556" name=""/>
+                        <pic:cNvPr id="96990720" name=""/>
                         <pic:cNvPicPr>
                           <a:picLocks noChangeAspect="1"/>
                         </pic:cNvPicPr>
@@ -2348,7 +2409,7 @@
                       <pic:spPr bwMode="auto">
                         <a:xfrm flipH="0" flipV="0">
                           <a:off x="0" y="0"/>
-                          <a:ext cx="1437298" cy="1437298"/>
+                          <a:ext cx="1437297" cy="1437297"/>
                         </a:xfrm>
                         <a:prstGeom prst="rect">
                           <a:avLst/>
@@ -2394,27 +2455,17 @@
           <w:highlight w:val="none"/>
         </w:rPr>
       </w:r>
-      <w:r>
+      <w:r/>
+    </w:p>
+    <w:p>
+      <w:pPr>
+        <w:pBdr/>
+        <w:spacing/>
+        <w:ind/>
         <w:rPr>
           <w:highlight w:val="none"/>
         </w:rPr>
-      </w:r>
-    </w:p>
-    <w:p>
-      <w:pPr>
-        <w:pBdr/>
-        <w:spacing/>
-        <w:ind/>
-        <w:rPr>
-          <w:highlight w:val="none"/>
-        </w:rPr>
-      </w:pPr>
-      <w:r>
-        <w:rPr>
-          <w:highlight w:val="none"/>
-        </w:rPr>
-      </w:r>
-      <w:r/>
+      </w:pPr>
       <w:r>
         <w:rPr>
           <w:highlight w:val="none"/>
@@ -2552,10 +2603,10 @@
         <w:rPr/>
       </w:pPr>
       <w:r>
-        <w:t xml:space="preserve">This will also be advertised on LinkedIn to target the wider network of the focussed target audience of 27 - 37 year olds. </w:t>
+        <w:t xml:space="preserve">The product launch will also  be advertised on LinkedIn to target the wider network of the focussed target audience of 27 - 37 year olds. </w:t>
       </w:r>
       <w:r>
-        <w:t xml:space="preserve">Monetised user incentives are also advertised for participating, 1st, 2nd, 3rd prize for who can plant the most trees, with runners up prizes to the top 5 contributors.</w:t>
+        <w:t xml:space="preserve">Monetised user incentives are advertised for participating, with a 1st, 2nd, and 3rd place monetary prize for who can plant the most trees by reducing their screen time, and runners up prizes to the top 5 contributors.</w:t>
       </w:r>
       <w:r/>
     </w:p>
@@ -2581,19 +2632,19 @@
           <w:highlight w:val="none"/>
           <w:lang w:val="en-GB" w:bidi="en-GB"/>
         </w:rPr>
-        <w:t xml:space="preserve">, where the product can advertise to the target audience in channels they are most likely to see it as per the user segments of young people and 27 - 37 year olds who use social media apps. Costs are difficult to pin down as they vary based on engagement a</w:t>
+        <w:t xml:space="preserve">, where the product can advertise to the target audience in channels they are most likely to see it as per the user segments who use social media apps. Costs are difficult to pin down as they vary based on engagement a</w:t>
       </w:r>
       <w:r>
         <w:rPr>
           <w:highlight w:val="none"/>
           <w:lang w:val="en-GB" w:bidi="en-GB"/>
         </w:rPr>
-        <w:t xml:space="preserve">nd clicks, so because of this with the current round of funding this will be excluded and we will instead focus on holistically advertising within UHI using official university channels and affiliates like Handshake to promote the app and the beta-testing.</w:t>
+        <w:t xml:space="preserve">nd clicks, and because of this will be excluded from this round of funding. Instead we will focus on holistically advertising within UHI using official university channels and affiliates like Handshake to promote the app and the beta-testing.</w:t>
       </w:r>
       <w:r>
         <w:rPr>
           <w:highlight w:val="none"/>
-          <w:lang w:val="en-GB"/>
+          <w:lang w:val="en-GB" w:bidi="en-GB"/>
         </w:rPr>
       </w:r>
       <w:r>
@@ -2612,6 +2663,11 @@
           <w:lang w:val="en-US"/>
         </w:rPr>
       </w:pPr>
+      <w:r>
+        <w:rPr>
+          <w:lang w:val="en-US"/>
+        </w:rPr>
+      </w:r>
       <w:r>
         <w:rPr>
           <w:lang w:val="en-US"/>
@@ -2747,7 +2803,9 @@
       </w:r>
       <w:r>
         <w:rPr>
-          <w:rFonts w:ascii="Aptos" w:hAnsi="Aptos" w:cs="Aptos"/>
+          <w:rFonts w:ascii="Aptos" w:hAnsi="Aptos" w:eastAsia="Aptos" w:cs="Aptos"/>
+          <w:highlight w:val="none"/>
+          <w:lang w:bidi="en-GB"/>
         </w:rPr>
       </w:r>
       <w:r>
@@ -2776,9 +2834,7 @@
       </w:r>
       <w:r>
         <w:rPr>
-          <w:rFonts w:ascii="Aptos" w:hAnsi="Aptos" w:eastAsia="Aptos" w:cs="Aptos"/>
-          <w:highlight w:val="none"/>
-          <w:lang w:bidi="en-GB"/>
+          <w:rFonts w:ascii="Aptos" w:hAnsi="Aptos" w:cs="Aptos"/>
         </w:rPr>
       </w:r>
       <w:r>
@@ -3239,52 +3295,6 @@
         </w:rPr>
       </w:pPr>
       <w:r>
-        <w:t xml:space="preserve"> – Ben will help with</w:t>
-      </w:r>
-      <w:r>
-        <w:rPr>
-          <w:lang w:val="en-US"/>
-        </w:rPr>
-      </w:r>
-      <w:r>
-        <w:rPr>
-          <w:lang w:val="en-US"/>
-        </w:rPr>
-      </w:r>
-    </w:p>
-    <w:p>
-      <w:pPr>
-        <w:pBdr/>
-        <w:spacing/>
-        <w:ind/>
-        <w:rPr>
-          <w:lang w:val="en-US"/>
-        </w:rPr>
-      </w:pPr>
-      <w:r>
-        <w:t xml:space="preserve">Budget for rebel fund (Lois wants it to show how it’s funded)</w:t>
-      </w:r>
-      <w:r>
-        <w:rPr>
-          <w:lang w:val="en-US"/>
-        </w:rPr>
-      </w:r>
-      <w:r>
-        <w:rPr>
-          <w:lang w:val="en-US"/>
-        </w:rPr>
-      </w:r>
-    </w:p>
-    <w:p>
-      <w:pPr>
-        <w:pBdr/>
-        <w:spacing/>
-        <w:ind/>
-        <w:rPr>
-          <w:lang w:val="en-US"/>
-        </w:rPr>
-      </w:pPr>
-      <w:r>
         <w:t xml:space="preserve">Current funding for the project proof of concept includes £2500 from Prickly Thistle.</w:t>
       </w:r>
       <w:r>
@@ -3502,7 +3512,11 @@
       <w:r>
         <w:commentReference w:id="5"/>
       </w:r>
-      <w:r/>
+      <w:r>
+        <w:rPr>
+          <w:highlight w:val="none"/>
+        </w:rPr>
+      </w:r>
       <w:r>
         <w:rPr>
           <w:highlight w:val="none"/>
@@ -3541,7 +3555,7 @@
       </w:r>
       <w:r>
         <w:rPr>
-          <w:lang w:val="en-US"/>
+          <w:highlight w:val="none"/>
         </w:rPr>
       </w:r>
       <w:r>
@@ -3567,7 +3581,6 @@
       </w:r>
       <w:r>
         <w:rPr>
-          <w:highlight w:val="none"/>
           <w:lang w:val="en-US"/>
         </w:rPr>
       </w:r>
@@ -3751,7 +3764,6 @@
       </w:r>
       <w:r>
         <w:rPr>
-          <w:highlight w:val="none"/>
           <w:lang w:val="en-US"/>
         </w:rPr>
       </w:r>
@@ -3857,7 +3869,7 @@
       </w:r>
       <w:r>
         <w:rPr>
-          <w:lang w:val="en-US"/>
+          <w:highlight w:val="none"/>
         </w:rPr>
       </w:r>
       <w:r>
@@ -3891,7 +3903,6 @@
       </w:r>
       <w:r>
         <w:rPr>
-          <w:highlight w:val="none"/>
           <w:lang w:val="en-US"/>
         </w:rPr>
       </w:r>
@@ -3914,7 +3925,11 @@
         <w:t xml:space="preserve">Progress is documented in the meta skills pdf </w:t>
       </w:r>
       <w:commentRangeStart w:id="6"/>
-      <w:r/>
+      <w:r>
+        <w:rPr>
+          <w:highlight w:val="none"/>
+        </w:rPr>
+      </w:r>
       <w:r>
         <w:rPr>
           <w:highlight w:val="none"/>
@@ -4119,7 +4134,7 @@
       </w:r>
       <w:r>
         <w:rPr>
-          <w:highlight w:val="none"/>
+          <w:lang w:val="en-US"/>
         </w:rPr>
       </w:r>
       <w:r>
@@ -4151,6 +4166,7 @@
       <w:r>
         <w:rPr>
           <w:highlight w:val="none"/>
+          <w:lang w:val="en-US"/>
         </w:rPr>
       </w:r>
       <w:r>
@@ -4178,7 +4194,6 @@
       <w:r>
         <w:rPr>
           <w:highlight w:val="none"/>
-          <w:lang w:val="en-US"/>
         </w:rPr>
       </w:r>
       <w:r>
@@ -4268,78 +4283,6 @@
       <w:bookmarkEnd w:id="13"/>
       <w:r/>
       <w:r/>
-    </w:p>
-    <w:p>
-      <w:pPr>
-        <w:pBdr/>
-        <w:spacing/>
-        <w:ind/>
-        <w:rPr/>
-      </w:pPr>
-      <w:r/>
-      <w:r/>
-    </w:p>
-    <w:p>
-      <w:pPr>
-        <w:pBdr>
-          <w:top w:val="none" w:color="000000" w:sz="4" w:space="0"/>
-          <w:left w:val="none" w:color="000000" w:sz="4" w:space="0"/>
-          <w:bottom w:val="none" w:color="000000" w:sz="4" w:space="0"/>
-          <w:right w:val="none" w:color="000000" w:sz="4" w:space="0"/>
-        </w:pBdr>
-        <w:spacing/>
-        <w:ind w:hanging="567" w:left="567"/>
-        <w:rPr>
-          <w:rFonts w:ascii="Aptos" w:hAnsi="Aptos" w:cs="Aptos"/>
-        </w:rPr>
-      </w:pPr>
-      <w:r>
-        <w:rPr>
-          <w:rFonts w:ascii="Aptos" w:hAnsi="Aptos" w:eastAsia="Aptos" w:cs="Aptos"/>
-          <w:color w:val="000000"/>
-        </w:rPr>
-        <w:t xml:space="preserve">Keenan, L. (2025) </w:t>
-      </w:r>
-      <w:r>
-        <w:rPr>
-          <w:rFonts w:ascii="Aptos" w:hAnsi="Aptos" w:eastAsia="Aptos" w:cs="Aptos"/>
-          <w:i/>
-          <w:color w:val="000000"/>
-        </w:rPr>
-        <w:t xml:space="preserve">    laurenk_personal_repository_2025/UI_Enterprise_Transformation  /LO1.xlsx</w:t>
-      </w:r>
-      <w:r>
-        <w:rPr>
-          <w:rFonts w:ascii="Aptos" w:hAnsi="Aptos" w:eastAsia="Aptos" w:cs="Aptos"/>
-          <w:color w:val="000000"/>
-        </w:rPr>
-        <w:t xml:space="preserve">, </w:t>
-      </w:r>
-      <w:r>
-        <w:rPr>
-          <w:rFonts w:ascii="Aptos" w:hAnsi="Aptos" w:eastAsia="Aptos" w:cs="Aptos"/>
-          <w:i/>
-          <w:color w:val="000000"/>
-        </w:rPr>
-        <w:t xml:space="preserve">    laurenk_personal_repository_2025/UI_Enterprise_Transformation  /LO1.xlsx at main</w:t>
-      </w:r>
-      <w:r>
-        <w:rPr>
-          <w:rFonts w:ascii="Aptos" w:hAnsi="Aptos" w:eastAsia="Aptos" w:cs="Aptos"/>
-          <w:color w:val="000000"/>
-        </w:rPr>
-        <w:t xml:space="preserve">. Available at: https://github.com/TortoiseLeaf/laurenk_personal_repository_2025/blob/main/UI_Enterprise_Transformation/LO1.xlsx (Accessed: 26 November 2025). </w:t>
-      </w:r>
-      <w:r>
-        <w:rPr>
-          <w:rFonts w:ascii="Aptos" w:hAnsi="Aptos" w:cs="Aptos"/>
-        </w:rPr>
-      </w:r>
-      <w:r>
-        <w:rPr>
-          <w:rFonts w:ascii="Aptos" w:hAnsi="Aptos" w:cs="Aptos"/>
-        </w:rPr>
-      </w:r>
     </w:p>
     <w:p>
       <w:pPr>

--- a/UI_Software_Project_Initiation_and_Planning/Business Plan Mauis.docx
+++ b/UI_Software_Project_Initiation_and_Planning/Business Plan Mauis.docx
@@ -1410,7 +1410,22 @@
         <w:rPr>
           <w:lang w:val="en-GB"/>
         </w:rPr>
-        <w:t xml:space="preserve"> amount of CO2eg reduced. The goal is to create informed consumers who feel more empowered to control their consumption of highly addictive social media apps, while contributing directly to domestic conservation efforts and reducing their carbon footprint.</w:t>
+        <w:t xml:space="preserve"> amount of CO</w:t>
+      </w:r>
+      <w:r>
+        <w:rPr>
+          <w:rFonts w:ascii="Times New Roman" w:hAnsi="Times New Roman" w:eastAsia="Times New Roman" w:cs="Times New Roman"/>
+          <w:b/>
+          <w:color w:val="000000"/>
+          <w:sz w:val="24"/>
+        </w:rPr>
+        <w:t xml:space="preserve">²</w:t>
+      </w:r>
+      <w:r>
+        <w:rPr>
+          <w:lang w:val="en-GB"/>
+        </w:rPr>
+        <w:t xml:space="preserve">eg reduced. The goal is to create informed consumers who feel more empowered to control their consumption of highly addictive social media apps, while contributing directly to domestic conservation efforts and reducing their carbon footprint.</w:t>
       </w:r>
       <w:r>
         <w:rPr>
@@ -1516,16 +1531,11 @@
         </w:rPr>
         <w:t xml:space="preserve">Media apps are designed for endless scrolling, but every minute carries an unseen cost – to our attention, wellbeing, and the planet. The MauiScreenTime app aims to equip users with </w:t>
       </w:r>
-      <w:commentRangeStart w:id="0"/>
       <w:r>
         <w:rPr>
           <w:lang w:bidi="en-GB"/>
         </w:rPr>
         <w:t xml:space="preserve">an oversight of the greater impact of their digital habits, and empowering user with tools to mitigate phone overuse and become more informed consumers of social media.</w:t>
-      </w:r>
-      <w:commentRangeEnd w:id="0"/>
-      <w:r>
-        <w:commentReference w:id="0"/>
       </w:r>
       <w:r>
         <w:rPr>
@@ -1775,9 +1785,11 @@
         <w:rPr/>
       </w:pPr>
       <w:r>
-        <w:t xml:space="preserve">User segments are further broken down in Section 3 of the report where characteristics such as “eco-consciousness” and parenthood are considered in target demographics, as motivators for using the product in a non-obstructive way to effect personal and environmental change into daily routines.</w:t>
+        <w:t xml:space="preserve">User segments are further broken down </w:t>
       </w:r>
-      <w:r/>
+      <w:r>
+        <w:t xml:space="preserve">in Section 3 of the report where characteristics such as “eco-consciousness” and parenthood are considered in target demographics, as motivators for using the product in a non-obstructive way to effect personal and environmental change into daily routines.</w:t>
+      </w:r>
       <w:r/>
     </w:p>
     <w:p>
@@ -2016,7 +2028,6 @@
         <w:rPr/>
       </w:pPr>
       <w:r/>
-      <w:commentRangeStart w:id="1"/>
       <w:r>
         <w:t xml:space="preserve">Figure 1: Group Mapping Analysis (Keenan, 2026)</w:t>
       </w:r>
@@ -2036,10 +2047,6 @@
       </w:pPr>
       <w:r>
         <w:t xml:space="preserve">Measured against axes of user effort/participation vs the outcome of the participation, there are two distinct groups. </w:t>
-      </w:r>
-      <w:commentRangeEnd w:id="1"/>
-      <w:r>
-        <w:commentReference w:id="1"/>
       </w:r>
       <w:r>
         <w:rPr>
@@ -2260,36 +2267,32 @@
           <w:highlight w:val="none"/>
         </w:rPr>
       </w:r>
+    </w:p>
+    <w:p>
+      <w:pPr>
+        <w:pBdr/>
+        <w:spacing/>
+        <w:ind/>
+        <w:rPr>
+          <w:highlight w:val="none"/>
+        </w:rPr>
+      </w:pPr>
       <w:r>
         <w:rPr>
           <w:highlight w:val="none"/>
         </w:rPr>
+        <w:t xml:space="preserve">Following initial user feedback on the UI, creating a str</w:t>
       </w:r>
       <w:r>
         <w:rPr>
           <w:highlight w:val="none"/>
         </w:rPr>
+        <w:t xml:space="preserve">onger brand identity was flagged as something users felt would benefit in early adoption of the app by broadening their understanding of its purpose and its overall UX. Wireframes and mock-ups of a logo were created following a team discussion around this.</w:t>
       </w:r>
       <w:r>
         <w:rPr>
           <w:highlight w:val="none"/>
         </w:rPr>
-      </w:r>
-    </w:p>
-    <w:p>
-      <w:pPr>
-        <w:pBdr/>
-        <w:spacing/>
-        <w:ind/>
-        <w:rPr>
-          <w:highlight w:val="none"/>
-        </w:rPr>
-      </w:pPr>
-      <w:r>
-        <w:rPr>
-          <w:highlight w:val="none"/>
-        </w:rPr>
-        <w:t xml:space="preserve">Following initial user feedback on the UI, creating a stronger brand identity was flagged as something users felt would benefit in early adoption of the app by broadening their understanding of its purpose and its overall UX. Wireframes and mock-ups of a logo were created following a team discussion around this.</w:t>
       </w:r>
       <w:r>
         <w:rPr>
@@ -2455,7 +2458,11 @@
           <w:highlight w:val="none"/>
         </w:rPr>
       </w:r>
-      <w:r/>
+      <w:r>
+        <w:rPr>
+          <w:highlight w:val="none"/>
+        </w:rPr>
+      </w:r>
     </w:p>
     <w:p>
       <w:pPr>
@@ -2731,7 +2738,39 @@
           <w:rFonts w:ascii="Aptos" w:hAnsi="Aptos" w:eastAsia="Aptos" w:cs="Aptos"/>
           <w:lang w:bidi="en-GB"/>
         </w:rPr>
-        <w:t xml:space="preserve">quantifies it into CO2eq, and gamifies the reduction of screen-time with the incentive of planting trees for x amount of CO2eq “saved” from a decrease in use of social media applications. </w:t>
+        <w:t xml:space="preserve">quantifies it into CO</w:t>
+      </w:r>
+      <w:r>
+        <w:rPr>
+          <w:rFonts w:ascii="Times New Roman" w:hAnsi="Times New Roman" w:eastAsia="Times New Roman" w:cs="Times New Roman"/>
+          <w:b/>
+          <w:color w:val="000000"/>
+          <w:sz w:val="24"/>
+        </w:rPr>
+        <w:t xml:space="preserve">²</w:t>
+      </w:r>
+      <w:r>
+        <w:rPr>
+          <w:rFonts w:ascii="Aptos" w:hAnsi="Aptos" w:eastAsia="Aptos" w:cs="Aptos"/>
+          <w:lang w:bidi="en-GB"/>
+        </w:rPr>
+        <w:t xml:space="preserve">eq, and gamifies the reduction of screen-time with the incentive of planting trees for x amount of CO</w:t>
+      </w:r>
+      <w:r>
+        <w:rPr>
+          <w:rFonts w:ascii="Times New Roman" w:hAnsi="Times New Roman" w:eastAsia="Times New Roman" w:cs="Times New Roman"/>
+          <w:b/>
+          <w:color w:val="000000"/>
+          <w:sz w:val="24"/>
+        </w:rPr>
+        <w:t xml:space="preserve">²</w:t>
+      </w:r>
+      <w:r>
+        <w:rPr>
+          <w:rFonts w:ascii="Aptos" w:hAnsi="Aptos" w:eastAsia="Aptos" w:cs="Aptos"/>
+          <w:lang w:bidi="en-GB"/>
+        </w:rPr>
+        <w:t xml:space="preserve">eq “saved” from a decrease in use of social media applications. </w:t>
       </w:r>
       <w:r>
         <w:rPr>
@@ -2761,7 +2800,23 @@
           <w:rFonts w:ascii="Aptos" w:hAnsi="Aptos" w:eastAsia="Aptos" w:cs="Aptos"/>
           <w:lang w:bidi="en-GB"/>
         </w:rPr>
-        <w:t xml:space="preserve">To support this, the project main features are a user consent system to allow for legal data collection, a screen time usage collection service, CO2eq conversions with numerical goals and milestones, and a dashboard for reporting this data.</w:t>
+        <w:t xml:space="preserve">To support this, the project main features are a user consent system to allow for legal data collection, a screen time usage collection service, CO</w:t>
+      </w:r>
+      <w:r>
+        <w:rPr>
+          <w:rFonts w:ascii="Times New Roman" w:hAnsi="Times New Roman" w:eastAsia="Times New Roman" w:cs="Times New Roman"/>
+          <w:b/>
+          <w:color w:val="000000"/>
+          <w:sz w:val="24"/>
+        </w:rPr>
+        <w:t xml:space="preserve">²</w:t>
+      </w:r>
+      <w:r>
+        <w:rPr>
+          <w:rFonts w:ascii="Aptos" w:hAnsi="Aptos" w:eastAsia="Aptos" w:cs="Aptos"/>
+          <w:lang w:bidi="en-GB"/>
+        </w:rPr>
+        <w:t xml:space="preserve">eq conversions with numerical goals and milestones, and a dashboard for reporting this data.</w:t>
       </w:r>
       <w:r>
         <w:rPr>
@@ -2898,13 +2953,8 @@
       <w:r>
         <w:t xml:space="preserve">Visual studio IDE and MS Teams to communicate. The daily operations of the project </w:t>
       </w:r>
-      <w:commentRangeStart w:id="2"/>
       <w:r>
         <w:t xml:space="preserve">are to check communications, work from JIRA tickets in Visual Studio and to commit progress to Github.</w:t>
-      </w:r>
-      <w:commentRangeEnd w:id="2"/>
-      <w:r>
-        <w:commentReference w:id="2"/>
       </w:r>
       <w:r>
         <w:rPr>
@@ -3205,53 +3255,11 @@
         <w:spacing/>
         <w:ind/>
         <w:rPr>
-          <w:bCs/>
-          <w:i/>
+          <w:highlight w:val="none"/>
         </w:rPr>
       </w:pPr>
       <w:r>
-        <w:rPr>
-          <w:i/>
-          <w:iCs/>
-          <w:lang w:val="en-US"/>
-        </w:rPr>
-        <w:t xml:space="preserve">Estimate development costs, projected revenue (if applicable), and resource allocation.</w:t>
-      </w:r>
-      <w:r>
-        <w:rPr>
-          <w:bCs/>
-          <w:i/>
-        </w:rPr>
-      </w:r>
-      <w:r>
-        <w:rPr>
-          <w:bCs/>
-          <w:i/>
-        </w:rPr>
-      </w:r>
-    </w:p>
-    <w:p>
-      <w:pPr>
-        <w:pBdr/>
-        <w:spacing/>
-        <w:ind/>
-        <w:rPr>
-          <w:lang w:val="en-US"/>
-        </w:rPr>
-      </w:pPr>
-      <w:r/>
-      <w:commentRangeStart w:id="3"/>
-      <w:r>
-        <w:t xml:space="preserve">Add Budget tracker here?</w:t>
-      </w:r>
-      <w:commentRangeEnd w:id="3"/>
-      <w:r>
-        <w:commentReference w:id="3"/>
-      </w:r>
-      <w:r>
-        <w:rPr>
-          <w:lang w:val="en-US"/>
-        </w:rPr>
+        <w:t xml:space="preserve">Estimated development costs and budget allocation is evidenced in the UHI Rebel Fund budget tracker for the project, showing allocation of funds to the project development.</w:t>
       </w:r>
       <w:r>
         <w:rPr>
@@ -3270,17 +3278,94 @@
       </w:pPr>
       <w:r>
         <w:rPr>
-          <w:lang w:val="en-US"/>
+          <w:highlight w:val="none"/>
+          <w:lang w:val="en-US" w:bidi="en-US"/>
         </w:rPr>
-        <w:t xml:space="preserve">Include budget tables, break-even analysis, and assumptions if possible.</w:t>
+      </w:r>
+      <w:r>
+        <mc:AlternateContent>
+          <mc:Choice Requires="wpg">
+            <w:drawing>
+              <wp:inline xmlns:wp="http://schemas.openxmlformats.org/drawingml/2006/wordprocessingDrawing" distT="0" distB="0" distL="0" distR="0">
+                <wp:extent cx="5731510" cy="3504152"/>
+                <wp:effectExtent l="0" t="0" r="0" b="0"/>
+                <wp:docPr id="8" name=""/>
+                <wp:cNvGraphicFramePr>
+                  <a:graphicFrameLocks xmlns:a="http://schemas.openxmlformats.org/drawingml/2006/main" noChangeAspect="1"/>
+                </wp:cNvGraphicFramePr>
+                <a:graphic xmlns:a="http://schemas.openxmlformats.org/drawingml/2006/main">
+                  <a:graphicData uri="http://schemas.openxmlformats.org/drawingml/2006/picture">
+                    <pic:pic xmlns:pic="http://schemas.openxmlformats.org/drawingml/2006/picture">
+                      <pic:nvPicPr>
+                        <pic:cNvPr id="1358842136" name=""/>
+                        <pic:cNvPicPr>
+                          <a:picLocks noChangeAspect="1"/>
+                        </pic:cNvPicPr>
+                        <pic:nvPr/>
+                      </pic:nvPicPr>
+                      <pic:blipFill rotWithShape="1">
+                        <a:blip r:embed="rId17"/>
+                        <a:stretch/>
+                      </pic:blipFill>
+                      <pic:spPr bwMode="auto">
+                        <a:xfrm>
+                          <a:off x="0" y="0"/>
+                          <a:ext cx="5731509" cy="3504151"/>
+                        </a:xfrm>
+                        <a:prstGeom prst="rect">
+                          <a:avLst/>
+                        </a:prstGeom>
+                      </pic:spPr>
+                    </pic:pic>
+                  </a:graphicData>
+                </a:graphic>
+              </wp:inline>
+            </w:drawing>
+          </mc:Choice>
+          <mc:Fallback>
+            <w:pict>
+              <v:shapetype id="_x0000_t75" coordsize="21600,21600" o:spt="75" o:preferrelative="t" path="m@4@5l@4@11@9@11@9@5xe" filled="f" stroked="f">
+                <v:stroke joinstyle="miter"/>
+                <v:formulas>
+                  <v:f eqn="if lineDrawn pixelLineWidth 0"/>
+                  <v:f eqn="sum @0 1 0"/>
+                  <v:f eqn="sum 0 0 @1"/>
+                  <v:f eqn="prod @2 1 2"/>
+                  <v:f eqn="prod @3 21600 pixelWidth"/>
+                  <v:f eqn="prod @3 21600 pixelHeight"/>
+                  <v:f eqn="sum @0 0 1"/>
+                  <v:f eqn="prod @6 1 2"/>
+                  <v:f eqn="prod @7 21600 pixelWidth"/>
+                  <v:f eqn="sum @8 21600 0"/>
+                  <v:f eqn="prod @7 21600 pixelHeight"/>
+                  <v:f eqn="sum @10 21600 0"/>
+                </v:formulas>
+                <v:path o:extrusionok="f" gradientshapeok="t" o:connecttype="rect"/>
+                <o:lock v:ext="edit" aspectratio="t"/>
+              </v:shapetype>
+              <v:shape id="_x0000_i7" o:spid="_x0000_s7" type="#_x0000_t75" style="width:451.30pt;height:275.92pt;mso-wrap-distance-left:0.00pt;mso-wrap-distance-top:0.00pt;mso-wrap-distance-right:0.00pt;mso-wrap-distance-bottom:0.00pt;z-index:1;" stroked="false">
+                <v:imagedata r:id="rId17" o:title=""/>
+                <o:lock v:ext="edit" rotation="t"/>
+              </v:shape>
+            </w:pict>
+          </mc:Fallback>
+        </mc:AlternateContent>
       </w:r>
       <w:r>
         <w:rPr>
-          <w:lang w:val="en-US"/>
+          <w:highlight w:val="none"/>
+          <w:lang w:val="en-US" w:bidi="en-US"/>
         </w:rPr>
       </w:r>
       <w:r>
         <w:rPr>
+          <w:highlight w:val="none"/>
+          <w:lang w:val="en-US" w:bidi="en-US"/>
+        </w:rPr>
+      </w:r>
+      <w:r>
+        <w:rPr>
+          <w:highlight w:val="none"/>
           <w:lang w:val="en-US"/>
         </w:rPr>
       </w:r>
@@ -3367,23 +3452,15 @@
         </w:rPr>
         <w:t xml:space="preserve">It’s estimated the average cost for a recommended 1000-1600 trees per hectare is around £900-2000 (</w:t>
       </w:r>
-      <w:commentRangeStart w:id="4"/>
       <w:r>
-        <w:rPr>
-          <w:rFonts w:ascii="Aptos" w:hAnsi="Aptos" w:eastAsia="Aptos" w:cs="Aptos"/>
-          <w:color w:val="000000"/>
-        </w:rPr>
-        <w:t xml:space="preserve">https://www.woodlandtrust.org.uk/plant-trees/trees-for-landowners-and-farmers/morewoods/#:~:text=On%20average%2C%20self%2Dplanted%20projects,landowner%20around%20%C2%A3900%2D2%2C000.)</w:t>
-      </w:r>
-      <w:commentRangeEnd w:id="4"/>
-      <w:r>
-        <w:commentReference w:id="4"/>
+        <w:t xml:space="preserve">WoodlandTrust, 2026)</w:t>
       </w:r>
       <w:r>
         <w:rPr>
           <w:rFonts w:ascii="Aptos" w:hAnsi="Aptos" w:eastAsia="Aptos" w:cs="Aptos"/>
           <w:color w:val="000000"/>
         </w:rPr>
+        <w:t xml:space="preserve">.</w:t>
       </w:r>
       <w:r>
         <w:rPr>
@@ -3423,7 +3500,7 @@
               <wp:inline xmlns:wp="http://schemas.openxmlformats.org/drawingml/2006/wordprocessingDrawing" distT="0" distB="0" distL="0" distR="0">
                 <wp:extent cx="5731510" cy="3709677"/>
                 <wp:effectExtent l="0" t="0" r="0" b="0"/>
-                <wp:docPr id="8" name=""/>
+                <wp:docPr id="9" name=""/>
                 <wp:cNvGraphicFramePr>
                   <a:graphicFrameLocks xmlns:a="http://schemas.openxmlformats.org/drawingml/2006/main" noChangeAspect="1"/>
                 </wp:cNvGraphicFramePr>
@@ -3438,7 +3515,7 @@
                         <pic:nvPr/>
                       </pic:nvPicPr>
                       <pic:blipFill rotWithShape="1">
-                        <a:blip r:embed="rId17"/>
+                        <a:blip r:embed="rId18"/>
                         <a:stretch/>
                       </pic:blipFill>
                       <pic:spPr bwMode="auto">
@@ -3477,8 +3554,8 @@
                 <v:path o:extrusionok="f" gradientshapeok="t" o:connecttype="rect"/>
                 <o:lock v:ext="edit" aspectratio="t"/>
               </v:shapetype>
-              <v:shape id="_x0000_i7" o:spid="_x0000_s7" type="#_x0000_t75" style="width:451.30pt;height:292.10pt;mso-wrap-distance-left:0.00pt;mso-wrap-distance-top:0.00pt;mso-wrap-distance-right:0.00pt;mso-wrap-distance-bottom:0.00pt;z-index:1;" stroked="false">
-                <v:imagedata r:id="rId17" o:title=""/>
+              <v:shape id="_x0000_i8" o:spid="_x0000_s8" type="#_x0000_t75" style="width:451.30pt;height:292.10pt;mso-wrap-distance-left:0.00pt;mso-wrap-distance-top:0.00pt;mso-wrap-distance-right:0.00pt;mso-wrap-distance-bottom:0.00pt;z-index:1;" stroked="false">
+                <v:imagedata r:id="rId18" o:title=""/>
                 <o:lock v:ext="edit" rotation="t"/>
               </v:shape>
             </w:pict>
@@ -3504,13 +3581,8 @@
       <w:r>
         <w:t xml:space="preserve">(</w:t>
       </w:r>
-      <w:commentRangeStart w:id="5"/>
       <w:r>
         <w:t xml:space="preserve">https://github.com/TortoiseLeaf/laurenk_personal_repository_2025/blob/main/UI_Software_Project_Initiation_and_Planning/cash-flow-maui.xlsx) </w:t>
-      </w:r>
-      <w:commentRangeEnd w:id="5"/>
-      <w:r>
-        <w:commentReference w:id="5"/>
       </w:r>
       <w:r>
         <w:rPr>
@@ -3674,7 +3746,7 @@
               <wp:inline xmlns:wp="http://schemas.openxmlformats.org/drawingml/2006/wordprocessingDrawing" distT="0" distB="0" distL="0" distR="0">
                 <wp:extent cx="5731510" cy="2403536"/>
                 <wp:effectExtent l="0" t="0" r="0" b="0"/>
-                <wp:docPr id="9" name=""/>
+                <wp:docPr id="10" name=""/>
                 <wp:cNvGraphicFramePr>
                   <a:graphicFrameLocks xmlns:a="http://schemas.openxmlformats.org/drawingml/2006/main" noChangeAspect="1"/>
                 </wp:cNvGraphicFramePr>
@@ -3689,7 +3761,7 @@
                         <pic:nvPr/>
                       </pic:nvPicPr>
                       <pic:blipFill rotWithShape="1">
-                        <a:blip r:embed="rId18"/>
+                        <a:blip r:embed="rId19"/>
                         <a:stretch/>
                       </pic:blipFill>
                       <pic:spPr bwMode="auto">
@@ -3728,8 +3800,8 @@
                 <v:path o:extrusionok="f" gradientshapeok="t" o:connecttype="rect"/>
                 <o:lock v:ext="edit" aspectratio="t"/>
               </v:shapetype>
-              <v:shape id="_x0000_i8" o:spid="_x0000_s8" type="#_x0000_t75" style="width:451.30pt;height:189.25pt;mso-wrap-distance-left:0.00pt;mso-wrap-distance-top:0.00pt;mso-wrap-distance-right:0.00pt;mso-wrap-distance-bottom:0.00pt;z-index:1;" stroked="false">
-                <v:imagedata r:id="rId18" o:title=""/>
+              <v:shape id="_x0000_i9" o:spid="_x0000_s9" type="#_x0000_t75" style="width:451.30pt;height:189.25pt;mso-wrap-distance-left:0.00pt;mso-wrap-distance-top:0.00pt;mso-wrap-distance-right:0.00pt;mso-wrap-distance-bottom:0.00pt;z-index:1;" stroked="false">
+                <v:imagedata r:id="rId19" o:title=""/>
                 <o:lock v:ext="edit" rotation="t"/>
               </v:shape>
             </w:pict>
@@ -3924,7 +3996,6 @@
       <w:r>
         <w:t xml:space="preserve">Progress is documented in the meta skills pdf </w:t>
       </w:r>
-      <w:commentRangeStart w:id="6"/>
       <w:r>
         <w:rPr>
           <w:highlight w:val="none"/>
@@ -3976,7 +4047,7 @@
               <wp:inline xmlns:wp="http://schemas.openxmlformats.org/drawingml/2006/wordprocessingDrawing" distT="0" distB="0" distL="0" distR="0">
                 <wp:extent cx="5731510" cy="3179240"/>
                 <wp:effectExtent l="0" t="0" r="0" b="0"/>
-                <wp:docPr id="10" name=""/>
+                <wp:docPr id="11" name=""/>
                 <wp:cNvGraphicFramePr>
                   <a:graphicFrameLocks xmlns:a="http://schemas.openxmlformats.org/drawingml/2006/main" noChangeAspect="1"/>
                 </wp:cNvGraphicFramePr>
@@ -3991,7 +4062,7 @@
                         <pic:nvPr/>
                       </pic:nvPicPr>
                       <pic:blipFill rotWithShape="1">
-                        <a:blip r:embed="rId19"/>
+                        <a:blip r:embed="rId20"/>
                         <a:stretch/>
                       </pic:blipFill>
                       <pic:spPr bwMode="auto">
@@ -4030,8 +4101,8 @@
                 <v:path o:extrusionok="f" gradientshapeok="t" o:connecttype="rect"/>
                 <o:lock v:ext="edit" aspectratio="t"/>
               </v:shapetype>
-              <v:shape id="_x0000_i9" o:spid="_x0000_s9" type="#_x0000_t75" style="width:451.30pt;height:250.33pt;mso-wrap-distance-left:0.00pt;mso-wrap-distance-top:0.00pt;mso-wrap-distance-right:0.00pt;mso-wrap-distance-bottom:0.00pt;z-index:1;" stroked="false">
-                <v:imagedata r:id="rId19" o:title=""/>
+              <v:shape id="_x0000_i10" o:spid="_x0000_s10" type="#_x0000_t75" style="width:451.30pt;height:250.33pt;mso-wrap-distance-left:0.00pt;mso-wrap-distance-top:0.00pt;mso-wrap-distance-right:0.00pt;mso-wrap-distance-bottom:0.00pt;z-index:1;" stroked="false">
+                <v:imagedata r:id="rId20" o:title=""/>
                 <o:lock v:ext="edit" rotation="t"/>
               </v:shape>
             </w:pict>
@@ -4070,7 +4141,7 @@
               <wp:inline xmlns:wp="http://schemas.openxmlformats.org/drawingml/2006/wordprocessingDrawing" distT="0" distB="0" distL="0" distR="0">
                 <wp:extent cx="5731510" cy="3115675"/>
                 <wp:effectExtent l="0" t="0" r="0" b="0"/>
-                <wp:docPr id="11" name=""/>
+                <wp:docPr id="12" name=""/>
                 <wp:cNvGraphicFramePr>
                   <a:graphicFrameLocks xmlns:a="http://schemas.openxmlformats.org/drawingml/2006/main" noChangeAspect="1"/>
                 </wp:cNvGraphicFramePr>
@@ -4085,7 +4156,7 @@
                         <pic:nvPr/>
                       </pic:nvPicPr>
                       <pic:blipFill rotWithShape="1">
-                        <a:blip r:embed="rId20"/>
+                        <a:blip r:embed="rId21"/>
                         <a:stretch/>
                       </pic:blipFill>
                       <pic:spPr bwMode="auto">
@@ -4124,8 +4195,8 @@
                 <v:path o:extrusionok="f" gradientshapeok="t" o:connecttype="rect"/>
                 <o:lock v:ext="edit" aspectratio="t"/>
               </v:shapetype>
-              <v:shape id="_x0000_i10" o:spid="_x0000_s10" type="#_x0000_t75" style="width:451.30pt;height:245.33pt;mso-wrap-distance-left:0.00pt;mso-wrap-distance-top:0.00pt;mso-wrap-distance-right:0.00pt;mso-wrap-distance-bottom:0.00pt;z-index:1;" stroked="false">
-                <v:imagedata r:id="rId20" o:title=""/>
+              <v:shape id="_x0000_i11" o:spid="_x0000_s11" type="#_x0000_t75" style="width:451.30pt;height:245.33pt;mso-wrap-distance-left:0.00pt;mso-wrap-distance-top:0.00pt;mso-wrap-distance-right:0.00pt;mso-wrap-distance-bottom:0.00pt;z-index:1;" stroked="false">
+                <v:imagedata r:id="rId21" o:title=""/>
                 <o:lock v:ext="edit" rotation="t"/>
               </v:shape>
             </w:pict>
@@ -4156,10 +4227,6 @@
       <w:r>
         <w:t xml:space="preserve">(https://github.com/TortoiseLeaf/laurenk_personal_repository_2025/blob/main/UI_Software_Project_Management</w:t>
       </w:r>
-      <w:commentRangeEnd w:id="6"/>
-      <w:r>
-        <w:commentReference w:id="6"/>
-      </w:r>
       <w:r>
         <w:t xml:space="preserve">_Lifecycles/Lauren%20Keenan%20Self%20assessment%20tool%20final.pdf)</w:t>
       </w:r>
@@ -4293,6 +4360,40 @@
       </w:pPr>
       <w:r/>
       <w:r/>
+      <w:r/>
+    </w:p>
+    <w:p>
+      <w:pPr>
+        <w:pBdr/>
+        <w:spacing/>
+        <w:ind/>
+        <w:rPr/>
+      </w:pPr>
+      <w:r/>
+      <w:r>
+        <w:t xml:space="preserve">WoodlandTrust  (2026) </w:t>
+      </w:r>
+      <w:r>
+        <w:rPr>
+          <w:i/>
+          <w:iCs/>
+        </w:rPr>
+        <w:t xml:space="preserve">Plant Trees on Your Land with MOREwoods – WoodlandTrust.</w:t>
+      </w:r>
+      <w:r>
+        <w:t xml:space="preserve"> Available at: </w:t>
+      </w:r>
+      <w:r>
+        <w:t xml:space="preserve">https://www.woodlandtrust.org.uk/plant-trees/trees-for-landowners-and-farmers/morewoods/#:~:text=On%20average%2C%20self%2Dplanted%20projects,landowner%20around%20%C2%A3900%2D2%2C000.</w:t>
+      </w:r>
+      <w:r>
+        <w:t xml:space="preserve"> </w:t>
+      </w:r>
+      <w:r>
+        <w:t xml:space="preserve"> (Accessed: 16 April 2026).</w:t>
+      </w:r>
+      <w:r/>
+      <w:r/>
     </w:p>
     <w:sectPr>
       <w:footnotePr/>
@@ -4304,198 +4405,6 @@
     </w:sectPr>
   </w:body>
 </w:document>
-</file>
-
-<file path=word/comments.xml><?xml version="1.0" encoding="utf-8"?>
-<w:comments xmlns:wpc="http://schemas.microsoft.com/office/word/2010/wordprocessingCanvas" xmlns:mc="http://schemas.openxmlformats.org/markup-compatibility/2006" xmlns:o="urn:schemas-microsoft-com:office:office" xmlns:r="http://schemas.openxmlformats.org/officeDocument/2006/relationships" xmlns:m="http://schemas.openxmlformats.org/officeDocument/2006/math" xmlns:v="urn:schemas-microsoft-com:vml" xmlns:wp14="http://schemas.microsoft.com/office/word/2010/wordprocessingDrawing" xmlns:wp="http://schemas.openxmlformats.org/drawingml/2006/wordprocessingDrawing" xmlns:w10="urn:schemas-microsoft-com:office:word" xmlns:w="http://schemas.openxmlformats.org/wordprocessingml/2006/main" xmlns:w14="http://schemas.microsoft.com/office/word/2010/wordml" xmlns:w15="http://schemas.microsoft.com/office/word/2012/wordml" xmlns:wpg="http://schemas.microsoft.com/office/word/2010/wordprocessingGroup" xmlns:wpi="http://schemas.microsoft.com/office/word/2010/wordprocessingInk" xmlns:wne="http://schemas.microsoft.com/office/word/2006/wordml" xmlns:wps="http://schemas.microsoft.com/office/word/2010/wordprocessingShape" mc:Ignorable="w14 w15 wp14">
-  <w:comment w:id="6" w:author="Ben Williams" w:date="2026-04-01T13:04:00Z" w:initials="BW">
-    <w:p>
-      <w:pPr>
-        <w:spacing w:line="240" w:after="0" w:lineRule="auto" w:before="0"/>
-        <w:ind w:firstLine="0" w:left="0" w:right="0"/>
-        <w:jc w:val="left"/>
-      </w:pPr>
-      <w:r>
-        <w:rPr>
-          <w:rFonts w:eastAsia="Arial" w:ascii="Arial" w:hAnsi="Arial" w:cs="Arial"/>
-          <w:sz w:val="22"/>
-        </w:rPr>
-        <w:t xml:space="preserve">Again a screenshot of your meta skills pdfs here would be great - you have done a lot of work outwith the plan so bring some of it in the BP is about bringing all these elements together. You could also be more in depth about how your weak skills have been developed this year - or not - what went well what was a challenge etc.  </w:t>
-      </w:r>
-    </w:p>
-  </w:comment>
-  <w:comment w:id="5" w:author="Ben Williams" w:date="2026-04-01T13:01:00Z" w:initials="BW">
-    <w:p>
-      <w:pPr>
-        <w:spacing w:line="240" w:after="0" w:lineRule="auto" w:before="0"/>
-        <w:ind w:firstLine="0" w:left="0" w:right="0"/>
-        <w:jc w:val="left"/>
-      </w:pPr>
-      <w:r>
-        <w:rPr>
-          <w:rFonts w:eastAsia="Arial" w:ascii="Arial" w:hAnsi="Arial" w:cs="Arial"/>
-          <w:sz w:val="22"/>
-        </w:rPr>
-        <w:t xml:space="preserve">Could you screenshot this? </w:t>
-      </w:r>
-    </w:p>
-  </w:comment>
-  <w:comment w:id="4" w:author="Ben Williams" w:date="2026-04-01T13:01:00Z" w:initials="BW">
-    <w:p>
-      <w:pPr>
-        <w:spacing w:line="240" w:after="0" w:lineRule="auto" w:before="0"/>
-        <w:ind w:firstLine="0" w:left="0" w:right="0"/>
-        <w:jc w:val="left"/>
-      </w:pPr>
-      <w:r>
-        <w:rPr>
-          <w:rFonts w:eastAsia="Arial" w:ascii="Arial" w:hAnsi="Arial" w:cs="Arial"/>
-          <w:sz w:val="22"/>
-        </w:rPr>
-        <w:t xml:space="preserve">Make sure all urls are included in your reference list </w:t>
-      </w:r>
-    </w:p>
-  </w:comment>
-  <w:comment w:id="3" w:author="Ben Williams" w:date="2026-04-01T13:00:00Z" w:initials="BW">
-    <w:p>
-      <w:pPr>
-        <w:spacing w:line="240" w:after="0" w:lineRule="auto" w:before="0"/>
-        <w:ind w:firstLine="0" w:left="0" w:right="0"/>
-        <w:jc w:val="left"/>
-      </w:pPr>
-      <w:r>
-        <w:rPr>
-          <w:rFonts w:eastAsia="Arial" w:ascii="Arial" w:hAnsi="Arial" w:cs="Arial"/>
-          <w:sz w:val="22"/>
-        </w:rPr>
-        <w:t xml:space="preserve">Yes I can help with this and we can add in a visual of the spreadsheet</w:t>
-      </w:r>
-    </w:p>
-  </w:comment>
-  <w:comment w:id="2" w:author="Ben Williams" w:date="2026-04-01T13:06:00Z" w:initials="BW">
-    <w:p>
-      <w:pPr>
-        <w:spacing w:line="240" w:after="0" w:lineRule="auto" w:before="0"/>
-        <w:ind w:firstLine="0" w:left="0" w:right="0"/>
-        <w:jc w:val="left"/>
-      </w:pPr>
-      <w:r>
-        <w:rPr>
-          <w:rFonts w:eastAsia="Arial" w:ascii="Arial" w:hAnsi="Arial" w:cs="Arial"/>
-          <w:sz w:val="22"/>
-        </w:rPr>
-        <w:t xml:space="preserve">You should screenshot your competitor analysis in here the pdf - as that is great work too and worth showing in the BP itself</w:t>
-      </w:r>
-    </w:p>
-  </w:comment>
-  <w:comment w:id="1" w:author="Ben Williams" w:date="2026-04-01T13:00:00Z" w:initials="BW">
-    <w:p>
-      <w:pPr>
-        <w:spacing w:line="240" w:after="0" w:lineRule="auto" w:before="0"/>
-        <w:ind w:firstLine="0" w:left="0" w:right="0"/>
-        <w:jc w:val="left"/>
-      </w:pPr>
-      <w:r>
-        <w:rPr>
-          <w:rFonts w:eastAsia="Arial" w:ascii="Arial" w:hAnsi="Arial" w:cs="Arial"/>
-          <w:sz w:val="22"/>
-        </w:rPr>
-        <w:t xml:space="preserve">This is excellent well done for giving it a go and strong analysis too. You may benefit from another map to compare against different variables - e.g. number of users vs env impact or similar </w:t>
-      </w:r>
-    </w:p>
-  </w:comment>
-  <w:comment w:id="0" w:author="Ben Williams" w:date="2026-04-01T13:05:00Z" w:initials="BW">
-    <w:p>
-      <w:pPr>
-        <w:spacing w:line="240" w:after="0" w:lineRule="auto" w:before="0"/>
-        <w:ind w:firstLine="0" w:left="0" w:right="0"/>
-        <w:jc w:val="left"/>
-      </w:pPr>
-      <w:r>
-        <w:rPr>
-          <w:rFonts w:eastAsia="Arial" w:ascii="Arial" w:hAnsi="Arial" w:cs="Arial"/>
-          <w:sz w:val="22"/>
-        </w:rPr>
-        <w:t xml:space="preserve">Could include more here about what stage you are at - e.g. you have already secured some funding etc - say more about the project - include some pictures etc.</w:t>
-      </w:r>
-    </w:p>
-  </w:comment>
-</w:comments>
-</file>
-
-<file path=word/commentsDocument.xml><?xml version="1.0" encoding="utf-8"?>
-<w:comments xmlns:wpc="http://schemas.microsoft.com/office/word/2010/wordprocessingCanvas" xmlns:mc="http://schemas.openxmlformats.org/markup-compatibility/2006" xmlns:o="urn:schemas-microsoft-com:office:office" xmlns:r="http://schemas.openxmlformats.org/officeDocument/2006/relationships" xmlns:m="http://schemas.openxmlformats.org/officeDocument/2006/math" xmlns:v="urn:schemas-microsoft-com:vml" xmlns:wp14="http://schemas.microsoft.com/office/word/2010/wordprocessingDrawing" xmlns:wp="http://schemas.openxmlformats.org/drawingml/2006/wordprocessingDrawing" xmlns:w10="urn:schemas-microsoft-com:office:word" xmlns:w="http://schemas.openxmlformats.org/wordprocessingml/2006/main" xmlns:w14="http://schemas.microsoft.com/office/word/2010/wordml" xmlns:w15="http://schemas.microsoft.com/office/word/2012/wordml" xmlns:wpg="http://schemas.microsoft.com/office/word/2010/wordprocessingGroup" xmlns:wpi="http://schemas.microsoft.com/office/word/2010/wordprocessingInk" xmlns:wne="http://schemas.microsoft.com/office/word/2006/wordml" xmlns:wps="http://schemas.microsoft.com/office/word/2010/wordprocessingShape" mc:Ignorable="w14 w15 wp14">
-  <w:comment w:id="0" w:author="Ben Williams" w:date="2026-04-01T12:50:00Z" w:initials="BW">
-    <w:p>
-      <w:pPr>
-        <w:spacing w:line="240" w:after="0" w:lineRule="auto" w:before="0"/>
-        <w:ind w:firstLine="0" w:left="0" w:right="0"/>
-        <w:jc w:val="left"/>
-      </w:pPr>
-      <w:r>
-        <w:rPr>
-          <w:rFonts w:eastAsia="Arial" w:ascii="Arial" w:hAnsi="Arial" w:cs="Arial"/>
-          <w:sz w:val="22"/>
-        </w:rPr>
-        <w:t xml:space="preserve">Have added in automatic table of contents you can right click and update once more work is done and it will update automatically</w:t>
-      </w:r>
-    </w:p>
-  </w:comment>
-</w:comments>
-</file>
-
-<file path=word/commentsExtended.xml><?xml version="1.0" encoding="utf-8"?>
-<w15:commentsEx xmlns:wpc="http://schemas.microsoft.com/office/word/2010/wordprocessingCanvas" xmlns:mc="http://schemas.openxmlformats.org/markup-compatibility/2006" xmlns:o="urn:schemas-microsoft-com:office:office" xmlns:r="http://schemas.openxmlformats.org/officeDocument/2006/relationships" xmlns:m="http://schemas.openxmlformats.org/officeDocument/2006/math" xmlns:v="urn:schemas-microsoft-com:vml" xmlns:wp14="http://schemas.microsoft.com/office/word/2010/wordprocessingDrawing" xmlns:wp="http://schemas.openxmlformats.org/drawingml/2006/wordprocessingDrawing" xmlns:w10="urn:schemas-microsoft-com:office:word" xmlns:w="http://schemas.openxmlformats.org/wordprocessingml/2006/main" xmlns:w14="http://schemas.microsoft.com/office/word/2010/wordml" xmlns:w15="http://schemas.microsoft.com/office/word/2012/wordml" xmlns:wpg="http://schemas.microsoft.com/office/word/2010/wordprocessingGroup" xmlns:wpi="http://schemas.microsoft.com/office/word/2010/wordprocessingInk" xmlns:wne="http://schemas.microsoft.com/office/word/2006/wordml" xmlns:wps="http://schemas.microsoft.com/office/word/2010/wordprocessingShape" mc:Ignorable="w14 w15 wp14">
-  <w15:commentEx w15:paraId="00000001" w15:done="1"/>
-  <w15:commentEx w15:paraId="00000002" w15:done="1"/>
-  <w15:commentEx w15:paraId="00000003" w15:done="0"/>
-  <w15:commentEx w15:paraId="00000004" w15:done="0"/>
-  <w15:commentEx w15:paraId="00000005" w15:done="1"/>
-  <w15:commentEx w15:paraId="00000006" w15:done="1"/>
-  <w15:commentEx w15:paraId="00000007" w15:done="1"/>
-</w15:commentsEx>
-</file>
-
-<file path=word/commentsExtendedDocument.xml><?xml version="1.0" encoding="utf-8"?>
-<w15:commentsEx xmlns:wpc="http://schemas.microsoft.com/office/word/2010/wordprocessingCanvas" xmlns:mc="http://schemas.openxmlformats.org/markup-compatibility/2006" xmlns:o="urn:schemas-microsoft-com:office:office" xmlns:r="http://schemas.openxmlformats.org/officeDocument/2006/relationships" xmlns:m="http://schemas.openxmlformats.org/officeDocument/2006/math" xmlns:v="urn:schemas-microsoft-com:vml" xmlns:wp14="http://schemas.microsoft.com/office/word/2010/wordprocessingDrawing" xmlns:wp="http://schemas.openxmlformats.org/drawingml/2006/wordprocessingDrawing" xmlns:w10="urn:schemas-microsoft-com:office:word" xmlns:w="http://schemas.openxmlformats.org/wordprocessingml/2006/main" xmlns:w14="http://schemas.microsoft.com/office/word/2010/wordml" xmlns:w15="http://schemas.microsoft.com/office/word/2012/wordml" xmlns:wpg="http://schemas.microsoft.com/office/word/2010/wordprocessingGroup" xmlns:wpi="http://schemas.microsoft.com/office/word/2010/wordprocessingInk" xmlns:wne="http://schemas.microsoft.com/office/word/2006/wordml" xmlns:wps="http://schemas.microsoft.com/office/word/2010/wordprocessingShape" mc:Ignorable="w14 w15 wp14">
-  <w15:commentEx w15:paraId="00000001" w15:done="1"/>
-</w15:commentsEx>
-</file>
-
-<file path=word/commentsExtensible.xml><?xml version="1.0" encoding="utf-8"?>
-<w16cex:commentsExtensible xmlns:wpc="http://schemas.microsoft.com/office/word/2010/wordprocessingCanvas" xmlns:cx="http://schemas.microsoft.com/office/drawing/2014/chartex" xmlns:cx1="http://schemas.microsoft.com/office/drawing/2015/9/8/chartex" xmlns:cx2="http://schemas.microsoft.com/office/drawing/2015/10/21/chartex" xmlns:cx3="http://schemas.microsoft.com/office/drawing/2016/5/9/chartex" xmlns:cx4="http://schemas.microsoft.com/office/drawing/2016/5/10/chartex" xmlns:cx5="http://schemas.microsoft.com/office/drawing/2016/5/11/chartex" xmlns:cx6="http://schemas.microsoft.com/office/drawing/2016/5/12/chartex" xmlns:cx7="http://schemas.microsoft.com/office/drawing/2016/5/13/chartex" xmlns:cx8="http://schemas.microsoft.com/office/drawing/2016/5/14/chartex" xmlns:mc="http://schemas.openxmlformats.org/markup-compatibility/2006" xmlns:aink="http://schemas.microsoft.com/office/drawing/2016/ink" xmlns:am3d="http://schemas.microsoft.com/office/drawing/2017/model3d" xmlns:o="urn:schemas-microsoft-com:office:office" xmlns:r="http://schemas.openxmlformats.org/officeDocument/2006/relationships" xmlns:m="http://schemas.openxmlformats.org/officeDocument/2006/math" xmlns:v="urn:schemas-microsoft-com:vml" xmlns:wp14="http://schemas.microsoft.com/office/word/2010/wordprocessingDrawing" xmlns:wp="http://schemas.openxmlformats.org/drawingml/2006/wordprocessingDrawing" xmlns:w10="urn:schemas-microsoft-com:office:word" xmlns:w="http://schemas.openxmlformats.org/wordprocessingml/2006/main" xmlns:w14="http://schemas.microsoft.com/office/word/2010/wordml" xmlns:w15="http://schemas.microsoft.com/office/word/2012/wordml" xmlns:w16cex="http://schemas.microsoft.com/office/word/2018/wordml/cex" xmlns:w16cid="http://schemas.microsoft.com/office/word/2016/wordml/cid" xmlns:w16="http://schemas.microsoft.com/office/word/2018/wordml" xmlns:w16se="http://schemas.microsoft.com/office/word/2015/wordml/symex" xmlns:wpg="http://schemas.microsoft.com/office/word/2010/wordprocessingGroup" xmlns:wpi="http://schemas.microsoft.com/office/word/2010/wordprocessingInk" xmlns:wne="http://schemas.microsoft.com/office/word/2006/wordml" xmlns:wps="http://schemas.microsoft.com/office/word/2010/wordprocessingShape" mc:Ignorable="w14 w15 w16se w16cid w16 w16cex wp14">
-  <w16cex:commentExtensible w16cex:durableId="716FEE7B" w16cex:dateUtc="2026-04-01T12:04:00Z"/>
-  <w16cex:commentExtensible w16cex:durableId="62FFD77D" w16cex:dateUtc="2026-04-01T12:01:00Z"/>
-  <w16cex:commentExtensible w16cex:durableId="05D2E61E" w16cex:dateUtc="2026-04-01T12:01:00Z"/>
-  <w16cex:commentExtensible w16cex:durableId="056C233C" w16cex:dateUtc="2026-04-01T12:00:00Z"/>
-  <w16cex:commentExtensible w16cex:durableId="780BF147" w16cex:dateUtc="2026-04-01T12:06:00Z"/>
-  <w16cex:commentExtensible w16cex:durableId="12A93584" w16cex:dateUtc="2026-04-01T12:00:00Z"/>
-  <w16cex:commentExtensible w16cex:durableId="39C554EB" w16cex:dateUtc="2026-04-01T12:05:00Z"/>
-</w16cex:commentsExtensible>
-</file>
-
-<file path=word/commentsExtensibleDocument.xml><?xml version="1.0" encoding="utf-8"?>
-<w16cex:commentsExtensible xmlns:wpc="http://schemas.microsoft.com/office/word/2010/wordprocessingCanvas" xmlns:cx="http://schemas.microsoft.com/office/drawing/2014/chartex" xmlns:cx1="http://schemas.microsoft.com/office/drawing/2015/9/8/chartex" xmlns:cx2="http://schemas.microsoft.com/office/drawing/2015/10/21/chartex" xmlns:cx3="http://schemas.microsoft.com/office/drawing/2016/5/9/chartex" xmlns:cx4="http://schemas.microsoft.com/office/drawing/2016/5/10/chartex" xmlns:cx5="http://schemas.microsoft.com/office/drawing/2016/5/11/chartex" xmlns:cx6="http://schemas.microsoft.com/office/drawing/2016/5/12/chartex" xmlns:cx7="http://schemas.microsoft.com/office/drawing/2016/5/13/chartex" xmlns:cx8="http://schemas.microsoft.com/office/drawing/2016/5/14/chartex" xmlns:mc="http://schemas.openxmlformats.org/markup-compatibility/2006" xmlns:aink="http://schemas.microsoft.com/office/drawing/2016/ink" xmlns:am3d="http://schemas.microsoft.com/office/drawing/2017/model3d" xmlns:o="urn:schemas-microsoft-com:office:office" xmlns:r="http://schemas.openxmlformats.org/officeDocument/2006/relationships" xmlns:m="http://schemas.openxmlformats.org/officeDocument/2006/math" xmlns:v="urn:schemas-microsoft-com:vml" xmlns:wp14="http://schemas.microsoft.com/office/word/2010/wordprocessingDrawing" xmlns:wp="http://schemas.openxmlformats.org/drawingml/2006/wordprocessingDrawing" xmlns:w10="urn:schemas-microsoft-com:office:word" xmlns:w="http://schemas.openxmlformats.org/wordprocessingml/2006/main" xmlns:w14="http://schemas.microsoft.com/office/word/2010/wordml" xmlns:w15="http://schemas.microsoft.com/office/word/2012/wordml" xmlns:w16cex="http://schemas.microsoft.com/office/word/2018/wordml/cex" xmlns:w16cid="http://schemas.microsoft.com/office/word/2016/wordml/cid" xmlns:w16="http://schemas.microsoft.com/office/word/2018/wordml" xmlns:w16se="http://schemas.microsoft.com/office/word/2015/wordml/symex" xmlns:wpg="http://schemas.microsoft.com/office/word/2010/wordprocessingGroup" xmlns:wpi="http://schemas.microsoft.com/office/word/2010/wordprocessingInk" xmlns:wne="http://schemas.microsoft.com/office/word/2006/wordml" xmlns:wps="http://schemas.microsoft.com/office/word/2010/wordprocessingShape" mc:Ignorable="w14 w15 w16se w16cid w16 w16cex wp14">
-  <w16cex:commentExtensible w16cex:durableId="0F1C0857" w16cex:dateUtc="2026-04-01T11:50:00Z"/>
-</w16cex:commentsExtensible>
-</file>
-
-<file path=word/commentsIds.xml><?xml version="1.0" encoding="utf-8"?>
-<w16cid:commentsIds xmlns:mc="http://schemas.openxmlformats.org/markup-compatibility/2006" xmlns:w16cid="http://schemas.microsoft.com/office/word/2016/wordml/cid" mc:Ignorable="w16cid">
-  <w16cid:commentId w16cid:paraId="00000001" w16cid:durableId="716FEE7B"/>
-  <w16cid:commentId w16cid:paraId="00000002" w16cid:durableId="62FFD77D"/>
-  <w16cid:commentId w16cid:paraId="00000003" w16cid:durableId="05D2E61E"/>
-  <w16cid:commentId w16cid:paraId="00000004" w16cid:durableId="056C233C"/>
-  <w16cid:commentId w16cid:paraId="00000005" w16cid:durableId="780BF147"/>
-  <w16cid:commentId w16cid:paraId="00000006" w16cid:durableId="12A93584"/>
-  <w16cid:commentId w16cid:paraId="00000007" w16cid:durableId="39C554EB"/>
-</w16cid:commentsIds>
-</file>
-
-<file path=word/commentsIdsDocument.xml><?xml version="1.0" encoding="utf-8"?>
-<w16cid:commentsIds xmlns:mc="http://schemas.openxmlformats.org/markup-compatibility/2006" xmlns:w16cid="http://schemas.microsoft.com/office/word/2016/wordml/cid" mc:Ignorable="w16cid">
-  <w16cid:commentId w16cid:paraId="00000001" w16cid:durableId="0F1C0857"/>
-</w16cid:commentsIds>
 </file>
 
 <file path=word/endnotes.xml><?xml version="1.0" encoding="utf-8"?>
@@ -5707,22 +5616,6 @@
     <w:abstractNumId w:val="4"/>
   </w:num>
 </w:numbering>
-</file>
-
-<file path=word/people.xml><?xml version="1.0" encoding="utf-8"?>
-<w15:people xmlns:wpc="http://schemas.microsoft.com/office/word/2010/wordprocessingCanvas" xmlns:mc="http://schemas.openxmlformats.org/markup-compatibility/2006" xmlns:o="urn:schemas-microsoft-com:office:office" xmlns:r="http://schemas.openxmlformats.org/officeDocument/2006/relationships" xmlns:m="http://schemas.openxmlformats.org/officeDocument/2006/math" xmlns:v="urn:schemas-microsoft-com:vml" xmlns:wp14="http://schemas.microsoft.com/office/word/2010/wordprocessingDrawing" xmlns:wp="http://schemas.openxmlformats.org/drawingml/2006/wordprocessingDrawing" xmlns:w10="urn:schemas-microsoft-com:office:word" xmlns:w="http://schemas.openxmlformats.org/wordprocessingml/2006/main" xmlns:w14="http://schemas.microsoft.com/office/word/2010/wordml" xmlns:w15="http://schemas.microsoft.com/office/word/2012/wordml" xmlns:wpg="http://schemas.microsoft.com/office/word/2010/wordprocessingGroup" xmlns:wpi="http://schemas.microsoft.com/office/word/2010/wordprocessingInk" xmlns:wne="http://schemas.microsoft.com/office/word/2006/wordml" xmlns:wps="http://schemas.microsoft.com/office/word/2010/wordprocessingShape" mc:Ignorable="w14 w15 wp14">
-  <w15:person w15:author="Ben Williams">
-    <w15:presenceInfo w15:providerId="Teamlab" w15:userId="S::NWH2BW@uhi.ac.uk::daa41307-6cb8-45a6-8e76-405b19f8a35a"/>
-  </w15:person>
-</w15:people>
-</file>
-
-<file path=word/peopleDocument.xml><?xml version="1.0" encoding="utf-8"?>
-<w15:people xmlns:wpc="http://schemas.microsoft.com/office/word/2010/wordprocessingCanvas" xmlns:mc="http://schemas.openxmlformats.org/markup-compatibility/2006" xmlns:o="urn:schemas-microsoft-com:office:office" xmlns:r="http://schemas.openxmlformats.org/officeDocument/2006/relationships" xmlns:m="http://schemas.openxmlformats.org/officeDocument/2006/math" xmlns:v="urn:schemas-microsoft-com:vml" xmlns:wp14="http://schemas.microsoft.com/office/word/2010/wordprocessingDrawing" xmlns:wp="http://schemas.openxmlformats.org/drawingml/2006/wordprocessingDrawing" xmlns:w10="urn:schemas-microsoft-com:office:word" xmlns:w="http://schemas.openxmlformats.org/wordprocessingml/2006/main" xmlns:w14="http://schemas.microsoft.com/office/word/2010/wordml" xmlns:w15="http://schemas.microsoft.com/office/word/2012/wordml" xmlns:wpg="http://schemas.microsoft.com/office/word/2010/wordprocessingGroup" xmlns:wpi="http://schemas.microsoft.com/office/word/2010/wordprocessingInk" xmlns:wne="http://schemas.microsoft.com/office/word/2006/wordml" xmlns:wps="http://schemas.microsoft.com/office/word/2010/wordprocessingShape" mc:Ignorable="w14 w15 wp14">
-  <w15:person w15:author="Ben Williams">
-    <w15:presenceInfo w15:providerId="Teamlab" w15:userId="S::NWH2BW@uhi.ac.uk::daa41307-6cb8-45a6-8e76-405b19f8a35a"/>
-  </w15:person>
-</w15:people>
 </file>
 
 <file path=word/styles.xml><?xml version="1.0" encoding="utf-8"?>
